--- a/01-电源电路/03-整流滤波电路/多倍压整流电路/多倍压整流电路.docx
+++ b/01-电源电路/03-整流滤波电路/多倍压整流电路/多倍压整流电路.docx
@@ -2572,6 +2572,20 @@
     </w:p>
     <w:bookmarkEnd w:id="26"/>
     <w:bookmarkEnd w:id="27"/>
+    <w:p>
+      <w:pPr>
+        <w:spacing w:before="360"/>
+        <w:jc w:val="center"/>
+      </w:pPr>
+      <w:r>
+        <w:rPr>
+          <w:rFonts w:ascii="Times New Roman" w:hAnsi="Times New Roman"/>
+          <w:color w:val="555555"/>
+          <w:sz w:val="21"/>
+        </w:rPr>
+        <w:t>材料收集者：杜文杰</w:t>
+      </w:r>
+    </w:p>
     <w:sectPr>
       <w:headerReference r:id="rId9" w:type="default"/>
       <w:footerReference r:id="rId10" w:type="default"/>

--- a/01-电源电路/03-整流滤波电路/多倍压整流电路/多倍压整流电路.docx
+++ b/01-电源电路/03-整流滤波电路/多倍压整流电路/多倍压整流电路.docx
@@ -1,6 +1,6 @@
 
 <file path=word/document.xml><?xml version="1.0" encoding="utf-8"?>
-<w:document xmlns:w="http://schemas.openxmlformats.org/wordprocessingml/2006/main" xmlns:m="http://schemas.openxmlformats.org/officeDocument/2006/math" xmlns:r="http://schemas.openxmlformats.org/officeDocument/2006/relationships" xmlns:o="urn:schemas-microsoft-com:office:office" xmlns:v="urn:schemas-microsoft-com:vml" xmlns:w10="urn:schemas-microsoft-com:office:word" xmlns:a="http://schemas.openxmlformats.org/drawingml/2006/main" xmlns:pic="http://schemas.openxmlformats.org/drawingml/2006/picture" xmlns:wp="http://schemas.openxmlformats.org/drawingml/2006/wordprocessingDrawing">
+<w:document xmlns:m="http://schemas.openxmlformats.org/officeDocument/2006/math" xmlns:r="http://schemas.openxmlformats.org/officeDocument/2006/relationships" xmlns:w="http://schemas.openxmlformats.org/wordprocessingml/2006/main" xmlns:o="urn:schemas-microsoft-com:office:office" xmlns:v="urn:schemas-microsoft-com:vml" xmlns:w10="urn:schemas-microsoft-com:office:word" xmlns:a="http://schemas.openxmlformats.org/drawingml/2006/main" xmlns:pic="http://schemas.openxmlformats.org/drawingml/2006/picture" xmlns:wp="http://schemas.openxmlformats.org/drawingml/2006/wordprocessingDrawing">
   <w:body>
     <w:bookmarkStart w:id="27" w:name="多倍压整流电路"/>
     <w:p>
@@ -9,7 +9,7 @@
       </w:pPr>
       <w:r>
         <w:rPr>
-          <w:rFonts w:hint="eastAsia"/>
+          <w:rFonts w:hint="eastAsia" w:eastAsia="黑体"/>
         </w:rPr>
         <w:t xml:space="preserve">多倍压整流电路</w:t>
       </w:r>
@@ -21,7 +21,7 @@
       </w:pPr>
       <w:r>
         <w:rPr>
-          <w:rFonts w:hint="eastAsia"/>
+          <w:rFonts w:hint="eastAsia" w:eastAsia="黑体"/>
         </w:rPr>
         <w:t xml:space="preserve">拓扑描述</w:t>
       </w:r>
@@ -32,11 +32,14 @@
       </w:pPr>
       <w:r>
         <w:rPr>
-          <w:rFonts w:hint="eastAsia"/>
+          <w:rFonts w:hint="eastAsia" w:eastAsia="黑体"/>
         </w:rPr>
         <w:t xml:space="preserve">本电路由</w:t>
       </w:r>
       <w:r>
+        <w:rPr>
+          <w:rFonts w:eastAsia="黑体"/>
+        </w:rPr>
         <w:t xml:space="preserve"> </w:t>
       </w:r>
       <m:oMath>
@@ -45,15 +48,21 @@
         </m:r>
       </m:oMath>
       <w:r>
+        <w:rPr>
+          <w:rFonts w:eastAsia="黑体"/>
+        </w:rPr>
         <w:t xml:space="preserve"> </w:t>
       </w:r>
       <w:r>
         <w:rPr>
-          <w:rFonts w:hint="eastAsia"/>
+          <w:rFonts w:hint="eastAsia" w:eastAsia="黑体"/>
         </w:rPr>
         <w:t xml:space="preserve">个二极管</w:t>
       </w:r>
       <w:r>
+        <w:rPr>
+          <w:rFonts w:eastAsia="黑体"/>
+        </w:rPr>
         <w:t xml:space="preserve"> </w:t>
       </w:r>
       <m:oMath>
@@ -101,15 +110,21 @@
         </m:sSub>
       </m:oMath>
       <w:r>
+        <w:rPr>
+          <w:rFonts w:eastAsia="黑体"/>
+        </w:rPr>
         <w:t xml:space="preserve"> </w:t>
       </w:r>
       <w:r>
         <w:rPr>
-          <w:rFonts w:hint="eastAsia"/>
+          <w:rFonts w:hint="eastAsia" w:eastAsia="黑体"/>
         </w:rPr>
         <w:t xml:space="preserve">与</w:t>
       </w:r>
       <w:r>
+        <w:rPr>
+          <w:rFonts w:eastAsia="黑体"/>
+        </w:rPr>
         <w:t xml:space="preserve"> </w:t>
       </w:r>
       <m:oMath>
@@ -118,15 +133,21 @@
         </m:r>
       </m:oMath>
       <w:r>
+        <w:rPr>
+          <w:rFonts w:eastAsia="黑体"/>
+        </w:rPr>
         <w:t xml:space="preserve"> </w:t>
       </w:r>
       <w:r>
         <w:rPr>
-          <w:rFonts w:hint="eastAsia"/>
+          <w:rFonts w:hint="eastAsia" w:eastAsia="黑体"/>
         </w:rPr>
         <w:t xml:space="preserve">个电容</w:t>
       </w:r>
       <w:r>
+        <w:rPr>
+          <w:rFonts w:eastAsia="黑体"/>
+        </w:rPr>
         <w:t xml:space="preserve"> </w:t>
       </w:r>
       <m:oMath>
@@ -174,42 +195,57 @@
         </m:sSub>
       </m:oMath>
       <w:r>
+        <w:rPr>
+          <w:rFonts w:eastAsia="黑体"/>
+        </w:rPr>
         <w:t xml:space="preserve"> </w:t>
       </w:r>
       <w:r>
         <w:rPr>
-          <w:rFonts w:hint="eastAsia"/>
+          <w:rFonts w:hint="eastAsia" w:eastAsia="黑体"/>
         </w:rPr>
         <w:t xml:space="preserve">交替级联而成，构成</w:t>
       </w:r>
       <w:r>
+        <w:rPr>
+          <w:rFonts w:eastAsia="黑体"/>
+        </w:rPr>
         <w:t xml:space="preserve"> Cockcroft-Walton </w:t>
       </w:r>
       <w:r>
         <w:rPr>
-          <w:rFonts w:hint="eastAsia"/>
+          <w:rFonts w:hint="eastAsia" w:eastAsia="黑体"/>
         </w:rPr>
         <w:t xml:space="preserve">型倍压网络。关键节点有：交流输入节点</w:t>
       </w:r>
       <w:r>
+        <w:rPr>
+          <w:rFonts w:eastAsia="黑体"/>
+        </w:rPr>
         <w:t xml:space="preserve"> </w:t>
       </w:r>
       <w:r>
         <w:rPr>
-          <w:rFonts w:hint="eastAsia"/>
+          <w:rFonts w:hint="eastAsia" w:eastAsia="黑体"/>
         </w:rPr>
         <w:t xml:space="preserve">A（接交流源正端）、输入负端节点</w:t>
       </w:r>
       <w:r>
+        <w:rPr>
+          <w:rFonts w:eastAsia="黑体"/>
+        </w:rPr>
         <w:t xml:space="preserve"> </w:t>
       </w:r>
       <w:r>
         <w:rPr>
-          <w:rFonts w:hint="eastAsia"/>
+          <w:rFonts w:hint="eastAsia" w:eastAsia="黑体"/>
         </w:rPr>
         <w:t xml:space="preserve">G（接交流源另一极，作为各级公共参考端）、各级中间节点</w:t>
       </w:r>
       <w:r>
+        <w:rPr>
+          <w:rFonts w:eastAsia="黑体"/>
+        </w:rPr>
         <w:t xml:space="preserve"> </w:t>
       </w:r>
       <m:oMath>
@@ -258,11 +294,14 @@
       </m:oMath>
       <w:r>
         <w:rPr>
-          <w:rFonts w:hint="eastAsia"/>
+          <w:rFonts w:hint="eastAsia" w:eastAsia="黑体"/>
         </w:rPr>
         <w:t xml:space="preserve">（第</w:t>
       </w:r>
       <w:r>
+        <w:rPr>
+          <w:rFonts w:eastAsia="黑体"/>
+        </w:rPr>
         <w:t xml:space="preserve"> </w:t>
       </w:r>
       <m:oMath>
@@ -271,24 +310,33 @@
         </m:r>
       </m:oMath>
       <w:r>
+        <w:rPr>
+          <w:rFonts w:eastAsia="黑体"/>
+        </w:rPr>
         <w:t xml:space="preserve"> </w:t>
       </w:r>
       <w:r>
         <w:rPr>
-          <w:rFonts w:hint="eastAsia"/>
+          <w:rFonts w:hint="eastAsia" w:eastAsia="黑体"/>
         </w:rPr>
         <w:t xml:space="preserve">级二极管阴极与对应电容上端的抽头），以及输出节点</w:t>
       </w:r>
       <w:r>
+        <w:rPr>
+          <w:rFonts w:eastAsia="黑体"/>
+        </w:rPr>
         <w:t xml:space="preserve"> </w:t>
       </w:r>
       <w:r>
         <w:rPr>
-          <w:rFonts w:hint="eastAsia"/>
+          <w:rFonts w:hint="eastAsia" w:eastAsia="黑体"/>
         </w:rPr>
         <w:t xml:space="preserve">O（末级电容上端引出）作为</w:t>
       </w:r>
       <w:r>
+        <w:rPr>
+          <w:rFonts w:eastAsia="黑体"/>
+        </w:rPr>
         <w:t xml:space="preserve"> </w:t>
       </w:r>
       <m:oMath>
@@ -312,11 +360,14 @@
         </m:sSub>
       </m:oMath>
       <w:r>
+        <w:rPr>
+          <w:rFonts w:eastAsia="黑体"/>
+        </w:rPr>
         <w:t xml:space="preserve"> </w:t>
       </w:r>
       <w:r>
         <w:rPr>
-          <w:rFonts w:hint="eastAsia"/>
+          <w:rFonts w:hint="eastAsia" w:eastAsia="黑体"/>
         </w:rPr>
         <w:t xml:space="preserve">正端。</w:t>
       </w:r>
@@ -325,20 +376,26 @@
       <w:pPr/>
       <w:r>
         <w:rPr>
-          <w:rFonts w:hint="eastAsia"/>
+          <w:rFonts w:hint="eastAsia" w:eastAsia="黑体"/>
         </w:rPr>
         <w:t xml:space="preserve">各元件管脚连接：第</w:t>
       </w:r>
       <w:r>
+        <w:rPr>
+          <w:rFonts w:eastAsia="黑体"/>
+        </w:rPr>
         <w:t xml:space="preserve"> 1 </w:t>
       </w:r>
       <w:r>
         <w:rPr>
-          <w:rFonts w:hint="eastAsia"/>
+          <w:rFonts w:hint="eastAsia" w:eastAsia="黑体"/>
         </w:rPr>
         <w:t xml:space="preserve">级二极管</w:t>
       </w:r>
       <w:r>
+        <w:rPr>
+          <w:rFonts w:eastAsia="黑体"/>
+        </w:rPr>
         <w:t xml:space="preserve"> </w:t>
       </w:r>
       <m:oMath>
@@ -356,24 +413,33 @@
         </m:sSub>
       </m:oMath>
       <w:r>
+        <w:rPr>
+          <w:rFonts w:eastAsia="黑体"/>
+        </w:rPr>
         <w:t xml:space="preserve"> </w:t>
       </w:r>
       <w:r>
         <w:rPr>
-          <w:rFonts w:hint="eastAsia"/>
+          <w:rFonts w:hint="eastAsia" w:eastAsia="黑体"/>
         </w:rPr>
         <w:t xml:space="preserve">阳极接输入负端节点</w:t>
       </w:r>
       <w:r>
+        <w:rPr>
+          <w:rFonts w:eastAsia="黑体"/>
+        </w:rPr>
         <w:t xml:space="preserve"> </w:t>
       </w:r>
       <w:r>
         <w:rPr>
-          <w:rFonts w:hint="eastAsia"/>
+          <w:rFonts w:hint="eastAsia" w:eastAsia="黑体"/>
         </w:rPr>
         <w:t xml:space="preserve">G、阴极接中间节点</w:t>
       </w:r>
       <w:r>
+        <w:rPr>
+          <w:rFonts w:eastAsia="黑体"/>
+        </w:rPr>
         <w:t xml:space="preserve"> </w:t>
       </w:r>
       <m:oMath>
@@ -392,11 +458,14 @@
       </m:oMath>
       <w:r>
         <w:rPr>
-          <w:rFonts w:hint="eastAsia"/>
+          <w:rFonts w:hint="eastAsia" w:eastAsia="黑体"/>
         </w:rPr>
         <w:t xml:space="preserve">；第</w:t>
       </w:r>
       <w:r>
+        <w:rPr>
+          <w:rFonts w:eastAsia="黑体"/>
+        </w:rPr>
         <w:t xml:space="preserve"> </w:t>
       </w:r>
       <m:oMath>
@@ -405,11 +474,14 @@
         </m:r>
       </m:oMath>
       <w:r>
+        <w:rPr>
+          <w:rFonts w:eastAsia="黑体"/>
+        </w:rPr>
         <w:t xml:space="preserve"> </w:t>
       </w:r>
       <w:r>
         <w:rPr>
-          <w:rFonts w:hint="eastAsia"/>
+          <w:rFonts w:hint="eastAsia" w:eastAsia="黑体"/>
         </w:rPr>
         <w:t xml:space="preserve">级（</w:t>
       </w:r>
@@ -429,11 +501,14 @@
       </m:oMath>
       <w:r>
         <w:rPr>
-          <w:rFonts w:hint="eastAsia"/>
+          <w:rFonts w:hint="eastAsia" w:eastAsia="黑体"/>
         </w:rPr>
         <w:t xml:space="preserve">）二极管</w:t>
       </w:r>
       <w:r>
+        <w:rPr>
+          <w:rFonts w:eastAsia="黑体"/>
+        </w:rPr>
         <w:t xml:space="preserve"> </w:t>
       </w:r>
       <m:oMath>
@@ -451,15 +526,21 @@
         </m:sSub>
       </m:oMath>
       <w:r>
+        <w:rPr>
+          <w:rFonts w:eastAsia="黑体"/>
+        </w:rPr>
         <w:t xml:space="preserve"> </w:t>
       </w:r>
       <w:r>
         <w:rPr>
-          <w:rFonts w:hint="eastAsia"/>
+          <w:rFonts w:hint="eastAsia" w:eastAsia="黑体"/>
         </w:rPr>
         <w:t xml:space="preserve">阳极接前一级中间节点</w:t>
       </w:r>
       <w:r>
+        <w:rPr>
+          <w:rFonts w:eastAsia="黑体"/>
+        </w:rPr>
         <w:t xml:space="preserve"> </w:t>
       </w:r>
       <m:oMath>
@@ -487,11 +568,14 @@
       </m:oMath>
       <w:r>
         <w:rPr>
-          <w:rFonts w:hint="eastAsia"/>
+          <w:rFonts w:hint="eastAsia" w:eastAsia="黑体"/>
         </w:rPr>
         <w:t xml:space="preserve">、阴极接本级中间节点</w:t>
       </w:r>
       <w:r>
+        <w:rPr>
+          <w:rFonts w:eastAsia="黑体"/>
+        </w:rPr>
         <w:t xml:space="preserve"> </w:t>
       </w:r>
       <m:oMath>
@@ -510,11 +594,14 @@
       </m:oMath>
       <w:r>
         <w:rPr>
-          <w:rFonts w:hint="eastAsia"/>
+          <w:rFonts w:hint="eastAsia" w:eastAsia="黑体"/>
         </w:rPr>
         <w:t xml:space="preserve">。电容</w:t>
       </w:r>
       <w:r>
+        <w:rPr>
+          <w:rFonts w:eastAsia="黑体"/>
+        </w:rPr>
         <w:t xml:space="preserve"> </w:t>
       </w:r>
       <m:oMath>
@@ -532,15 +619,21 @@
         </m:sSub>
       </m:oMath>
       <w:r>
+        <w:rPr>
+          <w:rFonts w:eastAsia="黑体"/>
+        </w:rPr>
         <w:t xml:space="preserve"> </w:t>
       </w:r>
       <w:r>
         <w:rPr>
-          <w:rFonts w:hint="eastAsia"/>
+          <w:rFonts w:hint="eastAsia" w:eastAsia="黑体"/>
         </w:rPr>
         <w:t xml:space="preserve">一端接中间节点</w:t>
       </w:r>
       <w:r>
+        <w:rPr>
+          <w:rFonts w:eastAsia="黑体"/>
+        </w:rPr>
         <w:t xml:space="preserve"> </w:t>
       </w:r>
       <m:oMath>
@@ -559,20 +652,26 @@
       </m:oMath>
       <w:r>
         <w:rPr>
-          <w:rFonts w:hint="eastAsia"/>
+          <w:rFonts w:hint="eastAsia" w:eastAsia="黑体"/>
         </w:rPr>
         <w:t xml:space="preserve">、另一端接交流输入节点</w:t>
       </w:r>
       <w:r>
+        <w:rPr>
+          <w:rFonts w:eastAsia="黑体"/>
+        </w:rPr>
         <w:t xml:space="preserve"> </w:t>
       </w:r>
       <w:r>
         <w:rPr>
-          <w:rFonts w:hint="eastAsia"/>
+          <w:rFonts w:hint="eastAsia" w:eastAsia="黑体"/>
         </w:rPr>
         <w:t xml:space="preserve">A；第</w:t>
       </w:r>
       <w:r>
+        <w:rPr>
+          <w:rFonts w:eastAsia="黑体"/>
+        </w:rPr>
         <w:t xml:space="preserve"> </w:t>
       </w:r>
       <m:oMath>
@@ -581,11 +680,14 @@
         </m:r>
       </m:oMath>
       <w:r>
+        <w:rPr>
+          <w:rFonts w:eastAsia="黑体"/>
+        </w:rPr>
         <w:t xml:space="preserve"> </w:t>
       </w:r>
       <w:r>
         <w:rPr>
-          <w:rFonts w:hint="eastAsia"/>
+          <w:rFonts w:hint="eastAsia" w:eastAsia="黑体"/>
         </w:rPr>
         <w:t xml:space="preserve">级（</w:t>
       </w:r>
@@ -605,11 +707,14 @@
       </m:oMath>
       <w:r>
         <w:rPr>
-          <w:rFonts w:hint="eastAsia"/>
+          <w:rFonts w:hint="eastAsia" w:eastAsia="黑体"/>
         </w:rPr>
         <w:t xml:space="preserve">）电容</w:t>
       </w:r>
       <w:r>
+        <w:rPr>
+          <w:rFonts w:eastAsia="黑体"/>
+        </w:rPr>
         <w:t xml:space="preserve"> </w:t>
       </w:r>
       <m:oMath>
@@ -627,15 +732,21 @@
         </m:sSub>
       </m:oMath>
       <w:r>
+        <w:rPr>
+          <w:rFonts w:eastAsia="黑体"/>
+        </w:rPr>
         <w:t xml:space="preserve"> </w:t>
       </w:r>
       <w:r>
         <w:rPr>
-          <w:rFonts w:hint="eastAsia"/>
+          <w:rFonts w:hint="eastAsia" w:eastAsia="黑体"/>
         </w:rPr>
         <w:t xml:space="preserve">一端接中间节点</w:t>
       </w:r>
       <w:r>
+        <w:rPr>
+          <w:rFonts w:eastAsia="黑体"/>
+        </w:rPr>
         <w:t xml:space="preserve"> </w:t>
       </w:r>
       <m:oMath>
@@ -654,11 +765,14 @@
       </m:oMath>
       <w:r>
         <w:rPr>
-          <w:rFonts w:hint="eastAsia"/>
+          <w:rFonts w:hint="eastAsia" w:eastAsia="黑体"/>
         </w:rPr>
         <w:t xml:space="preserve">、另一端接到与</w:t>
       </w:r>
       <w:r>
+        <w:rPr>
+          <w:rFonts w:eastAsia="黑体"/>
+        </w:rPr>
         <w:t xml:space="preserve"> </w:t>
       </w:r>
       <m:oMath>
@@ -685,42 +799,57 @@
         </m:sSub>
       </m:oMath>
       <w:r>
+        <w:rPr>
+          <w:rFonts w:eastAsia="黑体"/>
+        </w:rPr>
         <w:t xml:space="preserve"> </w:t>
       </w:r>
       <w:r>
         <w:rPr>
-          <w:rFonts w:hint="eastAsia"/>
+          <w:rFonts w:hint="eastAsia" w:eastAsia="黑体"/>
         </w:rPr>
         <w:t xml:space="preserve">交替相连的交流输入节点</w:t>
       </w:r>
       <w:r>
+        <w:rPr>
+          <w:rFonts w:eastAsia="黑体"/>
+        </w:rPr>
         <w:t xml:space="preserve"> A </w:t>
       </w:r>
       <w:r>
         <w:rPr>
-          <w:rFonts w:hint="eastAsia"/>
+          <w:rFonts w:hint="eastAsia" w:eastAsia="黑体"/>
         </w:rPr>
         <w:t xml:space="preserve">或节点</w:t>
       </w:r>
       <w:r>
+        <w:rPr>
+          <w:rFonts w:eastAsia="黑体"/>
+        </w:rPr>
         <w:t xml:space="preserve"> </w:t>
       </w:r>
       <w:r>
         <w:rPr>
-          <w:rFonts w:hint="eastAsia"/>
+          <w:rFonts w:hint="eastAsia" w:eastAsia="黑体"/>
         </w:rPr>
         <w:t xml:space="preserve">G（相邻级电容的另一端分别在</w:t>
       </w:r>
       <w:r>
+        <w:rPr>
+          <w:rFonts w:eastAsia="黑体"/>
+        </w:rPr>
         <w:t xml:space="preserve"> A、G </w:t>
       </w:r>
       <w:r>
         <w:rPr>
-          <w:rFonts w:hint="eastAsia"/>
+          <w:rFonts w:hint="eastAsia" w:eastAsia="黑体"/>
         </w:rPr>
         <w:t xml:space="preserve">之间交替），末级电容</w:t>
       </w:r>
       <w:r>
+        <w:rPr>
+          <w:rFonts w:eastAsia="黑体"/>
+        </w:rPr>
         <w:t xml:space="preserve"> </w:t>
       </w:r>
       <m:oMath>
@@ -738,20 +867,26 @@
         </m:sSub>
       </m:oMath>
       <w:r>
+        <w:rPr>
+          <w:rFonts w:eastAsia="黑体"/>
+        </w:rPr>
         <w:t xml:space="preserve"> </w:t>
       </w:r>
       <w:r>
         <w:rPr>
-          <w:rFonts w:hint="eastAsia"/>
+          <w:rFonts w:hint="eastAsia" w:eastAsia="黑体"/>
         </w:rPr>
         <w:t xml:space="preserve">上端即输出节点</w:t>
       </w:r>
       <w:r>
+        <w:rPr>
+          <w:rFonts w:eastAsia="黑体"/>
+        </w:rPr>
         <w:t xml:space="preserve"> </w:t>
       </w:r>
       <w:r>
         <w:rPr>
-          <w:rFonts w:hint="eastAsia"/>
+          <w:rFonts w:hint="eastAsia" w:eastAsia="黑体"/>
         </w:rPr>
         <w:t xml:space="preserve">O。交流在正、负半周交替通过二极管对各电容充电，前级电容电压与输入串联叠加到后级，使电压逐级抬升。</w:t>
       </w:r>
@@ -760,11 +895,14 @@
       <w:pPr/>
       <w:r>
         <w:rPr>
-          <w:rFonts w:hint="eastAsia"/>
+          <w:rFonts w:hint="eastAsia" w:eastAsia="黑体"/>
         </w:rPr>
         <w:t xml:space="preserve">组态上这是一个”二极管-电容逐级泵升”的多倍压整流器，理想输出约为输入峰值</w:t>
       </w:r>
       <w:r>
+        <w:rPr>
+          <w:rFonts w:eastAsia="黑体"/>
+        </w:rPr>
         <w:t xml:space="preserve"> </w:t>
       </w:r>
       <m:oMath>
@@ -782,15 +920,21 @@
         </m:sSub>
       </m:oMath>
       <w:r>
+        <w:rPr>
+          <w:rFonts w:eastAsia="黑体"/>
+        </w:rPr>
         <w:t xml:space="preserve"> </w:t>
       </w:r>
       <w:r>
         <w:rPr>
-          <w:rFonts w:hint="eastAsia"/>
+          <w:rFonts w:hint="eastAsia" w:eastAsia="黑体"/>
         </w:rPr>
         <w:t xml:space="preserve">的</w:t>
       </w:r>
       <w:r>
+        <w:rPr>
+          <w:rFonts w:eastAsia="黑体"/>
+        </w:rPr>
         <w:t xml:space="preserve"> </w:t>
       </w:r>
       <m:oMath>
@@ -802,15 +946,21 @@
         </m:r>
       </m:oMath>
       <w:r>
+        <w:rPr>
+          <w:rFonts w:eastAsia="黑体"/>
+        </w:rPr>
         <w:t xml:space="preserve"> </w:t>
       </w:r>
       <w:r>
         <w:rPr>
-          <w:rFonts w:hint="eastAsia"/>
+          <w:rFonts w:hint="eastAsia" w:eastAsia="黑体"/>
         </w:rPr>
         <w:t xml:space="preserve">倍、每级二极管反向峰值电压为</w:t>
       </w:r>
       <w:r>
+        <w:rPr>
+          <w:rFonts w:eastAsia="黑体"/>
+        </w:rPr>
         <w:t xml:space="preserve"> </w:t>
       </w:r>
       <m:oMath>
@@ -832,7 +982,7 @@
       </m:oMath>
       <w:r>
         <w:rPr>
-          <w:rFonts w:hint="eastAsia"/>
+          <w:rFonts w:hint="eastAsia" w:eastAsia="黑体"/>
         </w:rPr>
         <w:t xml:space="preserve">，无需变压器即可产生直流高压，适合高压小电流场合。</w:t>
       </w:r>
@@ -845,7 +995,7 @@
       </w:pPr>
       <w:r>
         <w:rPr>
-          <w:rFonts w:hint="eastAsia"/>
+          <w:rFonts w:hint="eastAsia" w:eastAsia="黑体"/>
         </w:rPr>
         <w:t xml:space="preserve">工作原理</w:t>
       </w:r>
@@ -856,7 +1006,7 @@
       </w:pPr>
       <w:r>
         <w:rPr>
-          <w:rFonts w:hint="eastAsia"/>
+          <w:rFonts w:hint="eastAsia" w:eastAsia="黑体"/>
         </w:rPr>
         <w:t xml:space="preserve">各级电容在输入正、负半周交替充电，并与前一级电容上的电压串联叠加，使电压逐级”抬升”；每增加一级，理想输出约增加一级峰值电压，最终输出为输入峰值电压的整数（或按级数倍增）倍。</w:t>
       </w:r>
@@ -869,7 +1019,7 @@
       </w:pPr>
       <w:r>
         <w:rPr>
-          <w:rFonts w:hint="eastAsia"/>
+          <w:rFonts w:hint="eastAsia" w:eastAsia="黑体"/>
         </w:rPr>
         <w:t xml:space="preserve">关键计算公式</w:t>
       </w:r>
@@ -883,25 +1033,31 @@
       </w:pPr>
       <w:r>
         <w:rPr>
-          <w:rFonts w:hint="eastAsia"/>
+          <w:rFonts w:hint="eastAsia" w:eastAsia="黑体"/>
         </w:rPr>
         <w:t xml:space="preserve">理想输出（空载，Cockcroft-Walton</w:t>
       </w:r>
       <w:r>
+        <w:rPr>
+          <w:rFonts w:eastAsia="黑体"/>
+        </w:rPr>
         <w:t xml:space="preserve"> </w:t>
       </w:r>
       <w:r>
         <w:rPr>
-          <w:rFonts w:hint="eastAsia"/>
+          <w:rFonts w:hint="eastAsia" w:eastAsia="黑体"/>
         </w:rPr>
         <w:t xml:space="preserve">型</w:t>
       </w:r>
       <w:r>
+        <w:rPr>
+          <w:rFonts w:eastAsia="黑体"/>
+        </w:rPr>
         <w:t xml:space="preserve"> n </w:t>
       </w:r>
       <w:r>
         <w:rPr>
-          <w:rFonts w:hint="eastAsia"/>
+          <w:rFonts w:hint="eastAsia" w:eastAsia="黑体"/>
         </w:rPr>
         <w:t xml:space="preserve">级）：</w:t>
       </w:r>
@@ -964,7 +1120,7 @@
       </w:pPr>
       <w:r>
         <w:rPr>
-          <w:rFonts w:hint="eastAsia"/>
+          <w:rFonts w:hint="eastAsia" w:eastAsia="黑体"/>
         </w:rPr>
         <w:t xml:space="preserve">负载时的输出压降：</w:t>
       </w:r>
@@ -1130,7 +1286,7 @@
       </w:pPr>
       <w:r>
         <w:rPr>
-          <w:rFonts w:hint="eastAsia"/>
+          <w:rFonts w:hint="eastAsia" w:eastAsia="黑体"/>
         </w:rPr>
         <w:t xml:space="preserve">输出纹波：</w:t>
       </w:r>
@@ -1262,7 +1418,7 @@
       </w:pPr>
       <w:r>
         <w:rPr>
-          <w:rFonts w:hint="eastAsia"/>
+          <w:rFonts w:hint="eastAsia" w:eastAsia="黑体"/>
         </w:rPr>
         <w:t xml:space="preserve">每级二极管反向峰值电压：</w:t>
       </w:r>
@@ -1341,7 +1497,7 @@
             </w:pPr>
             <w:r>
               <w:rPr>
-                <w:rFonts w:hint="eastAsia"/>
+                <w:rFonts w:hint="eastAsia" w:eastAsia="黑体"/>
               </w:rPr>
               <w:t xml:space="preserve">符号</w:t>
             </w:r>
@@ -1355,7 +1511,7 @@
             </w:pPr>
             <w:r>
               <w:rPr>
-                <w:rFonts w:hint="eastAsia"/>
+                <w:rFonts w:hint="eastAsia" w:eastAsia="黑体"/>
               </w:rPr>
               <w:t xml:space="preserve">含义</w:t>
             </w:r>
@@ -1369,7 +1525,7 @@
             </w:pPr>
             <w:r>
               <w:rPr>
-                <w:rFonts w:hint="eastAsia"/>
+                <w:rFonts w:hint="eastAsia" w:eastAsia="黑体"/>
               </w:rPr>
               <w:t xml:space="preserve">单位</w:t>
             </w:r>
@@ -1389,6 +1545,9 @@
               </m:r>
             </m:oMath>
             <w:r>
+              <w:rPr>
+                <w:rFonts w:eastAsia="黑体"/>
+              </w:rPr>
               <w:t xml:space="preserve">​</w:t>
             </w:r>
           </w:p>
@@ -1401,7 +1560,7 @@
             </w:pPr>
             <w:r>
               <w:rPr>
-                <w:rFonts w:hint="eastAsia"/>
+                <w:rFonts w:hint="eastAsia" w:eastAsia="黑体"/>
               </w:rPr>
               <w:t xml:space="preserve">级数</w:t>
             </w:r>
@@ -1414,6 +1573,9 @@
               <w:pStyle w:val="Compact"/>
             </w:pPr>
             <w:r>
+              <w:rPr>
+                <w:rFonts w:eastAsia="黑体"/>
+              </w:rPr>
               <w:t xml:space="preserve">—</w:t>
             </w:r>
           </w:p>
@@ -1441,6 +1603,9 @@
               </m:sSub>
             </m:oMath>
             <w:r>
+              <w:rPr>
+                <w:rFonts w:eastAsia="黑体"/>
+              </w:rPr>
               <w:t xml:space="preserve">​</w:t>
             </w:r>
           </w:p>
@@ -1453,7 +1618,7 @@
             </w:pPr>
             <w:r>
               <w:rPr>
-                <w:rFonts w:hint="eastAsia"/>
+                <w:rFonts w:hint="eastAsia" w:eastAsia="黑体"/>
               </w:rPr>
               <w:t xml:space="preserve">输入峰值电压</w:t>
             </w:r>
@@ -1466,6 +1631,9 @@
               <w:pStyle w:val="Compact"/>
             </w:pPr>
             <w:r>
+              <w:rPr>
+                <w:rFonts w:eastAsia="黑体"/>
+              </w:rPr>
               <w:t xml:space="preserve">V</w:t>
             </w:r>
           </w:p>
@@ -1493,6 +1661,9 @@
               </m:sSub>
             </m:oMath>
             <w:r>
+              <w:rPr>
+                <w:rFonts w:eastAsia="黑体"/>
+              </w:rPr>
               <w:t xml:space="preserve">​</w:t>
             </w:r>
           </w:p>
@@ -1505,7 +1676,7 @@
             </w:pPr>
             <w:r>
               <w:rPr>
-                <w:rFonts w:hint="eastAsia"/>
+                <w:rFonts w:hint="eastAsia" w:eastAsia="黑体"/>
               </w:rPr>
               <w:t xml:space="preserve">输出直流电压</w:t>
             </w:r>
@@ -1518,6 +1689,9 @@
               <w:pStyle w:val="Compact"/>
             </w:pPr>
             <w:r>
+              <w:rPr>
+                <w:rFonts w:eastAsia="黑体"/>
+              </w:rPr>
               <w:t xml:space="preserve">V</w:t>
             </w:r>
           </w:p>
@@ -1545,6 +1719,9 @@
               </m:sSub>
             </m:oMath>
             <w:r>
+              <w:rPr>
+                <w:rFonts w:eastAsia="黑体"/>
+              </w:rPr>
               <w:t xml:space="preserve">​</w:t>
             </w:r>
           </w:p>
@@ -1557,7 +1734,7 @@
             </w:pPr>
             <w:r>
               <w:rPr>
-                <w:rFonts w:hint="eastAsia"/>
+                <w:rFonts w:hint="eastAsia" w:eastAsia="黑体"/>
               </w:rPr>
               <w:t xml:space="preserve">输出电流</w:t>
             </w:r>
@@ -1570,6 +1747,9 @@
               <w:pStyle w:val="Compact"/>
             </w:pPr>
             <w:r>
+              <w:rPr>
+                <w:rFonts w:eastAsia="黑体"/>
+              </w:rPr>
               <w:t xml:space="preserve">A</w:t>
             </w:r>
           </w:p>
@@ -1588,6 +1768,9 @@
               </m:r>
             </m:oMath>
             <w:r>
+              <w:rPr>
+                <w:rFonts w:eastAsia="黑体"/>
+              </w:rPr>
               <w:t xml:space="preserve">​</w:t>
             </w:r>
           </w:p>
@@ -1600,7 +1783,7 @@
             </w:pPr>
             <w:r>
               <w:rPr>
-                <w:rFonts w:hint="eastAsia"/>
+                <w:rFonts w:hint="eastAsia" w:eastAsia="黑体"/>
               </w:rPr>
               <w:t xml:space="preserve">输入电源频率</w:t>
             </w:r>
@@ -1613,6 +1796,9 @@
               <w:pStyle w:val="Compact"/>
             </w:pPr>
             <w:r>
+              <w:rPr>
+                <w:rFonts w:eastAsia="黑体"/>
+              </w:rPr>
               <w:t xml:space="preserve">Hz</w:t>
             </w:r>
           </w:p>
@@ -1631,6 +1817,9 @@
               </m:r>
             </m:oMath>
             <w:r>
+              <w:rPr>
+                <w:rFonts w:eastAsia="黑体"/>
+              </w:rPr>
               <w:t xml:space="preserve">​</w:t>
             </w:r>
           </w:p>
@@ -1643,7 +1832,7 @@
             </w:pPr>
             <w:r>
               <w:rPr>
-                <w:rFonts w:hint="eastAsia"/>
+                <w:rFonts w:hint="eastAsia" w:eastAsia="黑体"/>
               </w:rPr>
               <w:t xml:space="preserve">每级电容</w:t>
             </w:r>
@@ -1656,6 +1845,9 @@
               <w:pStyle w:val="Compact"/>
             </w:pPr>
             <w:r>
+              <w:rPr>
+                <w:rFonts w:eastAsia="黑体"/>
+              </w:rPr>
               <w:t xml:space="preserve">F</w:t>
             </w:r>
           </w:p>
@@ -1698,6 +1890,9 @@
               </m:sSub>
             </m:oMath>
             <w:r>
+              <w:rPr>
+                <w:rFonts w:eastAsia="黑体"/>
+              </w:rPr>
               <w:t xml:space="preserve">​</w:t>
             </w:r>
           </w:p>
@@ -1710,7 +1905,7 @@
             </w:pPr>
             <w:r>
               <w:rPr>
-                <w:rFonts w:hint="eastAsia"/>
+                <w:rFonts w:hint="eastAsia" w:eastAsia="黑体"/>
               </w:rPr>
               <w:t xml:space="preserve">输出纹波电压</w:t>
             </w:r>
@@ -1723,6 +1918,9 @@
               <w:pStyle w:val="Compact"/>
             </w:pPr>
             <w:r>
+              <w:rPr>
+                <w:rFonts w:eastAsia="黑体"/>
+              </w:rPr>
               <w:t xml:space="preserve">V</w:t>
             </w:r>
           </w:p>
@@ -1737,7 +1935,7 @@
       </w:pPr>
       <w:r>
         <w:rPr>
-          <w:rFonts w:hint="eastAsia"/>
+          <w:rFonts w:hint="eastAsia" w:eastAsia="黑体"/>
         </w:rPr>
         <w:t xml:space="preserve">元件调整影响</w:t>
       </w:r>
@@ -1752,7 +1950,7 @@
       </w:pPr>
       <w:r>
         <w:rPr>
-          <w:rFonts w:hint="eastAsia"/>
+          <w:rFonts w:hint="eastAsia" w:eastAsia="黑体"/>
           <w:b/>
           <w:bCs/>
         </w:rPr>
@@ -1760,6 +1958,7 @@
       </w:r>
       <w:r>
         <w:rPr>
+          <w:rFonts w:eastAsia="黑体"/>
           <w:b/>
           <w:bCs/>
         </w:rPr>
@@ -1772,6 +1971,7 @@
       </m:oMath>
       <w:r>
         <w:rPr>
+          <w:rFonts w:eastAsia="黑体"/>
           <w:b/>
           <w:bCs/>
         </w:rPr>
@@ -1779,25 +1979,34 @@
       </w:r>
       <w:r>
         <w:rPr>
-          <w:rFonts w:hint="eastAsia"/>
+          <w:rFonts w:hint="eastAsia" w:eastAsia="黑体"/>
           <w:b/>
           <w:bCs/>
         </w:rPr>
         <w:t xml:space="preserve">增大</w:t>
       </w:r>
       <w:r>
+        <w:rPr>
+          <w:rFonts w:eastAsia="黑体"/>
+        </w:rPr>
         <w:t xml:space="preserve"> </w:t>
       </w:r>
       <w:r>
+        <w:rPr>
+          <w:rFonts w:eastAsia="黑体"/>
+        </w:rPr>
         <w:t xml:space="preserve">→ </w:t>
       </w:r>
       <w:r>
         <w:rPr>
-          <w:rFonts w:hint="eastAsia"/>
+          <w:rFonts w:hint="eastAsia" w:eastAsia="黑体"/>
         </w:rPr>
         <w:t xml:space="preserve">输出电压按</w:t>
       </w:r>
       <w:r>
+        <w:rPr>
+          <w:rFonts w:eastAsia="黑体"/>
+        </w:rPr>
         <w:t xml:space="preserve"> </w:t>
       </w:r>
       <m:oMath>
@@ -1821,11 +2030,14 @@
         </m:sSub>
       </m:oMath>
       <w:r>
+        <w:rPr>
+          <w:rFonts w:eastAsia="黑体"/>
+        </w:rPr>
         <w:t xml:space="preserve"> </w:t>
       </w:r>
       <w:r>
         <w:rPr>
-          <w:rFonts w:hint="eastAsia"/>
+          <w:rFonts w:hint="eastAsia" w:eastAsia="黑体"/>
         </w:rPr>
         <w:t xml:space="preserve">升高，但压降与纹波以多项式关系快速恶化。</w:t>
       </w:r>
@@ -1845,6 +2057,7 @@
       </m:oMath>
       <w:r>
         <w:rPr>
+          <w:rFonts w:eastAsia="黑体"/>
           <w:b/>
           <w:bCs/>
         </w:rPr>
@@ -1852,21 +2065,27 @@
       </w:r>
       <w:r>
         <w:rPr>
-          <w:rFonts w:hint="eastAsia"/>
+          <w:rFonts w:hint="eastAsia" w:eastAsia="黑体"/>
           <w:b/>
           <w:bCs/>
         </w:rPr>
         <w:t xml:space="preserve">增大</w:t>
       </w:r>
       <w:r>
+        <w:rPr>
+          <w:rFonts w:eastAsia="黑体"/>
+        </w:rPr>
         <w:t xml:space="preserve"> </w:t>
       </w:r>
       <w:r>
+        <w:rPr>
+          <w:rFonts w:eastAsia="黑体"/>
+        </w:rPr>
         <w:t xml:space="preserve">→ </w:t>
       </w:r>
       <w:r>
         <w:rPr>
-          <w:rFonts w:hint="eastAsia"/>
+          <w:rFonts w:hint="eastAsia" w:eastAsia="黑体"/>
         </w:rPr>
         <w:t xml:space="preserve">压降与纹波减小、带载能力提高，成本与体积增大。</w:t>
       </w:r>
@@ -1895,6 +2114,7 @@
       </m:oMath>
       <w:r>
         <w:rPr>
+          <w:rFonts w:eastAsia="黑体"/>
           <w:b/>
           <w:bCs/>
         </w:rPr>
@@ -1902,21 +2122,27 @@
       </w:r>
       <w:r>
         <w:rPr>
-          <w:rFonts w:hint="eastAsia"/>
+          <w:rFonts w:hint="eastAsia" w:eastAsia="黑体"/>
           <w:b/>
           <w:bCs/>
         </w:rPr>
         <w:t xml:space="preserve">增大</w:t>
       </w:r>
       <w:r>
+        <w:rPr>
+          <w:rFonts w:eastAsia="黑体"/>
+        </w:rPr>
         <w:t xml:space="preserve"> </w:t>
       </w:r>
       <w:r>
+        <w:rPr>
+          <w:rFonts w:eastAsia="黑体"/>
+        </w:rPr>
         <w:t xml:space="preserve">→ </w:t>
       </w:r>
       <w:r>
         <w:rPr>
-          <w:rFonts w:hint="eastAsia"/>
+          <w:rFonts w:hint="eastAsia" w:eastAsia="黑体"/>
         </w:rPr>
         <w:t xml:space="preserve">输出压降与纹波显著增大，高压带载能力弱。</w:t>
       </w:r>
@@ -1931,7 +2157,7 @@
       </w:pPr>
       <w:r>
         <w:rPr>
-          <w:rFonts w:hint="eastAsia"/>
+          <w:rFonts w:hint="eastAsia" w:eastAsia="黑体"/>
           <w:b/>
           <w:bCs/>
         </w:rPr>
@@ -1939,6 +2165,7 @@
       </w:r>
       <w:r>
         <w:rPr>
+          <w:rFonts w:eastAsia="黑体"/>
           <w:b/>
           <w:bCs/>
         </w:rPr>
@@ -1951,6 +2178,7 @@
       </m:oMath>
       <w:r>
         <w:rPr>
+          <w:rFonts w:eastAsia="黑体"/>
           <w:b/>
           <w:bCs/>
         </w:rPr>
@@ -1958,21 +2186,27 @@
       </w:r>
       <w:r>
         <w:rPr>
-          <w:rFonts w:hint="eastAsia"/>
+          <w:rFonts w:hint="eastAsia" w:eastAsia="黑体"/>
           <w:b/>
           <w:bCs/>
         </w:rPr>
         <w:t xml:space="preserve">升高</w:t>
       </w:r>
       <w:r>
+        <w:rPr>
+          <w:rFonts w:eastAsia="黑体"/>
+        </w:rPr>
         <w:t xml:space="preserve"> </w:t>
       </w:r>
       <w:r>
+        <w:rPr>
+          <w:rFonts w:eastAsia="黑体"/>
+        </w:rPr>
         <w:t xml:space="preserve">→ </w:t>
       </w:r>
       <w:r>
         <w:rPr>
-          <w:rFonts w:hint="eastAsia"/>
+          <w:rFonts w:hint="eastAsia" w:eastAsia="黑体"/>
         </w:rPr>
         <w:t xml:space="preserve">同样电容下压降、纹波减小，可用更小电容。</w:t>
       </w:r>
@@ -1985,7 +2219,7 @@
       </w:pPr>
       <w:r>
         <w:rPr>
-          <w:rFonts w:hint="eastAsia"/>
+          <w:rFonts w:hint="eastAsia" w:eastAsia="黑体"/>
         </w:rPr>
         <w:t xml:space="preserve">典型参数示例</w:t>
       </w:r>
@@ -2000,11 +2234,14 @@
       </w:pPr>
       <w:r>
         <w:rPr>
-          <w:rFonts w:hint="eastAsia"/>
+          <w:rFonts w:hint="eastAsia" w:eastAsia="黑体"/>
         </w:rPr>
         <w:t xml:space="preserve">取</w:t>
       </w:r>
       <w:r>
+        <w:rPr>
+          <w:rFonts w:eastAsia="黑体"/>
+        </w:rPr>
         <w:t xml:space="preserve"> </w:t>
       </w:r>
       <m:oMath>
@@ -2041,6 +2278,9 @@
         </m:r>
       </m:oMath>
       <w:r>
+        <w:rPr>
+          <w:rFonts w:eastAsia="黑体"/>
+        </w:rPr>
         <w:t xml:space="preserve">、</w:t>
       </w:r>
       <m:oMath>
@@ -2059,7 +2299,7 @@
       </m:oMath>
       <w:r>
         <w:rPr>
-          <w:rFonts w:hint="eastAsia"/>
+          <w:rFonts w:hint="eastAsia" w:eastAsia="黑体"/>
         </w:rPr>
         <w:t xml:space="preserve">、空载：</w:t>
       </w:r>
@@ -2124,6 +2364,9 @@
         </m:r>
       </m:oMath>
       <w:r>
+        <w:rPr>
+          <w:rFonts w:eastAsia="黑体"/>
+        </w:rPr>
         <w:t xml:space="preserve">。</w:t>
       </w:r>
     </w:p>
@@ -2137,11 +2380,14 @@
       </w:pPr>
       <w:r>
         <w:rPr>
-          <w:rFonts w:hint="eastAsia"/>
+          <w:rFonts w:hint="eastAsia" w:eastAsia="黑体"/>
         </w:rPr>
         <w:t xml:space="preserve">取</w:t>
       </w:r>
       <w:r>
+        <w:rPr>
+          <w:rFonts w:eastAsia="黑体"/>
+        </w:rPr>
         <w:t xml:space="preserve"> </w:t>
       </w:r>
       <m:oMath>
@@ -2159,6 +2405,9 @@
         </m:r>
       </m:oMath>
       <w:r>
+        <w:rPr>
+          <w:rFonts w:eastAsia="黑体"/>
+        </w:rPr>
         <w:t xml:space="preserve">、</w:t>
       </w:r>
       <m:oMath>
@@ -2195,6 +2444,9 @@
         </m:r>
       </m:oMath>
       <w:r>
+        <w:rPr>
+          <w:rFonts w:eastAsia="黑体"/>
+        </w:rPr>
         <w:t xml:space="preserve">、</w:t>
       </w:r>
       <m:oMath>
@@ -2222,6 +2474,9 @@
         </m:r>
       </m:oMath>
       <w:r>
+        <w:rPr>
+          <w:rFonts w:eastAsia="黑体"/>
+        </w:rPr>
         <w:t xml:space="preserve">、</w:t>
       </w:r>
       <m:oMath>
@@ -2253,7 +2508,7 @@
       </m:oMath>
       <w:r>
         <w:rPr>
-          <w:rFonts w:hint="eastAsia"/>
+          <w:rFonts w:hint="eastAsia" w:eastAsia="黑体"/>
         </w:rPr>
         <w:t xml:space="preserve">：</w:t>
       </w:r>
@@ -2396,6 +2651,9 @@
         </m:r>
       </m:oMath>
       <w:r>
+        <w:rPr>
+          <w:rFonts w:eastAsia="黑体"/>
+        </w:rPr>
         <w:t xml:space="preserve">。</w:t>
       </w:r>
     </w:p>
@@ -2407,7 +2665,7 @@
       </w:pPr>
       <w:r>
         <w:rPr>
-          <w:rFonts w:hint="eastAsia"/>
+          <w:rFonts w:hint="eastAsia" w:eastAsia="黑体"/>
         </w:rPr>
         <w:t xml:space="preserve">常见器件型号</w:t>
       </w:r>
@@ -2422,7 +2680,7 @@
       </w:pPr>
       <w:r>
         <w:rPr>
-          <w:rFonts w:hint="eastAsia"/>
+          <w:rFonts w:hint="eastAsia" w:eastAsia="黑体"/>
         </w:rPr>
         <w:t xml:space="preserve">二极管：1N4007、1N5408、UF4007。</w:t>
       </w:r>
@@ -2437,7 +2695,7 @@
       </w:pPr>
       <w:r>
         <w:rPr>
-          <w:rFonts w:hint="eastAsia"/>
+          <w:rFonts w:hint="eastAsia" w:eastAsia="黑体"/>
         </w:rPr>
         <w:t xml:space="preserve">电容：高压陶瓷、电解电容（耐压逐级递增）。</w:t>
       </w:r>
@@ -2452,7 +2710,7 @@
       </w:pPr>
       <w:r>
         <w:rPr>
-          <w:rFonts w:hint="eastAsia"/>
+          <w:rFonts w:hint="eastAsia" w:eastAsia="黑体"/>
         </w:rPr>
         <w:t xml:space="preserve">常用：按需选型。</w:t>
       </w:r>
@@ -2465,7 +2723,7 @@
       </w:pPr>
       <w:r>
         <w:rPr>
-          <w:rFonts w:hint="eastAsia"/>
+          <w:rFonts w:hint="eastAsia" w:eastAsia="黑体"/>
         </w:rPr>
         <w:t xml:space="preserve">注意事项</w:t>
       </w:r>
@@ -2480,7 +2738,7 @@
       </w:pPr>
       <w:r>
         <w:rPr>
-          <w:rFonts w:hint="eastAsia"/>
+          <w:rFonts w:hint="eastAsia" w:eastAsia="黑体"/>
         </w:rPr>
         <w:t xml:space="preserve">仅适合高压、极小电流负载，带载电压下降明显。</w:t>
       </w:r>
@@ -2495,7 +2753,7 @@
       </w:pPr>
       <w:r>
         <w:rPr>
-          <w:rFonts w:hint="eastAsia"/>
+          <w:rFonts w:hint="eastAsia" w:eastAsia="黑体"/>
         </w:rPr>
         <w:t xml:space="preserve">各级电容与二极管耐压逐级升高，须按峰值逐级选型。</w:t>
       </w:r>
@@ -2510,7 +2768,7 @@
       </w:pPr>
       <w:r>
         <w:rPr>
-          <w:rFonts w:hint="eastAsia"/>
+          <w:rFonts w:hint="eastAsia" w:eastAsia="黑体"/>
         </w:rPr>
         <w:t xml:space="preserve">无变压器隔离，输出为浮空高压，注意安全防护。</w:t>
       </w:r>
@@ -2525,7 +2783,7 @@
       </w:pPr>
       <w:r>
         <w:rPr>
-          <w:rFonts w:hint="eastAsia"/>
+          <w:rFonts w:hint="eastAsia" w:eastAsia="黑体"/>
         </w:rPr>
         <w:t xml:space="preserve">纹波与压降随级数快速增大，级数不宜过多。</w:t>
       </w:r>
@@ -2538,7 +2796,7 @@
       </w:pPr>
       <w:r>
         <w:rPr>
-          <w:rFonts w:hint="eastAsia"/>
+          <w:rFonts w:hint="eastAsia" w:eastAsia="黑体"/>
         </w:rPr>
         <w:t xml:space="preserve">参考资料</w:t>
       </w:r>
@@ -2552,6 +2810,9 @@
         </w:numPr>
       </w:pPr>
       <w:r>
+        <w:rPr>
+          <w:rFonts w:eastAsia="黑体"/>
+        </w:rPr>
         <w:t xml:space="preserve">Wikipedia: Voltage multiplier / Cockcroft–Walton generator。</w:t>
       </w:r>
     </w:p>
@@ -2565,7 +2826,7 @@
       </w:pPr>
       <w:r>
         <w:rPr>
-          <w:rFonts w:hint="eastAsia"/>
+          <w:rFonts w:hint="eastAsia" w:eastAsia="黑体"/>
         </w:rPr>
         <w:t xml:space="preserve">《模拟电子技术基础》（童诗白、华成英）。</w:t>
       </w:r>
@@ -2579,11 +2840,11 @@
       </w:pPr>
       <w:r>
         <w:rPr>
-          <w:rFonts w:ascii="Times New Roman" w:hAnsi="Times New Roman"/>
+          <w:rFonts w:ascii="Times New Roman" w:hAnsi="Times New Roman" w:eastAsia="黑体"/>
           <w:color w:val="555555"/>
           <w:sz w:val="21"/>
         </w:rPr>
-        <w:t>材料收集者：杜文杰</w:t>
+        <w:t>材料收集者：杜文杰，WX手机：19519196569，QQ:3478827729</w:t>
       </w:r>
     </w:p>
     <w:sectPr>
@@ -2603,7 +2864,7 @@
 </file>
 
 <file path=word/footer1.xml><?xml version="1.0" encoding="utf-8"?>
-<w:ftr xmlns:m="http://schemas.openxmlformats.org/officeDocument/2006/math" xmlns:mc="http://schemas.openxmlformats.org/markup-compatibility/2006" xmlns:mo="http://schemas.microsoft.com/office/mac/office/2008/main" xmlns:mv="urn:schemas-microsoft-com:mac:vml" xmlns:o="urn:schemas-microsoft-com:office:office" xmlns:r="http://schemas.openxmlformats.org/officeDocument/2006/relationships" xmlns:v="urn:schemas-microsoft-com:vml" xmlns:w10="urn:schemas-microsoft-com:office:word" xmlns:w14="http://schemas.microsoft.com/office/word/2010/wordml" xmlns:w="http://schemas.openxmlformats.org/wordprocessingml/2006/main" xmlns:wne="http://schemas.microsoft.com/office/word/2006/wordml" xmlns:wp14="http://schemas.microsoft.com/office/word/2010/wordprocessingDrawing" xmlns:wp="http://schemas.openxmlformats.org/drawingml/2006/wordprocessingDrawing" xmlns:wpc="http://schemas.microsoft.com/office/word/2010/wordprocessingCanvas" xmlns:wpg="http://schemas.microsoft.com/office/word/2010/wordprocessingGroup" xmlns:wpi="http://schemas.microsoft.com/office/word/2010/wordprocessingInk" xmlns:wps="http://schemas.microsoft.com/office/word/2010/wordprocessingShape" mc:Ignorable="w14 wp14">
+<w:ftr xmlns:mc="http://schemas.openxmlformats.org/markup-compatibility/2006" xmlns:w="http://schemas.openxmlformats.org/wordprocessingml/2006/main" xmlns:m="http://schemas.openxmlformats.org/officeDocument/2006/math" xmlns:mo="http://schemas.microsoft.com/office/mac/office/2008/main" xmlns:mv="urn:schemas-microsoft-com:mac:vml" xmlns:o="urn:schemas-microsoft-com:office:office" xmlns:r="http://schemas.openxmlformats.org/officeDocument/2006/relationships" xmlns:v="urn:schemas-microsoft-com:vml" xmlns:w10="urn:schemas-microsoft-com:office:word" xmlns:w14="http://schemas.microsoft.com/office/word/2010/wordml" xmlns:wne="http://schemas.microsoft.com/office/word/2006/wordml" xmlns:wp14="http://schemas.microsoft.com/office/word/2010/wordprocessingDrawing" xmlns:wp="http://schemas.openxmlformats.org/drawingml/2006/wordprocessingDrawing" xmlns:wpc="http://schemas.microsoft.com/office/word/2010/wordprocessingCanvas" xmlns:wpg="http://schemas.microsoft.com/office/word/2010/wordprocessingGroup" xmlns:wpi="http://schemas.microsoft.com/office/word/2010/wordprocessingInk" xmlns:wps="http://schemas.microsoft.com/office/word/2010/wordprocessingShape" mc:Ignorable="w14 wp14">
   <w:p>
     <w:pPr>
       <w:pStyle w:val="Footer"/>
@@ -2611,12 +2872,14 @@
     </w:pPr>
     <w:r>
       <w:rPr>
+        <w:rFonts w:eastAsia="黑体"/>
         <w:sz w:val="18"/>
       </w:rPr>
       <w:t xml:space="preserve">第 </w:t>
     </w:r>
     <w:r>
       <w:rPr>
+        <w:rFonts w:eastAsia="黑体"/>
         <w:sz w:val="18"/>
       </w:rPr>
       <w:fldChar w:fldCharType="begin"/>
@@ -2625,6 +2888,7 @@
     </w:r>
     <w:r>
       <w:rPr>
+        <w:rFonts w:eastAsia="黑体"/>
         <w:sz w:val="18"/>
       </w:rPr>
       <w:t xml:space="preserve"> 页</w:t>
@@ -2638,6 +2902,9 @@
   <w:footnote w:type="continuationSeparator" w:id="0">
     <w:p>
       <w:r>
+        <w:rPr>
+          <w:rFonts w:eastAsia="黑体"/>
+        </w:rPr>
         <w:continuationSeparator/>
       </w:r>
     </w:p>
@@ -2645,6 +2912,9 @@
   <w:footnote w:type="separator" w:id="-1">
     <w:p>
       <w:r>
+        <w:rPr>
+          <w:rFonts w:eastAsia="黑体"/>
+        </w:rPr>
         <w:separator/>
       </w:r>
     </w:p>
@@ -2653,7 +2923,7 @@
 </file>
 
 <file path=word/header1.xml><?xml version="1.0" encoding="utf-8"?>
-<w:hdr xmlns:m="http://schemas.openxmlformats.org/officeDocument/2006/math" xmlns:mc="http://schemas.openxmlformats.org/markup-compatibility/2006" xmlns:mo="http://schemas.microsoft.com/office/mac/office/2008/main" xmlns:mv="urn:schemas-microsoft-com:mac:vml" xmlns:o="urn:schemas-microsoft-com:office:office" xmlns:r="http://schemas.openxmlformats.org/officeDocument/2006/relationships" xmlns:v="urn:schemas-microsoft-com:vml" xmlns:w10="urn:schemas-microsoft-com:office:word" xmlns:w14="http://schemas.microsoft.com/office/word/2010/wordml" xmlns:w="http://schemas.openxmlformats.org/wordprocessingml/2006/main" xmlns:wne="http://schemas.microsoft.com/office/word/2006/wordml" xmlns:wp14="http://schemas.microsoft.com/office/word/2010/wordprocessingDrawing" xmlns:wp="http://schemas.openxmlformats.org/drawingml/2006/wordprocessingDrawing" xmlns:wpc="http://schemas.microsoft.com/office/word/2010/wordprocessingCanvas" xmlns:wpg="http://schemas.microsoft.com/office/word/2010/wordprocessingGroup" xmlns:wpi="http://schemas.microsoft.com/office/word/2010/wordprocessingInk" xmlns:wps="http://schemas.microsoft.com/office/word/2010/wordprocessingShape" mc:Ignorable="w14 wp14">
+<w:hdr xmlns:mc="http://schemas.openxmlformats.org/markup-compatibility/2006" xmlns:w="http://schemas.openxmlformats.org/wordprocessingml/2006/main" xmlns:m="http://schemas.openxmlformats.org/officeDocument/2006/math" xmlns:mo="http://schemas.microsoft.com/office/mac/office/2008/main" xmlns:mv="urn:schemas-microsoft-com:mac:vml" xmlns:o="urn:schemas-microsoft-com:office:office" xmlns:r="http://schemas.openxmlformats.org/officeDocument/2006/relationships" xmlns:v="urn:schemas-microsoft-com:vml" xmlns:w10="urn:schemas-microsoft-com:office:word" xmlns:w14="http://schemas.microsoft.com/office/word/2010/wordml" xmlns:wne="http://schemas.microsoft.com/office/word/2006/wordml" xmlns:wp14="http://schemas.microsoft.com/office/word/2010/wordprocessingDrawing" xmlns:wp="http://schemas.openxmlformats.org/drawingml/2006/wordprocessingDrawing" xmlns:wpc="http://schemas.microsoft.com/office/word/2010/wordprocessingCanvas" xmlns:wpg="http://schemas.microsoft.com/office/word/2010/wordprocessingGroup" xmlns:wpi="http://schemas.microsoft.com/office/word/2010/wordprocessingInk" xmlns:wps="http://schemas.microsoft.com/office/word/2010/wordprocessingShape" mc:Ignorable="w14 wp14">
   <w:p>
     <w:pPr>
       <w:pStyle w:val="Header"/>
@@ -2661,7 +2931,7 @@
     </w:pPr>
     <w:r>
       <w:rPr>
-        <w:rFonts w:ascii="Times New Roman" w:hAnsi="Times New Roman"/>
+        <w:rFonts w:ascii="Times New Roman" w:hAnsi="Times New Roman" w:eastAsia="黑体"/>
         <w:sz w:val="18"/>
         <w:rFonts w:eastAsia="黑体"/>
         <w:rFonts w:eastAsia="黑体"/>
@@ -2673,7 +2943,7 @@
 </file>
 
 <file path=word/numbering.xml><?xml version="1.0" encoding="utf-8"?>
-<w:numbering xmlns:m="http://schemas.openxmlformats.org/officeDocument/2006/math" xmlns:mc="http://schemas.openxmlformats.org/markup-compatibility/2006" xmlns:mo="http://schemas.microsoft.com/office/mac/office/2008/main" xmlns:mv="urn:schemas-microsoft-com:mac:vml" xmlns:o="urn:schemas-microsoft-com:office:office" xmlns:r="http://schemas.openxmlformats.org/officeDocument/2006/relationships" xmlns:v="urn:schemas-microsoft-com:vml" xmlns:w="http://schemas.openxmlformats.org/wordprocessingml/2006/main" xmlns:w10="urn:schemas-microsoft-com:office:word" xmlns:w14="http://schemas.microsoft.com/office/word/2010/wordml" xmlns:wne="http://schemas.microsoft.com/office/word/2006/wordml" xmlns:wp="http://schemas.openxmlformats.org/drawingml/2006/wordprocessingDrawing" xmlns:wp14="http://schemas.microsoft.com/office/word/2010/wordprocessingDrawing" xmlns:wpc="http://schemas.microsoft.com/office/word/2010/wordprocessingCanvas" xmlns:wpg="http://schemas.microsoft.com/office/word/2010/wordprocessingGroup" xmlns:wpi="http://schemas.microsoft.com/office/word/2010/wordprocessingInk" xmlns:wps="http://schemas.microsoft.com/office/word/2010/wordprocessingShape" mc:Ignorable="w14 wp14">
+<w:numbering xmlns:mc="http://schemas.openxmlformats.org/markup-compatibility/2006" xmlns:w="http://schemas.openxmlformats.org/wordprocessingml/2006/main" xmlns:m="http://schemas.openxmlformats.org/officeDocument/2006/math" xmlns:mo="http://schemas.microsoft.com/office/mac/office/2008/main" xmlns:mv="urn:schemas-microsoft-com:mac:vml" xmlns:o="urn:schemas-microsoft-com:office:office" xmlns:r="http://schemas.openxmlformats.org/officeDocument/2006/relationships" xmlns:v="urn:schemas-microsoft-com:vml" xmlns:w10="urn:schemas-microsoft-com:office:word" xmlns:w14="http://schemas.microsoft.com/office/word/2010/wordml" xmlns:wne="http://schemas.microsoft.com/office/word/2006/wordml" xmlns:wp="http://schemas.openxmlformats.org/drawingml/2006/wordprocessingDrawing" xmlns:wp14="http://schemas.microsoft.com/office/word/2010/wordprocessingDrawing" xmlns:wpc="http://schemas.microsoft.com/office/word/2010/wordprocessingCanvas" xmlns:wpg="http://schemas.microsoft.com/office/word/2010/wordprocessingGroup" xmlns:wpi="http://schemas.microsoft.com/office/word/2010/wordprocessingInk" xmlns:wps="http://schemas.microsoft.com/office/word/2010/wordprocessingShape" mc:Ignorable="w14 wp14">
   <w:abstractNum w:abstractNumId="0">
     <w:nsid w:val="FFFFFF7C"/>
     <w:multiLevelType w:val="singleLevel"/>
@@ -2760,7 +3030,7 @@
         <w:ind w:hanging="360" w:left="1440"/>
       </w:pPr>
       <w:rPr>
-        <w:rFonts w:ascii="Symbol" w:hAnsi="Symbol" w:hint="default"/>
+        <w:rFonts w:ascii="Symbol" w:hAnsi="Symbol" w:hint="default" w:eastAsia="黑体"/>
       </w:rPr>
     </w:lvl>
   </w:abstractNum>
@@ -2781,7 +3051,7 @@
         <w:ind w:hanging="360" w:left="1080"/>
       </w:pPr>
       <w:rPr>
-        <w:rFonts w:ascii="Symbol" w:hAnsi="Symbol" w:hint="default"/>
+        <w:rFonts w:ascii="Symbol" w:hAnsi="Symbol" w:hint="default" w:eastAsia="黑体"/>
       </w:rPr>
     </w:lvl>
   </w:abstractNum>
@@ -2802,7 +3072,7 @@
         <w:ind w:hanging="360" w:left="720"/>
       </w:pPr>
       <w:rPr>
-        <w:rFonts w:ascii="Symbol" w:hAnsi="Symbol" w:hint="default"/>
+        <w:rFonts w:ascii="Symbol" w:hAnsi="Symbol" w:hint="default" w:eastAsia="黑体"/>
       </w:rPr>
     </w:lvl>
   </w:abstractNum>
@@ -2841,7 +3111,7 @@
         <w:ind w:hanging="360" w:left="360"/>
       </w:pPr>
       <w:rPr>
-        <w:rFonts w:ascii="Symbol" w:hAnsi="Symbol" w:hint="default"/>
+        <w:rFonts w:ascii="Symbol" w:hAnsi="Symbol" w:hint="default" w:eastAsia="黑体"/>
       </w:rPr>
     </w:lvl>
   </w:abstractNum>
@@ -2932,7 +3202,7 @@
         <w:ind w:left="720" w:hanging="360"/>
       </w:pPr>
       <w:rPr>
-        <w:rFonts w:ascii="Symbol" w:hAnsi="Symbol" w:cs="Symbol" w:hint="default"/>
+        <w:rFonts w:ascii="Symbol" w:hAnsi="Symbol" w:cs="Symbol" w:hint="default" w:eastAsia="黑体"/>
       </w:rPr>
     </w:lvl>
     <w:lvl w:ilvl="1">
@@ -2943,7 +3213,7 @@
         <w:ind w:left="1440" w:hanging="360"/>
       </w:pPr>
       <w:rPr>
-        <w:rFonts w:ascii="Courier New" w:hAnsi="Courier New" w:cs="Courier New" w:hint="default"/>
+        <w:rFonts w:ascii="Courier New" w:hAnsi="Courier New" w:cs="Courier New" w:hint="default" w:eastAsia="黑体"/>
       </w:rPr>
     </w:lvl>
     <w:lvl w:ilvl="2">
@@ -2954,7 +3224,7 @@
         <w:ind w:left="2160" w:hanging="360"/>
       </w:pPr>
       <w:rPr>
-        <w:rFonts w:ascii="Wingdings" w:hAnsi="Wingdings" w:cs="Wingdings" w:hint="default"/>
+        <w:rFonts w:ascii="Wingdings" w:hAnsi="Wingdings" w:cs="Wingdings" w:hint="default" w:eastAsia="黑体"/>
       </w:rPr>
     </w:lvl>
     <w:lvl w:ilvl="3">
@@ -2965,7 +3235,7 @@
         <w:ind w:left="2880" w:hanging="360"/>
       </w:pPr>
       <w:rPr>
-        <w:rFonts w:ascii="Symbol" w:hAnsi="Symbol" w:cs="Symbol" w:hint="default"/>
+        <w:rFonts w:ascii="Symbol" w:hAnsi="Symbol" w:cs="Symbol" w:hint="default" w:eastAsia="黑体"/>
       </w:rPr>
     </w:lvl>
     <w:lvl w:ilvl="4">
@@ -2976,7 +3246,7 @@
         <w:ind w:left="3600" w:hanging="360"/>
       </w:pPr>
       <w:rPr>
-        <w:rFonts w:ascii="Courier New" w:hAnsi="Courier New" w:cs="Courier New" w:hint="default"/>
+        <w:rFonts w:ascii="Courier New" w:hAnsi="Courier New" w:cs="Courier New" w:hint="default" w:eastAsia="黑体"/>
       </w:rPr>
     </w:lvl>
     <w:lvl w:ilvl="5">
@@ -2987,7 +3257,7 @@
         <w:ind w:left="4320" w:hanging="360"/>
       </w:pPr>
       <w:rPr>
-        <w:rFonts w:ascii="Wingdings" w:hAnsi="Wingdings" w:cs="Wingdings" w:hint="default"/>
+        <w:rFonts w:ascii="Wingdings" w:hAnsi="Wingdings" w:cs="Wingdings" w:hint="default" w:eastAsia="黑体"/>
       </w:rPr>
     </w:lvl>
     <w:lvl w:ilvl="6">
@@ -2998,7 +3268,7 @@
         <w:ind w:left="5040" w:hanging="360"/>
       </w:pPr>
       <w:rPr>
-        <w:rFonts w:ascii="Symbol" w:hAnsi="Symbol" w:cs="Symbol" w:hint="default"/>
+        <w:rFonts w:ascii="Symbol" w:hAnsi="Symbol" w:cs="Symbol" w:hint="default" w:eastAsia="黑体"/>
       </w:rPr>
     </w:lvl>
     <w:lvl w:ilvl="7">
@@ -3009,7 +3279,7 @@
         <w:ind w:left="5760" w:hanging="360"/>
       </w:pPr>
       <w:rPr>
-        <w:rFonts w:ascii="Courier New" w:hAnsi="Courier New" w:cs="Courier New" w:hint="default"/>
+        <w:rFonts w:ascii="Courier New" w:hAnsi="Courier New" w:cs="Courier New" w:hint="default" w:eastAsia="黑体"/>
       </w:rPr>
     </w:lvl>
     <w:lvl w:ilvl="8">
@@ -3020,7 +3290,7 @@
         <w:ind w:left="6480" w:hanging="360"/>
       </w:pPr>
       <w:rPr>
-        <w:rFonts w:ascii="Wingdings" w:hAnsi="Wingdings" w:cs="Wingdings" w:hint="default"/>
+        <w:rFonts w:ascii="Wingdings" w:hAnsi="Wingdings" w:cs="Wingdings" w:hint="default" w:eastAsia="黑体"/>
       </w:rPr>
     </w:lvl>
   </w:abstractNum>
@@ -3076,11 +3346,11 @@
 </file>
 
 <file path=word/styles.xml><?xml version="1.0" encoding="utf-8"?>
-<w:styles xmlns:mc="http://schemas.openxmlformats.org/markup-compatibility/2006" xmlns:r="http://schemas.openxmlformats.org/officeDocument/2006/relationships" xmlns:w="http://schemas.openxmlformats.org/wordprocessingml/2006/main" xmlns:w14="http://schemas.microsoft.com/office/word/2010/wordml" mc:Ignorable="w14">
+<w:styles xmlns:mc="http://schemas.openxmlformats.org/markup-compatibility/2006" xmlns:w="http://schemas.openxmlformats.org/wordprocessingml/2006/main" xmlns:r="http://schemas.openxmlformats.org/officeDocument/2006/relationships" xmlns:w14="http://schemas.microsoft.com/office/word/2010/wordml" mc:Ignorable="w14">
   <w:docDefaults>
     <w:rPrDefault>
       <w:rPr>
-        <w:rFonts w:asciiTheme="minorHAnsi" w:cstheme="minorBidi" w:eastAsiaTheme="minorEastAsia" w:hAnsiTheme="minorHAnsi"/>
+        <w:rFonts w:asciiTheme="minorHAnsi" w:cstheme="minorBidi" w:hAnsiTheme="minorHAnsi" w:eastAsia="黑体"/>
         <w:sz w:val="22"/>
         <w:szCs w:val="22"/>
         <w:lang w:bidi="ar-SA" w:eastAsia="en-US" w:val="en-US"/>
@@ -3302,7 +3572,7 @@
       <w:outlineLvl w:val="0"/>
     </w:pPr>
     <w:rPr>
-      <w:rFonts w:ascii="Times New Roman" w:asciiTheme="majorHAnsi" w:cstheme="majorBidi" w:eastAsia="黑体" w:eastAsiaTheme="majorEastAsia" w:hAnsi="Times New Roman" w:hAnsiTheme="majorHAnsi"/>
+      <w:rFonts w:ascii="Times New Roman" w:asciiTheme="majorHAnsi" w:cstheme="majorBidi" w:eastAsia="黑体" w:hAnsi="Times New Roman" w:hAnsiTheme="majorHAnsi"/>
       <w:b/>
       <w:bCs/>
       <w:color w:val="1F3864"/>
@@ -3326,7 +3596,7 @@
       <w:outlineLvl w:val="1"/>
     </w:pPr>
     <w:rPr>
-      <w:rFonts w:ascii="Times New Roman" w:asciiTheme="majorHAnsi" w:cstheme="majorBidi" w:eastAsia="黑体" w:eastAsiaTheme="majorEastAsia" w:hAnsi="Times New Roman" w:hAnsiTheme="majorHAnsi"/>
+      <w:rFonts w:ascii="Times New Roman" w:asciiTheme="majorHAnsi" w:cstheme="majorBidi" w:eastAsia="黑体" w:hAnsi="Times New Roman" w:hAnsiTheme="majorHAnsi"/>
       <w:b/>
       <w:bCs/>
       <w:color w:val="2E4E7E"/>
@@ -3350,7 +3620,7 @@
       <w:outlineLvl w:val="2"/>
     </w:pPr>
     <w:rPr>
-      <w:rFonts w:ascii="Times New Roman" w:asciiTheme="majorHAnsi" w:cstheme="majorBidi" w:eastAsia="黑体" w:eastAsiaTheme="majorEastAsia" w:hAnsi="Times New Roman" w:hAnsiTheme="majorHAnsi"/>
+      <w:rFonts w:ascii="Times New Roman" w:asciiTheme="majorHAnsi" w:cstheme="majorBidi" w:eastAsia="黑体" w:hAnsi="Times New Roman" w:hAnsiTheme="majorHAnsi"/>
       <w:b/>
       <w:bCs/>
       <w:color w:val="2E4E7E"/>
@@ -3374,7 +3644,7 @@
       <w:outlineLvl w:val="3"/>
     </w:pPr>
     <w:rPr>
-      <w:rFonts w:ascii="Times New Roman" w:asciiTheme="majorHAnsi" w:cstheme="majorBidi" w:eastAsia="黑体" w:eastAsiaTheme="majorEastAsia" w:hAnsi="Times New Roman" w:hAnsiTheme="majorHAnsi"/>
+      <w:rFonts w:ascii="Times New Roman" w:asciiTheme="majorHAnsi" w:cstheme="majorBidi" w:eastAsia="黑体" w:hAnsi="Times New Roman" w:hAnsiTheme="majorHAnsi"/>
       <w:b/>
       <w:bCs/>
       <w:i/>
@@ -3400,7 +3670,7 @@
       <w:outlineLvl w:val="4"/>
     </w:pPr>
     <w:rPr>
-      <w:rFonts w:ascii="Times New Roman" w:asciiTheme="majorHAnsi" w:cstheme="majorBidi" w:eastAsia="黑体" w:eastAsiaTheme="majorEastAsia" w:hAnsi="Times New Roman" w:hAnsiTheme="majorHAnsi"/>
+      <w:rFonts w:ascii="Times New Roman" w:asciiTheme="majorHAnsi" w:cstheme="majorBidi" w:eastAsia="黑体" w:hAnsi="Times New Roman" w:hAnsiTheme="majorHAnsi"/>
       <w:b/>
       <w:color w:val="333333"/>
       <w:sz w:val="22"/>
@@ -3423,7 +3693,7 @@
       <w:outlineLvl w:val="5"/>
     </w:pPr>
     <w:rPr>
-      <w:rFonts w:asciiTheme="majorHAnsi" w:cstheme="majorBidi" w:eastAsiaTheme="majorEastAsia" w:hAnsiTheme="majorHAnsi"/>
+      <w:rFonts w:asciiTheme="majorHAnsi" w:cstheme="majorBidi" w:hAnsiTheme="majorHAnsi" w:eastAsia="黑体"/>
       <w:i/>
       <w:iCs/>
       <w:color w:themeColor="accent1" w:themeShade="7F" w:val="243F60"/>
@@ -3446,7 +3716,7 @@
       <w:outlineLvl w:val="6"/>
     </w:pPr>
     <w:rPr>
-      <w:rFonts w:asciiTheme="majorHAnsi" w:cstheme="majorBidi" w:eastAsiaTheme="majorEastAsia" w:hAnsiTheme="majorHAnsi"/>
+      <w:rFonts w:asciiTheme="majorHAnsi" w:cstheme="majorBidi" w:hAnsiTheme="majorHAnsi" w:eastAsia="黑体"/>
       <w:i/>
       <w:iCs/>
       <w:color w:themeColor="text1" w:themeTint="BF" w:val="404040"/>
@@ -3469,7 +3739,7 @@
       <w:outlineLvl w:val="7"/>
     </w:pPr>
     <w:rPr>
-      <w:rFonts w:asciiTheme="majorHAnsi" w:cstheme="majorBidi" w:eastAsiaTheme="majorEastAsia" w:hAnsiTheme="majorHAnsi"/>
+      <w:rFonts w:asciiTheme="majorHAnsi" w:cstheme="majorBidi" w:hAnsiTheme="majorHAnsi" w:eastAsia="黑体"/>
       <w:color w:themeColor="accent1" w:val="4F81BD"/>
       <w:sz w:val="20"/>
       <w:szCs w:val="20"/>
@@ -3492,7 +3762,7 @@
       <w:outlineLvl w:val="8"/>
     </w:pPr>
     <w:rPr>
-      <w:rFonts w:asciiTheme="majorHAnsi" w:cstheme="majorBidi" w:eastAsiaTheme="majorEastAsia" w:hAnsiTheme="majorHAnsi"/>
+      <w:rFonts w:asciiTheme="majorHAnsi" w:cstheme="majorBidi" w:hAnsiTheme="majorHAnsi" w:eastAsia="黑体"/>
       <w:i/>
       <w:iCs/>
       <w:color w:themeColor="text1" w:themeTint="BF" w:val="404040"/>
@@ -3543,7 +3813,7 @@
     <w:uiPriority w:val="9"/>
     <w:rsid w:val="00FC693F"/>
     <w:rPr>
-      <w:rFonts w:asciiTheme="majorHAnsi" w:cstheme="majorBidi" w:eastAsiaTheme="majorEastAsia" w:hAnsiTheme="majorHAnsi"/>
+      <w:rFonts w:asciiTheme="majorHAnsi" w:cstheme="majorBidi" w:hAnsiTheme="majorHAnsi" w:eastAsia="黑体"/>
       <w:b/>
       <w:bCs/>
       <w:color w:themeColor="accent1" w:themeShade="BF" w:val="365F91"/>
@@ -3558,7 +3828,7 @@
     <w:uiPriority w:val="9"/>
     <w:rsid w:val="00FC693F"/>
     <w:rPr>
-      <w:rFonts w:asciiTheme="majorHAnsi" w:cstheme="majorBidi" w:eastAsiaTheme="majorEastAsia" w:hAnsiTheme="majorHAnsi"/>
+      <w:rFonts w:asciiTheme="majorHAnsi" w:cstheme="majorBidi" w:hAnsiTheme="majorHAnsi" w:eastAsia="黑体"/>
       <w:b/>
       <w:bCs/>
       <w:color w:themeColor="accent1" w:val="4F81BD"/>
@@ -3573,7 +3843,7 @@
     <w:uiPriority w:val="9"/>
     <w:rsid w:val="00FC693F"/>
     <w:rPr>
-      <w:rFonts w:asciiTheme="majorHAnsi" w:cstheme="majorBidi" w:eastAsiaTheme="majorEastAsia" w:hAnsiTheme="majorHAnsi"/>
+      <w:rFonts w:asciiTheme="majorHAnsi" w:cstheme="majorBidi" w:hAnsiTheme="majorHAnsi" w:eastAsia="黑体"/>
       <w:b/>
       <w:bCs/>
       <w:color w:themeColor="accent1" w:val="4F81BD"/>
@@ -3596,7 +3866,7 @@
       <w:contextualSpacing/>
     </w:pPr>
     <w:rPr>
-      <w:rFonts w:ascii="Times New Roman" w:asciiTheme="majorHAnsi" w:cstheme="majorBidi" w:eastAsia="黑体" w:eastAsiaTheme="majorEastAsia" w:hAnsi="Times New Roman" w:hAnsiTheme="majorHAnsi"/>
+      <w:rFonts w:ascii="Times New Roman" w:asciiTheme="majorHAnsi" w:cstheme="majorBidi" w:eastAsia="黑体" w:hAnsi="Times New Roman" w:hAnsiTheme="majorHAnsi"/>
       <w:b/>
       <w:color w:val="1F3864"/>
       <w:spacing w:val="5"/>
@@ -3612,7 +3882,7 @@
     <w:uiPriority w:val="10"/>
     <w:rsid w:val="00FC693F"/>
     <w:rPr>
-      <w:rFonts w:asciiTheme="majorHAnsi" w:cstheme="majorBidi" w:eastAsiaTheme="majorEastAsia" w:hAnsiTheme="majorHAnsi"/>
+      <w:rFonts w:asciiTheme="majorHAnsi" w:cstheme="majorBidi" w:hAnsiTheme="majorHAnsi" w:eastAsia="黑体"/>
       <w:color w:themeColor="text2" w:themeShade="BF" w:val="17365D"/>
       <w:spacing w:val="5"/>
       <w:kern w:val="28"/>
@@ -3634,7 +3904,7 @@
       </w:numPr>
     </w:pPr>
     <w:rPr>
-      <w:rFonts w:asciiTheme="majorHAnsi" w:cstheme="majorBidi" w:eastAsiaTheme="majorEastAsia" w:hAnsiTheme="majorHAnsi"/>
+      <w:rFonts w:asciiTheme="majorHAnsi" w:cstheme="majorBidi" w:hAnsiTheme="majorHAnsi" w:eastAsia="黑体"/>
       <w:i/>
       <w:iCs/>
       <w:color w:themeColor="accent1" w:val="4F81BD"/>
@@ -3650,7 +3920,7 @@
     <w:uiPriority w:val="11"/>
     <w:rsid w:val="00FC693F"/>
     <w:rPr>
-      <w:rFonts w:asciiTheme="majorHAnsi" w:cstheme="majorBidi" w:eastAsiaTheme="majorEastAsia" w:hAnsiTheme="majorHAnsi"/>
+      <w:rFonts w:asciiTheme="majorHAnsi" w:cstheme="majorBidi" w:hAnsiTheme="majorHAnsi" w:eastAsia="黑体"/>
       <w:i/>
       <w:iCs/>
       <w:color w:themeColor="accent1" w:val="4F81BD"/>
@@ -3717,6 +3987,7 @@
       <w:spacing w:after="120"/>
     </w:pPr>
     <w:rPr>
+      <w:rFonts w:eastAsia="黑体"/>
       <w:sz w:val="16"/>
       <w:szCs w:val="16"/>
     </w:rPr>
@@ -3728,6 +3999,7 @@
     <w:uiPriority w:val="99"/>
     <w:rsid w:val="00AA1D8D"/>
     <w:rPr>
+      <w:rFonts w:eastAsia="黑体"/>
       <w:sz w:val="16"/>
       <w:szCs w:val="16"/>
     </w:rPr>
@@ -3897,7 +4169,7 @@
       </w:tabs>
     </w:pPr>
     <w:rPr>
-      <w:rFonts w:ascii="Courier" w:hAnsi="Courier"/>
+      <w:rFonts w:ascii="Courier" w:hAnsi="Courier" w:eastAsia="黑体"/>
       <w:sz w:val="20"/>
       <w:szCs w:val="20"/>
     </w:rPr>
@@ -3909,7 +4181,7 @@
     <w:uiPriority w:val="99"/>
     <w:rsid w:val="0029639D"/>
     <w:rPr>
-      <w:rFonts w:ascii="Courier" w:hAnsi="Courier"/>
+      <w:rFonts w:ascii="Courier" w:hAnsi="Courier" w:eastAsia="黑体"/>
       <w:sz w:val="20"/>
       <w:szCs w:val="20"/>
     </w:rPr>
@@ -3945,6 +4217,7 @@
     <w:uiPriority w:val="29"/>
     <w:rsid w:val="00FC693F"/>
     <w:rPr>
+      <w:rFonts w:eastAsia="黑体"/>
       <w:i/>
       <w:iCs/>
       <w:color w:themeColor="text1" w:val="000000"/>
@@ -3958,7 +4231,7 @@
     <w:semiHidden/>
     <w:rsid w:val="00FC693F"/>
     <w:rPr>
-      <w:rFonts w:asciiTheme="majorHAnsi" w:cstheme="majorBidi" w:eastAsiaTheme="majorEastAsia" w:hAnsiTheme="majorHAnsi"/>
+      <w:rFonts w:asciiTheme="majorHAnsi" w:cstheme="majorBidi" w:hAnsiTheme="majorHAnsi" w:eastAsia="黑体"/>
       <w:b/>
       <w:bCs/>
       <w:i/>
@@ -3974,7 +4247,7 @@
     <w:semiHidden/>
     <w:rsid w:val="00FC693F"/>
     <w:rPr>
-      <w:rFonts w:asciiTheme="majorHAnsi" w:cstheme="majorBidi" w:eastAsiaTheme="majorEastAsia" w:hAnsiTheme="majorHAnsi"/>
+      <w:rFonts w:asciiTheme="majorHAnsi" w:cstheme="majorBidi" w:hAnsiTheme="majorHAnsi" w:eastAsia="黑体"/>
       <w:color w:themeColor="accent1" w:themeShade="7F" w:val="243F60"/>
     </w:rPr>
   </w:style>
@@ -3986,7 +4259,7 @@
     <w:semiHidden/>
     <w:rsid w:val="00FC693F"/>
     <w:rPr>
-      <w:rFonts w:asciiTheme="majorHAnsi" w:cstheme="majorBidi" w:eastAsiaTheme="majorEastAsia" w:hAnsiTheme="majorHAnsi"/>
+      <w:rFonts w:asciiTheme="majorHAnsi" w:cstheme="majorBidi" w:hAnsiTheme="majorHAnsi" w:eastAsia="黑体"/>
       <w:i/>
       <w:iCs/>
       <w:color w:themeColor="accent1" w:themeShade="7F" w:val="243F60"/>
@@ -4000,7 +4273,7 @@
     <w:semiHidden/>
     <w:rsid w:val="00FC693F"/>
     <w:rPr>
-      <w:rFonts w:asciiTheme="majorHAnsi" w:cstheme="majorBidi" w:eastAsiaTheme="majorEastAsia" w:hAnsiTheme="majorHAnsi"/>
+      <w:rFonts w:asciiTheme="majorHAnsi" w:cstheme="majorBidi" w:hAnsiTheme="majorHAnsi" w:eastAsia="黑体"/>
       <w:i/>
       <w:iCs/>
       <w:color w:themeColor="text1" w:themeTint="BF" w:val="404040"/>
@@ -4014,7 +4287,7 @@
     <w:semiHidden/>
     <w:rsid w:val="00FC693F"/>
     <w:rPr>
-      <w:rFonts w:asciiTheme="majorHAnsi" w:cstheme="majorBidi" w:eastAsiaTheme="majorEastAsia" w:hAnsiTheme="majorHAnsi"/>
+      <w:rFonts w:asciiTheme="majorHAnsi" w:cstheme="majorBidi" w:hAnsiTheme="majorHAnsi" w:eastAsia="黑体"/>
       <w:color w:themeColor="accent1" w:val="4F81BD"/>
       <w:sz w:val="20"/>
       <w:szCs w:val="20"/>
@@ -4028,7 +4301,7 @@
     <w:semiHidden/>
     <w:rsid w:val="00FC693F"/>
     <w:rPr>
-      <w:rFonts w:asciiTheme="majorHAnsi" w:cstheme="majorBidi" w:eastAsiaTheme="majorEastAsia" w:hAnsiTheme="majorHAnsi"/>
+      <w:rFonts w:asciiTheme="majorHAnsi" w:cstheme="majorBidi" w:hAnsiTheme="majorHAnsi" w:eastAsia="黑体"/>
       <w:i/>
       <w:iCs/>
       <w:color w:themeColor="text1" w:themeTint="BF" w:val="404040"/>
@@ -4049,6 +4322,7 @@
       <w:spacing w:line="240" w:lineRule="auto"/>
     </w:pPr>
     <w:rPr>
+      <w:rFonts w:eastAsia="黑体"/>
       <w:b/>
       <w:bCs/>
       <w:color w:themeColor="accent1" w:val="4F81BD"/>
@@ -4063,6 +4337,7 @@
     <w:qFormat/>
     <w:rsid w:val="00FC693F"/>
     <w:rPr>
+      <w:rFonts w:eastAsia="黑体"/>
       <w:b/>
       <w:bCs/>
     </w:rPr>
@@ -4074,6 +4349,7 @@
     <w:qFormat/>
     <w:rsid w:val="00FC693F"/>
     <w:rPr>
+      <w:rFonts w:eastAsia="黑体"/>
       <w:i/>
       <w:iCs/>
     </w:rPr>
@@ -4094,6 +4370,7 @@
       <w:ind w:left="936" w:right="936"/>
     </w:pPr>
     <w:rPr>
+      <w:rFonts w:eastAsia="黑体"/>
       <w:b/>
       <w:bCs/>
       <w:i/>
@@ -4108,6 +4385,7 @@
     <w:uiPriority w:val="30"/>
     <w:rsid w:val="00FC693F"/>
     <w:rPr>
+      <w:rFonts w:eastAsia="黑体"/>
       <w:b/>
       <w:bCs/>
       <w:i/>
@@ -4122,6 +4400,7 @@
     <w:qFormat/>
     <w:rsid w:val="00FC693F"/>
     <w:rPr>
+      <w:rFonts w:eastAsia="黑体"/>
       <w:i/>
       <w:iCs/>
       <w:color w:themeColor="text1" w:themeTint="7F" w:val="808080"/>
@@ -4134,6 +4413,7 @@
     <w:qFormat/>
     <w:rsid w:val="00FC693F"/>
     <w:rPr>
+      <w:rFonts w:eastAsia="黑体"/>
       <w:b/>
       <w:bCs/>
       <w:i/>
@@ -4148,6 +4428,7 @@
     <w:qFormat/>
     <w:rsid w:val="00FC693F"/>
     <w:rPr>
+      <w:rFonts w:eastAsia="黑体"/>
       <w:smallCaps/>
       <w:color w:themeColor="accent2" w:val="C0504D"/>
       <w:u w:val="single"/>
@@ -4160,6 +4441,7 @@
     <w:qFormat/>
     <w:rsid w:val="00FC693F"/>
     <w:rPr>
+      <w:rFonts w:eastAsia="黑体"/>
       <w:b/>
       <w:bCs/>
       <w:smallCaps/>
@@ -4175,6 +4457,7 @@
     <w:qFormat/>
     <w:rsid w:val="00FC693F"/>
     <w:rPr>
+      <w:rFonts w:eastAsia="黑体"/>
       <w:b/>
       <w:bCs/>
       <w:smallCaps/>
@@ -4229,6 +4512,7 @@
       <w:spacing w:after="0" w:line="240" w:lineRule="auto"/>
     </w:pPr>
     <w:rPr>
+      <w:rFonts w:eastAsia="黑体"/>
       <w:color w:themeColor="text1" w:themeShade="BF" w:val="000000"/>
     </w:rPr>
     <w:tblPr>
@@ -4251,6 +4535,7 @@
         <w:spacing w:after="0" w:before="0" w:line="240" w:lineRule="auto"/>
       </w:pPr>
       <w:rPr>
+        <w:rFonts w:eastAsia="黑体"/>
         <w:b/>
         <w:bCs/>
       </w:rPr>
@@ -4271,6 +4556,7 @@
         <w:spacing w:after="0" w:before="0" w:line="240" w:lineRule="auto"/>
       </w:pPr>
       <w:rPr>
+        <w:rFonts w:eastAsia="黑体"/>
         <w:b/>
         <w:bCs/>
       </w:rPr>
@@ -4288,12 +4574,14 @@
     </w:tblStylePr>
     <w:tblStylePr w:type="firstCol">
       <w:rPr>
+        <w:rFonts w:eastAsia="黑体"/>
         <w:b/>
         <w:bCs/>
       </w:rPr>
     </w:tblStylePr>
     <w:tblStylePr w:type="lastCol">
       <w:rPr>
+        <w:rFonts w:eastAsia="黑体"/>
         <w:b/>
         <w:bCs/>
       </w:rPr>
@@ -4332,6 +4620,7 @@
       <w:spacing w:after="0" w:line="240" w:lineRule="auto"/>
     </w:pPr>
     <w:rPr>
+      <w:rFonts w:eastAsia="黑体"/>
       <w:color w:themeColor="accent1" w:themeShade="BF" w:val="365F91"/>
     </w:rPr>
     <w:tblPr>
@@ -4354,6 +4643,7 @@
         <w:spacing w:after="0" w:before="0" w:line="240" w:lineRule="auto"/>
       </w:pPr>
       <w:rPr>
+        <w:rFonts w:eastAsia="黑体"/>
         <w:b/>
         <w:bCs/>
       </w:rPr>
@@ -4374,6 +4664,7 @@
         <w:spacing w:after="0" w:before="0" w:line="240" w:lineRule="auto"/>
       </w:pPr>
       <w:rPr>
+        <w:rFonts w:eastAsia="黑体"/>
         <w:b/>
         <w:bCs/>
       </w:rPr>
@@ -4391,12 +4682,14 @@
     </w:tblStylePr>
     <w:tblStylePr w:type="firstCol">
       <w:rPr>
+        <w:rFonts w:eastAsia="黑体"/>
         <w:b/>
         <w:bCs/>
       </w:rPr>
     </w:tblStylePr>
     <w:tblStylePr w:type="lastCol">
       <w:rPr>
+        <w:rFonts w:eastAsia="黑体"/>
         <w:b/>
         <w:bCs/>
       </w:rPr>
@@ -4435,6 +4728,7 @@
       <w:spacing w:after="0" w:line="240" w:lineRule="auto"/>
     </w:pPr>
     <w:rPr>
+      <w:rFonts w:eastAsia="黑体"/>
       <w:color w:themeColor="accent2" w:themeShade="BF" w:val="943634"/>
     </w:rPr>
     <w:tblPr>
@@ -4457,6 +4751,7 @@
         <w:spacing w:after="0" w:before="0" w:line="240" w:lineRule="auto"/>
       </w:pPr>
       <w:rPr>
+        <w:rFonts w:eastAsia="黑体"/>
         <w:b/>
         <w:bCs/>
       </w:rPr>
@@ -4477,6 +4772,7 @@
         <w:spacing w:after="0" w:before="0" w:line="240" w:lineRule="auto"/>
       </w:pPr>
       <w:rPr>
+        <w:rFonts w:eastAsia="黑体"/>
         <w:b/>
         <w:bCs/>
       </w:rPr>
@@ -4494,12 +4790,14 @@
     </w:tblStylePr>
     <w:tblStylePr w:type="firstCol">
       <w:rPr>
+        <w:rFonts w:eastAsia="黑体"/>
         <w:b/>
         <w:bCs/>
       </w:rPr>
     </w:tblStylePr>
     <w:tblStylePr w:type="lastCol">
       <w:rPr>
+        <w:rFonts w:eastAsia="黑体"/>
         <w:b/>
         <w:bCs/>
       </w:rPr>
@@ -4538,6 +4836,7 @@
       <w:spacing w:after="0" w:line="240" w:lineRule="auto"/>
     </w:pPr>
     <w:rPr>
+      <w:rFonts w:eastAsia="黑体"/>
       <w:color w:themeColor="accent3" w:themeShade="BF" w:val="76923C"/>
     </w:rPr>
     <w:tblPr>
@@ -4560,6 +4859,7 @@
         <w:spacing w:after="0" w:before="0" w:line="240" w:lineRule="auto"/>
       </w:pPr>
       <w:rPr>
+        <w:rFonts w:eastAsia="黑体"/>
         <w:b/>
         <w:bCs/>
       </w:rPr>
@@ -4580,6 +4880,7 @@
         <w:spacing w:after="0" w:before="0" w:line="240" w:lineRule="auto"/>
       </w:pPr>
       <w:rPr>
+        <w:rFonts w:eastAsia="黑体"/>
         <w:b/>
         <w:bCs/>
       </w:rPr>
@@ -4597,12 +4898,14 @@
     </w:tblStylePr>
     <w:tblStylePr w:type="firstCol">
       <w:rPr>
+        <w:rFonts w:eastAsia="黑体"/>
         <w:b/>
         <w:bCs/>
       </w:rPr>
     </w:tblStylePr>
     <w:tblStylePr w:type="lastCol">
       <w:rPr>
+        <w:rFonts w:eastAsia="黑体"/>
         <w:b/>
         <w:bCs/>
       </w:rPr>
@@ -4641,6 +4944,7 @@
       <w:spacing w:after="0" w:line="240" w:lineRule="auto"/>
     </w:pPr>
     <w:rPr>
+      <w:rFonts w:eastAsia="黑体"/>
       <w:color w:themeColor="accent4" w:themeShade="BF" w:val="5F497A"/>
     </w:rPr>
     <w:tblPr>
@@ -4663,6 +4967,7 @@
         <w:spacing w:after="0" w:before="0" w:line="240" w:lineRule="auto"/>
       </w:pPr>
       <w:rPr>
+        <w:rFonts w:eastAsia="黑体"/>
         <w:b/>
         <w:bCs/>
       </w:rPr>
@@ -4683,6 +4988,7 @@
         <w:spacing w:after="0" w:before="0" w:line="240" w:lineRule="auto"/>
       </w:pPr>
       <w:rPr>
+        <w:rFonts w:eastAsia="黑体"/>
         <w:b/>
         <w:bCs/>
       </w:rPr>
@@ -4700,12 +5006,14 @@
     </w:tblStylePr>
     <w:tblStylePr w:type="firstCol">
       <w:rPr>
+        <w:rFonts w:eastAsia="黑体"/>
         <w:b/>
         <w:bCs/>
       </w:rPr>
     </w:tblStylePr>
     <w:tblStylePr w:type="lastCol">
       <w:rPr>
+        <w:rFonts w:eastAsia="黑体"/>
         <w:b/>
         <w:bCs/>
       </w:rPr>
@@ -4744,6 +5052,7 @@
       <w:spacing w:after="0" w:line="240" w:lineRule="auto"/>
     </w:pPr>
     <w:rPr>
+      <w:rFonts w:eastAsia="黑体"/>
       <w:color w:themeColor="accent5" w:themeShade="BF" w:val="31849B"/>
     </w:rPr>
     <w:tblPr>
@@ -4766,6 +5075,7 @@
         <w:spacing w:after="0" w:before="0" w:line="240" w:lineRule="auto"/>
       </w:pPr>
       <w:rPr>
+        <w:rFonts w:eastAsia="黑体"/>
         <w:b/>
         <w:bCs/>
       </w:rPr>
@@ -4786,6 +5096,7 @@
         <w:spacing w:after="0" w:before="0" w:line="240" w:lineRule="auto"/>
       </w:pPr>
       <w:rPr>
+        <w:rFonts w:eastAsia="黑体"/>
         <w:b/>
         <w:bCs/>
       </w:rPr>
@@ -4803,12 +5114,14 @@
     </w:tblStylePr>
     <w:tblStylePr w:type="firstCol">
       <w:rPr>
+        <w:rFonts w:eastAsia="黑体"/>
         <w:b/>
         <w:bCs/>
       </w:rPr>
     </w:tblStylePr>
     <w:tblStylePr w:type="lastCol">
       <w:rPr>
+        <w:rFonts w:eastAsia="黑体"/>
         <w:b/>
         <w:bCs/>
       </w:rPr>
@@ -4847,6 +5160,7 @@
       <w:spacing w:after="0" w:line="240" w:lineRule="auto"/>
     </w:pPr>
     <w:rPr>
+      <w:rFonts w:eastAsia="黑体"/>
       <w:color w:themeColor="accent6" w:themeShade="BF" w:val="E36C0A"/>
     </w:rPr>
     <w:tblPr>
@@ -4869,6 +5183,7 @@
         <w:spacing w:after="0" w:before="0" w:line="240" w:lineRule="auto"/>
       </w:pPr>
       <w:rPr>
+        <w:rFonts w:eastAsia="黑体"/>
         <w:b/>
         <w:bCs/>
       </w:rPr>
@@ -4889,6 +5204,7 @@
         <w:spacing w:after="0" w:before="0" w:line="240" w:lineRule="auto"/>
       </w:pPr>
       <w:rPr>
+        <w:rFonts w:eastAsia="黑体"/>
         <w:b/>
         <w:bCs/>
       </w:rPr>
@@ -4906,12 +5222,14 @@
     </w:tblStylePr>
     <w:tblStylePr w:type="firstCol">
       <w:rPr>
+        <w:rFonts w:eastAsia="黑体"/>
         <w:b/>
         <w:bCs/>
       </w:rPr>
     </w:tblStylePr>
     <w:tblStylePr w:type="lastCol">
       <w:rPr>
+        <w:rFonts w:eastAsia="黑体"/>
         <w:b/>
         <w:bCs/>
       </w:rPr>
@@ -4971,6 +5289,7 @@
         <w:spacing w:after="0" w:before="0" w:line="240" w:lineRule="auto"/>
       </w:pPr>
       <w:rPr>
+        <w:rFonts w:eastAsia="黑体"/>
         <w:b/>
         <w:bCs/>
         <w:color w:themeColor="background1" w:val="FFFFFF"/>
@@ -4985,6 +5304,7 @@
         <w:spacing w:after="0" w:before="0" w:line="240" w:lineRule="auto"/>
       </w:pPr>
       <w:rPr>
+        <w:rFonts w:eastAsia="黑体"/>
         <w:b/>
         <w:bCs/>
       </w:rPr>
@@ -5000,12 +5320,14 @@
     </w:tblStylePr>
     <w:tblStylePr w:type="firstCol">
       <w:rPr>
+        <w:rFonts w:eastAsia="黑体"/>
         <w:b/>
         <w:bCs/>
       </w:rPr>
     </w:tblStylePr>
     <w:tblStylePr w:type="lastCol">
       <w:rPr>
+        <w:rFonts w:eastAsia="黑体"/>
         <w:b/>
         <w:bCs/>
       </w:rPr>
@@ -5063,6 +5385,7 @@
         <w:spacing w:after="0" w:before="0" w:line="240" w:lineRule="auto"/>
       </w:pPr>
       <w:rPr>
+        <w:rFonts w:eastAsia="黑体"/>
         <w:b/>
         <w:bCs/>
         <w:color w:themeColor="background1" w:val="FFFFFF"/>
@@ -5077,6 +5400,7 @@
         <w:spacing w:after="0" w:before="0" w:line="240" w:lineRule="auto"/>
       </w:pPr>
       <w:rPr>
+        <w:rFonts w:eastAsia="黑体"/>
         <w:b/>
         <w:bCs/>
       </w:rPr>
@@ -5092,12 +5416,14 @@
     </w:tblStylePr>
     <w:tblStylePr w:type="firstCol">
       <w:rPr>
+        <w:rFonts w:eastAsia="黑体"/>
         <w:b/>
         <w:bCs/>
       </w:rPr>
     </w:tblStylePr>
     <w:tblStylePr w:type="lastCol">
       <w:rPr>
+        <w:rFonts w:eastAsia="黑体"/>
         <w:b/>
         <w:bCs/>
       </w:rPr>
@@ -5155,6 +5481,7 @@
         <w:spacing w:after="0" w:before="0" w:line="240" w:lineRule="auto"/>
       </w:pPr>
       <w:rPr>
+        <w:rFonts w:eastAsia="黑体"/>
         <w:b/>
         <w:bCs/>
         <w:color w:themeColor="background1" w:val="FFFFFF"/>
@@ -5169,6 +5496,7 @@
         <w:spacing w:after="0" w:before="0" w:line="240" w:lineRule="auto"/>
       </w:pPr>
       <w:rPr>
+        <w:rFonts w:eastAsia="黑体"/>
         <w:b/>
         <w:bCs/>
       </w:rPr>
@@ -5184,12 +5512,14 @@
     </w:tblStylePr>
     <w:tblStylePr w:type="firstCol">
       <w:rPr>
+        <w:rFonts w:eastAsia="黑体"/>
         <w:b/>
         <w:bCs/>
       </w:rPr>
     </w:tblStylePr>
     <w:tblStylePr w:type="lastCol">
       <w:rPr>
+        <w:rFonts w:eastAsia="黑体"/>
         <w:b/>
         <w:bCs/>
       </w:rPr>
@@ -5247,6 +5577,7 @@
         <w:spacing w:after="0" w:before="0" w:line="240" w:lineRule="auto"/>
       </w:pPr>
       <w:rPr>
+        <w:rFonts w:eastAsia="黑体"/>
         <w:b/>
         <w:bCs/>
         <w:color w:themeColor="background1" w:val="FFFFFF"/>
@@ -5261,6 +5592,7 @@
         <w:spacing w:after="0" w:before="0" w:line="240" w:lineRule="auto"/>
       </w:pPr>
       <w:rPr>
+        <w:rFonts w:eastAsia="黑体"/>
         <w:b/>
         <w:bCs/>
       </w:rPr>
@@ -5276,12 +5608,14 @@
     </w:tblStylePr>
     <w:tblStylePr w:type="firstCol">
       <w:rPr>
+        <w:rFonts w:eastAsia="黑体"/>
         <w:b/>
         <w:bCs/>
       </w:rPr>
     </w:tblStylePr>
     <w:tblStylePr w:type="lastCol">
       <w:rPr>
+        <w:rFonts w:eastAsia="黑体"/>
         <w:b/>
         <w:bCs/>
       </w:rPr>
@@ -5339,6 +5673,7 @@
         <w:spacing w:after="0" w:before="0" w:line="240" w:lineRule="auto"/>
       </w:pPr>
       <w:rPr>
+        <w:rFonts w:eastAsia="黑体"/>
         <w:b/>
         <w:bCs/>
         <w:color w:themeColor="background1" w:val="FFFFFF"/>
@@ -5353,6 +5688,7 @@
         <w:spacing w:after="0" w:before="0" w:line="240" w:lineRule="auto"/>
       </w:pPr>
       <w:rPr>
+        <w:rFonts w:eastAsia="黑体"/>
         <w:b/>
         <w:bCs/>
       </w:rPr>
@@ -5368,12 +5704,14 @@
     </w:tblStylePr>
     <w:tblStylePr w:type="firstCol">
       <w:rPr>
+        <w:rFonts w:eastAsia="黑体"/>
         <w:b/>
         <w:bCs/>
       </w:rPr>
     </w:tblStylePr>
     <w:tblStylePr w:type="lastCol">
       <w:rPr>
+        <w:rFonts w:eastAsia="黑体"/>
         <w:b/>
         <w:bCs/>
       </w:rPr>
@@ -5431,6 +5769,7 @@
         <w:spacing w:after="0" w:before="0" w:line="240" w:lineRule="auto"/>
       </w:pPr>
       <w:rPr>
+        <w:rFonts w:eastAsia="黑体"/>
         <w:b/>
         <w:bCs/>
         <w:color w:themeColor="background1" w:val="FFFFFF"/>
@@ -5445,6 +5784,7 @@
         <w:spacing w:after="0" w:before="0" w:line="240" w:lineRule="auto"/>
       </w:pPr>
       <w:rPr>
+        <w:rFonts w:eastAsia="黑体"/>
         <w:b/>
         <w:bCs/>
       </w:rPr>
@@ -5460,12 +5800,14 @@
     </w:tblStylePr>
     <w:tblStylePr w:type="firstCol">
       <w:rPr>
+        <w:rFonts w:eastAsia="黑体"/>
         <w:b/>
         <w:bCs/>
       </w:rPr>
     </w:tblStylePr>
     <w:tblStylePr w:type="lastCol">
       <w:rPr>
+        <w:rFonts w:eastAsia="黑体"/>
         <w:b/>
         <w:bCs/>
       </w:rPr>
@@ -5523,6 +5865,7 @@
         <w:spacing w:after="0" w:before="0" w:line="240" w:lineRule="auto"/>
       </w:pPr>
       <w:rPr>
+        <w:rFonts w:eastAsia="黑体"/>
         <w:b/>
         <w:bCs/>
         <w:color w:themeColor="background1" w:val="FFFFFF"/>
@@ -5537,6 +5880,7 @@
         <w:spacing w:after="0" w:before="0" w:line="240" w:lineRule="auto"/>
       </w:pPr>
       <w:rPr>
+        <w:rFonts w:eastAsia="黑体"/>
         <w:b/>
         <w:bCs/>
       </w:rPr>
@@ -5552,12 +5896,14 @@
     </w:tblStylePr>
     <w:tblStylePr w:type="firstCol">
       <w:rPr>
+        <w:rFonts w:eastAsia="黑体"/>
         <w:b/>
         <w:bCs/>
       </w:rPr>
     </w:tblStylePr>
     <w:tblStylePr w:type="lastCol">
       <w:rPr>
+        <w:rFonts w:eastAsia="黑体"/>
         <w:b/>
         <w:bCs/>
       </w:rPr>
@@ -5617,7 +5963,7 @@
         <w:spacing w:after="0" w:before="0" w:line="240" w:lineRule="auto"/>
       </w:pPr>
       <w:rPr>
-        <w:rFonts w:asciiTheme="majorHAnsi" w:cstheme="majorBidi" w:eastAsiaTheme="majorEastAsia" w:hAnsiTheme="majorHAnsi"/>
+        <w:rFonts w:asciiTheme="majorHAnsi" w:cstheme="majorBidi" w:hAnsiTheme="majorHAnsi" w:eastAsia="黑体"/>
         <w:b/>
         <w:bCs/>
       </w:rPr>
@@ -5638,7 +5984,7 @@
         <w:spacing w:after="0" w:before="0" w:line="240" w:lineRule="auto"/>
       </w:pPr>
       <w:rPr>
-        <w:rFonts w:asciiTheme="majorHAnsi" w:cstheme="majorBidi" w:eastAsiaTheme="majorEastAsia" w:hAnsiTheme="majorHAnsi"/>
+        <w:rFonts w:asciiTheme="majorHAnsi" w:cstheme="majorBidi" w:hAnsiTheme="majorHAnsi" w:eastAsia="黑体"/>
         <w:b/>
         <w:bCs/>
       </w:rPr>
@@ -5656,14 +6002,14 @@
     </w:tblStylePr>
     <w:tblStylePr w:type="firstCol">
       <w:rPr>
-        <w:rFonts w:asciiTheme="majorHAnsi" w:cstheme="majorBidi" w:eastAsiaTheme="majorEastAsia" w:hAnsiTheme="majorHAnsi"/>
+        <w:rFonts w:asciiTheme="majorHAnsi" w:cstheme="majorBidi" w:hAnsiTheme="majorHAnsi" w:eastAsia="黑体"/>
         <w:b/>
         <w:bCs/>
       </w:rPr>
     </w:tblStylePr>
     <w:tblStylePr w:type="lastCol">
       <w:rPr>
-        <w:rFonts w:asciiTheme="majorHAnsi" w:cstheme="majorBidi" w:eastAsiaTheme="majorEastAsia" w:hAnsiTheme="majorHAnsi"/>
+        <w:rFonts w:asciiTheme="majorHAnsi" w:cstheme="majorBidi" w:hAnsiTheme="majorHAnsi" w:eastAsia="黑体"/>
         <w:b/>
         <w:bCs/>
       </w:rPr>
@@ -5747,7 +6093,7 @@
         <w:spacing w:after="0" w:before="0" w:line="240" w:lineRule="auto"/>
       </w:pPr>
       <w:rPr>
-        <w:rFonts w:asciiTheme="majorHAnsi" w:cstheme="majorBidi" w:eastAsiaTheme="majorEastAsia" w:hAnsiTheme="majorHAnsi"/>
+        <w:rFonts w:asciiTheme="majorHAnsi" w:cstheme="majorBidi" w:hAnsiTheme="majorHAnsi" w:eastAsia="黑体"/>
         <w:b/>
         <w:bCs/>
       </w:rPr>
@@ -5768,7 +6114,7 @@
         <w:spacing w:after="0" w:before="0" w:line="240" w:lineRule="auto"/>
       </w:pPr>
       <w:rPr>
-        <w:rFonts w:asciiTheme="majorHAnsi" w:cstheme="majorBidi" w:eastAsiaTheme="majorEastAsia" w:hAnsiTheme="majorHAnsi"/>
+        <w:rFonts w:asciiTheme="majorHAnsi" w:cstheme="majorBidi" w:hAnsiTheme="majorHAnsi" w:eastAsia="黑体"/>
         <w:b/>
         <w:bCs/>
       </w:rPr>
@@ -5786,14 +6132,14 @@
     </w:tblStylePr>
     <w:tblStylePr w:type="firstCol">
       <w:rPr>
-        <w:rFonts w:asciiTheme="majorHAnsi" w:cstheme="majorBidi" w:eastAsiaTheme="majorEastAsia" w:hAnsiTheme="majorHAnsi"/>
+        <w:rFonts w:asciiTheme="majorHAnsi" w:cstheme="majorBidi" w:hAnsiTheme="majorHAnsi" w:eastAsia="黑体"/>
         <w:b/>
         <w:bCs/>
       </w:rPr>
     </w:tblStylePr>
     <w:tblStylePr w:type="lastCol">
       <w:rPr>
-        <w:rFonts w:asciiTheme="majorHAnsi" w:cstheme="majorBidi" w:eastAsiaTheme="majorEastAsia" w:hAnsiTheme="majorHAnsi"/>
+        <w:rFonts w:asciiTheme="majorHAnsi" w:cstheme="majorBidi" w:hAnsiTheme="majorHAnsi" w:eastAsia="黑体"/>
         <w:b/>
         <w:bCs/>
       </w:rPr>
@@ -5877,7 +6223,7 @@
         <w:spacing w:after="0" w:before="0" w:line="240" w:lineRule="auto"/>
       </w:pPr>
       <w:rPr>
-        <w:rFonts w:asciiTheme="majorHAnsi" w:cstheme="majorBidi" w:eastAsiaTheme="majorEastAsia" w:hAnsiTheme="majorHAnsi"/>
+        <w:rFonts w:asciiTheme="majorHAnsi" w:cstheme="majorBidi" w:hAnsiTheme="majorHAnsi" w:eastAsia="黑体"/>
         <w:b/>
         <w:bCs/>
       </w:rPr>
@@ -5898,7 +6244,7 @@
         <w:spacing w:after="0" w:before="0" w:line="240" w:lineRule="auto"/>
       </w:pPr>
       <w:rPr>
-        <w:rFonts w:asciiTheme="majorHAnsi" w:cstheme="majorBidi" w:eastAsiaTheme="majorEastAsia" w:hAnsiTheme="majorHAnsi"/>
+        <w:rFonts w:asciiTheme="majorHAnsi" w:cstheme="majorBidi" w:hAnsiTheme="majorHAnsi" w:eastAsia="黑体"/>
         <w:b/>
         <w:bCs/>
       </w:rPr>
@@ -5916,14 +6262,14 @@
     </w:tblStylePr>
     <w:tblStylePr w:type="firstCol">
       <w:rPr>
-        <w:rFonts w:asciiTheme="majorHAnsi" w:cstheme="majorBidi" w:eastAsiaTheme="majorEastAsia" w:hAnsiTheme="majorHAnsi"/>
+        <w:rFonts w:asciiTheme="majorHAnsi" w:cstheme="majorBidi" w:hAnsiTheme="majorHAnsi" w:eastAsia="黑体"/>
         <w:b/>
         <w:bCs/>
       </w:rPr>
     </w:tblStylePr>
     <w:tblStylePr w:type="lastCol">
       <w:rPr>
-        <w:rFonts w:asciiTheme="majorHAnsi" w:cstheme="majorBidi" w:eastAsiaTheme="majorEastAsia" w:hAnsiTheme="majorHAnsi"/>
+        <w:rFonts w:asciiTheme="majorHAnsi" w:cstheme="majorBidi" w:hAnsiTheme="majorHAnsi" w:eastAsia="黑体"/>
         <w:b/>
         <w:bCs/>
       </w:rPr>
@@ -6007,7 +6353,7 @@
         <w:spacing w:after="0" w:before="0" w:line="240" w:lineRule="auto"/>
       </w:pPr>
       <w:rPr>
-        <w:rFonts w:asciiTheme="majorHAnsi" w:cstheme="majorBidi" w:eastAsiaTheme="majorEastAsia" w:hAnsiTheme="majorHAnsi"/>
+        <w:rFonts w:asciiTheme="majorHAnsi" w:cstheme="majorBidi" w:hAnsiTheme="majorHAnsi" w:eastAsia="黑体"/>
         <w:b/>
         <w:bCs/>
       </w:rPr>
@@ -6028,7 +6374,7 @@
         <w:spacing w:after="0" w:before="0" w:line="240" w:lineRule="auto"/>
       </w:pPr>
       <w:rPr>
-        <w:rFonts w:asciiTheme="majorHAnsi" w:cstheme="majorBidi" w:eastAsiaTheme="majorEastAsia" w:hAnsiTheme="majorHAnsi"/>
+        <w:rFonts w:asciiTheme="majorHAnsi" w:cstheme="majorBidi" w:hAnsiTheme="majorHAnsi" w:eastAsia="黑体"/>
         <w:b/>
         <w:bCs/>
       </w:rPr>
@@ -6046,14 +6392,14 @@
     </w:tblStylePr>
     <w:tblStylePr w:type="firstCol">
       <w:rPr>
-        <w:rFonts w:asciiTheme="majorHAnsi" w:cstheme="majorBidi" w:eastAsiaTheme="majorEastAsia" w:hAnsiTheme="majorHAnsi"/>
+        <w:rFonts w:asciiTheme="majorHAnsi" w:cstheme="majorBidi" w:hAnsiTheme="majorHAnsi" w:eastAsia="黑体"/>
         <w:b/>
         <w:bCs/>
       </w:rPr>
     </w:tblStylePr>
     <w:tblStylePr w:type="lastCol">
       <w:rPr>
-        <w:rFonts w:asciiTheme="majorHAnsi" w:cstheme="majorBidi" w:eastAsiaTheme="majorEastAsia" w:hAnsiTheme="majorHAnsi"/>
+        <w:rFonts w:asciiTheme="majorHAnsi" w:cstheme="majorBidi" w:hAnsiTheme="majorHAnsi" w:eastAsia="黑体"/>
         <w:b/>
         <w:bCs/>
       </w:rPr>
@@ -6137,7 +6483,7 @@
         <w:spacing w:after="0" w:before="0" w:line="240" w:lineRule="auto"/>
       </w:pPr>
       <w:rPr>
-        <w:rFonts w:asciiTheme="majorHAnsi" w:cstheme="majorBidi" w:eastAsiaTheme="majorEastAsia" w:hAnsiTheme="majorHAnsi"/>
+        <w:rFonts w:asciiTheme="majorHAnsi" w:cstheme="majorBidi" w:hAnsiTheme="majorHAnsi" w:eastAsia="黑体"/>
         <w:b/>
         <w:bCs/>
       </w:rPr>
@@ -6158,7 +6504,7 @@
         <w:spacing w:after="0" w:before="0" w:line="240" w:lineRule="auto"/>
       </w:pPr>
       <w:rPr>
-        <w:rFonts w:asciiTheme="majorHAnsi" w:cstheme="majorBidi" w:eastAsiaTheme="majorEastAsia" w:hAnsiTheme="majorHAnsi"/>
+        <w:rFonts w:asciiTheme="majorHAnsi" w:cstheme="majorBidi" w:hAnsiTheme="majorHAnsi" w:eastAsia="黑体"/>
         <w:b/>
         <w:bCs/>
       </w:rPr>
@@ -6176,14 +6522,14 @@
     </w:tblStylePr>
     <w:tblStylePr w:type="firstCol">
       <w:rPr>
-        <w:rFonts w:asciiTheme="majorHAnsi" w:cstheme="majorBidi" w:eastAsiaTheme="majorEastAsia" w:hAnsiTheme="majorHAnsi"/>
+        <w:rFonts w:asciiTheme="majorHAnsi" w:cstheme="majorBidi" w:hAnsiTheme="majorHAnsi" w:eastAsia="黑体"/>
         <w:b/>
         <w:bCs/>
       </w:rPr>
     </w:tblStylePr>
     <w:tblStylePr w:type="lastCol">
       <w:rPr>
-        <w:rFonts w:asciiTheme="majorHAnsi" w:cstheme="majorBidi" w:eastAsiaTheme="majorEastAsia" w:hAnsiTheme="majorHAnsi"/>
+        <w:rFonts w:asciiTheme="majorHAnsi" w:cstheme="majorBidi" w:hAnsiTheme="majorHAnsi" w:eastAsia="黑体"/>
         <w:b/>
         <w:bCs/>
       </w:rPr>
@@ -6267,7 +6613,7 @@
         <w:spacing w:after="0" w:before="0" w:line="240" w:lineRule="auto"/>
       </w:pPr>
       <w:rPr>
-        <w:rFonts w:asciiTheme="majorHAnsi" w:cstheme="majorBidi" w:eastAsiaTheme="majorEastAsia" w:hAnsiTheme="majorHAnsi"/>
+        <w:rFonts w:asciiTheme="majorHAnsi" w:cstheme="majorBidi" w:hAnsiTheme="majorHAnsi" w:eastAsia="黑体"/>
         <w:b/>
         <w:bCs/>
       </w:rPr>
@@ -6288,7 +6634,7 @@
         <w:spacing w:after="0" w:before="0" w:line="240" w:lineRule="auto"/>
       </w:pPr>
       <w:rPr>
-        <w:rFonts w:asciiTheme="majorHAnsi" w:cstheme="majorBidi" w:eastAsiaTheme="majorEastAsia" w:hAnsiTheme="majorHAnsi"/>
+        <w:rFonts w:asciiTheme="majorHAnsi" w:cstheme="majorBidi" w:hAnsiTheme="majorHAnsi" w:eastAsia="黑体"/>
         <w:b/>
         <w:bCs/>
       </w:rPr>
@@ -6306,14 +6652,14 @@
     </w:tblStylePr>
     <w:tblStylePr w:type="firstCol">
       <w:rPr>
-        <w:rFonts w:asciiTheme="majorHAnsi" w:cstheme="majorBidi" w:eastAsiaTheme="majorEastAsia" w:hAnsiTheme="majorHAnsi"/>
+        <w:rFonts w:asciiTheme="majorHAnsi" w:cstheme="majorBidi" w:hAnsiTheme="majorHAnsi" w:eastAsia="黑体"/>
         <w:b/>
         <w:bCs/>
       </w:rPr>
     </w:tblStylePr>
     <w:tblStylePr w:type="lastCol">
       <w:rPr>
-        <w:rFonts w:asciiTheme="majorHAnsi" w:cstheme="majorBidi" w:eastAsiaTheme="majorEastAsia" w:hAnsiTheme="majorHAnsi"/>
+        <w:rFonts w:asciiTheme="majorHAnsi" w:cstheme="majorBidi" w:hAnsiTheme="majorHAnsi" w:eastAsia="黑体"/>
         <w:b/>
         <w:bCs/>
       </w:rPr>
@@ -6397,7 +6743,7 @@
         <w:spacing w:after="0" w:before="0" w:line="240" w:lineRule="auto"/>
       </w:pPr>
       <w:rPr>
-        <w:rFonts w:asciiTheme="majorHAnsi" w:cstheme="majorBidi" w:eastAsiaTheme="majorEastAsia" w:hAnsiTheme="majorHAnsi"/>
+        <w:rFonts w:asciiTheme="majorHAnsi" w:cstheme="majorBidi" w:hAnsiTheme="majorHAnsi" w:eastAsia="黑体"/>
         <w:b/>
         <w:bCs/>
       </w:rPr>
@@ -6418,7 +6764,7 @@
         <w:spacing w:after="0" w:before="0" w:line="240" w:lineRule="auto"/>
       </w:pPr>
       <w:rPr>
-        <w:rFonts w:asciiTheme="majorHAnsi" w:cstheme="majorBidi" w:eastAsiaTheme="majorEastAsia" w:hAnsiTheme="majorHAnsi"/>
+        <w:rFonts w:asciiTheme="majorHAnsi" w:cstheme="majorBidi" w:hAnsiTheme="majorHAnsi" w:eastAsia="黑体"/>
         <w:b/>
         <w:bCs/>
       </w:rPr>
@@ -6436,14 +6782,14 @@
     </w:tblStylePr>
     <w:tblStylePr w:type="firstCol">
       <w:rPr>
-        <w:rFonts w:asciiTheme="majorHAnsi" w:cstheme="majorBidi" w:eastAsiaTheme="majorEastAsia" w:hAnsiTheme="majorHAnsi"/>
+        <w:rFonts w:asciiTheme="majorHAnsi" w:cstheme="majorBidi" w:hAnsiTheme="majorHAnsi" w:eastAsia="黑体"/>
         <w:b/>
         <w:bCs/>
       </w:rPr>
     </w:tblStylePr>
     <w:tblStylePr w:type="lastCol">
       <w:rPr>
-        <w:rFonts w:asciiTheme="majorHAnsi" w:cstheme="majorBidi" w:eastAsiaTheme="majorEastAsia" w:hAnsiTheme="majorHAnsi"/>
+        <w:rFonts w:asciiTheme="majorHAnsi" w:cstheme="majorBidi" w:hAnsiTheme="majorHAnsi" w:eastAsia="黑体"/>
         <w:b/>
         <w:bCs/>
       </w:rPr>
@@ -6526,6 +6872,7 @@
         <w:spacing w:after="0" w:before="0" w:line="240" w:lineRule="auto"/>
       </w:pPr>
       <w:rPr>
+        <w:rFonts w:eastAsia="黑体"/>
         <w:b/>
         <w:bCs/>
         <w:color w:themeColor="background1" w:val="FFFFFF"/>
@@ -6548,6 +6895,7 @@
         <w:spacing w:after="0" w:before="0" w:line="240" w:lineRule="auto"/>
       </w:pPr>
       <w:rPr>
+        <w:rFonts w:eastAsia="黑体"/>
         <w:b/>
         <w:bCs/>
       </w:rPr>
@@ -6565,12 +6913,14 @@
     </w:tblStylePr>
     <w:tblStylePr w:type="firstCol">
       <w:rPr>
+        <w:rFonts w:eastAsia="黑体"/>
         <w:b/>
         <w:bCs/>
       </w:rPr>
     </w:tblStylePr>
     <w:tblStylePr w:type="lastCol">
       <w:rPr>
+        <w:rFonts w:eastAsia="黑体"/>
         <w:b/>
         <w:bCs/>
       </w:rPr>
@@ -6632,6 +6982,7 @@
         <w:spacing w:after="0" w:before="0" w:line="240" w:lineRule="auto"/>
       </w:pPr>
       <w:rPr>
+        <w:rFonts w:eastAsia="黑体"/>
         <w:b/>
         <w:bCs/>
         <w:color w:themeColor="background1" w:val="FFFFFF"/>
@@ -6654,6 +7005,7 @@
         <w:spacing w:after="0" w:before="0" w:line="240" w:lineRule="auto"/>
       </w:pPr>
       <w:rPr>
+        <w:rFonts w:eastAsia="黑体"/>
         <w:b/>
         <w:bCs/>
       </w:rPr>
@@ -6671,12 +7023,14 @@
     </w:tblStylePr>
     <w:tblStylePr w:type="firstCol">
       <w:rPr>
+        <w:rFonts w:eastAsia="黑体"/>
         <w:b/>
         <w:bCs/>
       </w:rPr>
     </w:tblStylePr>
     <w:tblStylePr w:type="lastCol">
       <w:rPr>
+        <w:rFonts w:eastAsia="黑体"/>
         <w:b/>
         <w:bCs/>
       </w:rPr>
@@ -6738,6 +7092,7 @@
         <w:spacing w:after="0" w:before="0" w:line="240" w:lineRule="auto"/>
       </w:pPr>
       <w:rPr>
+        <w:rFonts w:eastAsia="黑体"/>
         <w:b/>
         <w:bCs/>
         <w:color w:themeColor="background1" w:val="FFFFFF"/>
@@ -6760,6 +7115,7 @@
         <w:spacing w:after="0" w:before="0" w:line="240" w:lineRule="auto"/>
       </w:pPr>
       <w:rPr>
+        <w:rFonts w:eastAsia="黑体"/>
         <w:b/>
         <w:bCs/>
       </w:rPr>
@@ -6777,12 +7133,14 @@
     </w:tblStylePr>
     <w:tblStylePr w:type="firstCol">
       <w:rPr>
+        <w:rFonts w:eastAsia="黑体"/>
         <w:b/>
         <w:bCs/>
       </w:rPr>
     </w:tblStylePr>
     <w:tblStylePr w:type="lastCol">
       <w:rPr>
+        <w:rFonts w:eastAsia="黑体"/>
         <w:b/>
         <w:bCs/>
       </w:rPr>
@@ -6844,6 +7202,7 @@
         <w:spacing w:after="0" w:before="0" w:line="240" w:lineRule="auto"/>
       </w:pPr>
       <w:rPr>
+        <w:rFonts w:eastAsia="黑体"/>
         <w:b/>
         <w:bCs/>
         <w:color w:themeColor="background1" w:val="FFFFFF"/>
@@ -6866,6 +7225,7 @@
         <w:spacing w:after="0" w:before="0" w:line="240" w:lineRule="auto"/>
       </w:pPr>
       <w:rPr>
+        <w:rFonts w:eastAsia="黑体"/>
         <w:b/>
         <w:bCs/>
       </w:rPr>
@@ -6883,12 +7243,14 @@
     </w:tblStylePr>
     <w:tblStylePr w:type="firstCol">
       <w:rPr>
+        <w:rFonts w:eastAsia="黑体"/>
         <w:b/>
         <w:bCs/>
       </w:rPr>
     </w:tblStylePr>
     <w:tblStylePr w:type="lastCol">
       <w:rPr>
+        <w:rFonts w:eastAsia="黑体"/>
         <w:b/>
         <w:bCs/>
       </w:rPr>
@@ -6950,6 +7312,7 @@
         <w:spacing w:after="0" w:before="0" w:line="240" w:lineRule="auto"/>
       </w:pPr>
       <w:rPr>
+        <w:rFonts w:eastAsia="黑体"/>
         <w:b/>
         <w:bCs/>
         <w:color w:themeColor="background1" w:val="FFFFFF"/>
@@ -6972,6 +7335,7 @@
         <w:spacing w:after="0" w:before="0" w:line="240" w:lineRule="auto"/>
       </w:pPr>
       <w:rPr>
+        <w:rFonts w:eastAsia="黑体"/>
         <w:b/>
         <w:bCs/>
       </w:rPr>
@@ -6989,12 +7353,14 @@
     </w:tblStylePr>
     <w:tblStylePr w:type="firstCol">
       <w:rPr>
+        <w:rFonts w:eastAsia="黑体"/>
         <w:b/>
         <w:bCs/>
       </w:rPr>
     </w:tblStylePr>
     <w:tblStylePr w:type="lastCol">
       <w:rPr>
+        <w:rFonts w:eastAsia="黑体"/>
         <w:b/>
         <w:bCs/>
       </w:rPr>
@@ -7056,6 +7422,7 @@
         <w:spacing w:after="0" w:before="0" w:line="240" w:lineRule="auto"/>
       </w:pPr>
       <w:rPr>
+        <w:rFonts w:eastAsia="黑体"/>
         <w:b/>
         <w:bCs/>
         <w:color w:themeColor="background1" w:val="FFFFFF"/>
@@ -7078,6 +7445,7 @@
         <w:spacing w:after="0" w:before="0" w:line="240" w:lineRule="auto"/>
       </w:pPr>
       <w:rPr>
+        <w:rFonts w:eastAsia="黑体"/>
         <w:b/>
         <w:bCs/>
       </w:rPr>
@@ -7095,12 +7463,14 @@
     </w:tblStylePr>
     <w:tblStylePr w:type="firstCol">
       <w:rPr>
+        <w:rFonts w:eastAsia="黑体"/>
         <w:b/>
         <w:bCs/>
       </w:rPr>
     </w:tblStylePr>
     <w:tblStylePr w:type="lastCol">
       <w:rPr>
+        <w:rFonts w:eastAsia="黑体"/>
         <w:b/>
         <w:bCs/>
       </w:rPr>
@@ -7162,6 +7532,7 @@
         <w:spacing w:after="0" w:before="0" w:line="240" w:lineRule="auto"/>
       </w:pPr>
       <w:rPr>
+        <w:rFonts w:eastAsia="黑体"/>
         <w:b/>
         <w:bCs/>
         <w:color w:themeColor="background1" w:val="FFFFFF"/>
@@ -7184,6 +7555,7 @@
         <w:spacing w:after="0" w:before="0" w:line="240" w:lineRule="auto"/>
       </w:pPr>
       <w:rPr>
+        <w:rFonts w:eastAsia="黑体"/>
         <w:b/>
         <w:bCs/>
       </w:rPr>
@@ -7201,12 +7573,14 @@
     </w:tblStylePr>
     <w:tblStylePr w:type="firstCol">
       <w:rPr>
+        <w:rFonts w:eastAsia="黑体"/>
         <w:b/>
         <w:bCs/>
       </w:rPr>
     </w:tblStylePr>
     <w:tblStylePr w:type="lastCol">
       <w:rPr>
+        <w:rFonts w:eastAsia="黑体"/>
         <w:b/>
         <w:bCs/>
       </w:rPr>
@@ -7265,6 +7639,7 @@
         <w:spacing w:after="0" w:before="0" w:line="240" w:lineRule="auto"/>
       </w:pPr>
       <w:rPr>
+        <w:rFonts w:eastAsia="黑体"/>
         <w:b/>
         <w:bCs/>
         <w:color w:themeColor="background1" w:val="FFFFFF"/>
@@ -7287,6 +7662,7 @@
         <w:spacing w:after="0" w:before="0" w:line="240" w:lineRule="auto"/>
       </w:pPr>
       <w:rPr>
+        <w:rFonts w:eastAsia="黑体"/>
         <w:color w:val="auto"/>
       </w:rPr>
       <w:tblPr/>
@@ -7304,6 +7680,7 @@
     </w:tblStylePr>
     <w:tblStylePr w:type="firstCol">
       <w:rPr>
+        <w:rFonts w:eastAsia="黑体"/>
         <w:b/>
         <w:bCs/>
         <w:color w:themeColor="background1" w:val="FFFFFF"/>
@@ -7323,6 +7700,7 @@
     </w:tblStylePr>
     <w:tblStylePr w:type="lastCol">
       <w:rPr>
+        <w:rFonts w:eastAsia="黑体"/>
         <w:b/>
         <w:bCs/>
         <w:color w:themeColor="background1" w:val="FFFFFF"/>
@@ -7371,6 +7749,7 @@
     </w:tblStylePr>
     <w:tblStylePr w:type="nwCell">
       <w:rPr>
+        <w:rFonts w:eastAsia="黑体"/>
         <w:color w:themeColor="background1" w:val="FFFFFF"/>
       </w:rPr>
       <w:tblPr/>
@@ -7414,6 +7793,7 @@
         <w:spacing w:after="0" w:before="0" w:line="240" w:lineRule="auto"/>
       </w:pPr>
       <w:rPr>
+        <w:rFonts w:eastAsia="黑体"/>
         <w:b/>
         <w:bCs/>
         <w:color w:themeColor="background1" w:val="FFFFFF"/>
@@ -7436,6 +7816,7 @@
         <w:spacing w:after="0" w:before="0" w:line="240" w:lineRule="auto"/>
       </w:pPr>
       <w:rPr>
+        <w:rFonts w:eastAsia="黑体"/>
         <w:color w:val="auto"/>
       </w:rPr>
       <w:tblPr/>
@@ -7453,6 +7834,7 @@
     </w:tblStylePr>
     <w:tblStylePr w:type="firstCol">
       <w:rPr>
+        <w:rFonts w:eastAsia="黑体"/>
         <w:b/>
         <w:bCs/>
         <w:color w:themeColor="background1" w:val="FFFFFF"/>
@@ -7472,6 +7854,7 @@
     </w:tblStylePr>
     <w:tblStylePr w:type="lastCol">
       <w:rPr>
+        <w:rFonts w:eastAsia="黑体"/>
         <w:b/>
         <w:bCs/>
         <w:color w:themeColor="background1" w:val="FFFFFF"/>
@@ -7520,6 +7903,7 @@
     </w:tblStylePr>
     <w:tblStylePr w:type="nwCell">
       <w:rPr>
+        <w:rFonts w:eastAsia="黑体"/>
         <w:color w:themeColor="background1" w:val="FFFFFF"/>
       </w:rPr>
       <w:tblPr/>
@@ -7563,6 +7947,7 @@
         <w:spacing w:after="0" w:before="0" w:line="240" w:lineRule="auto"/>
       </w:pPr>
       <w:rPr>
+        <w:rFonts w:eastAsia="黑体"/>
         <w:b/>
         <w:bCs/>
         <w:color w:themeColor="background1" w:val="FFFFFF"/>
@@ -7585,6 +7970,7 @@
         <w:spacing w:after="0" w:before="0" w:line="240" w:lineRule="auto"/>
       </w:pPr>
       <w:rPr>
+        <w:rFonts w:eastAsia="黑体"/>
         <w:color w:val="auto"/>
       </w:rPr>
       <w:tblPr/>
@@ -7602,6 +7988,7 @@
     </w:tblStylePr>
     <w:tblStylePr w:type="firstCol">
       <w:rPr>
+        <w:rFonts w:eastAsia="黑体"/>
         <w:b/>
         <w:bCs/>
         <w:color w:themeColor="background1" w:val="FFFFFF"/>
@@ -7621,6 +8008,7 @@
     </w:tblStylePr>
     <w:tblStylePr w:type="lastCol">
       <w:rPr>
+        <w:rFonts w:eastAsia="黑体"/>
         <w:b/>
         <w:bCs/>
         <w:color w:themeColor="background1" w:val="FFFFFF"/>
@@ -7669,6 +8057,7 @@
     </w:tblStylePr>
     <w:tblStylePr w:type="nwCell">
       <w:rPr>
+        <w:rFonts w:eastAsia="黑体"/>
         <w:color w:themeColor="background1" w:val="FFFFFF"/>
       </w:rPr>
       <w:tblPr/>
@@ -7712,6 +8101,7 @@
         <w:spacing w:after="0" w:before="0" w:line="240" w:lineRule="auto"/>
       </w:pPr>
       <w:rPr>
+        <w:rFonts w:eastAsia="黑体"/>
         <w:b/>
         <w:bCs/>
         <w:color w:themeColor="background1" w:val="FFFFFF"/>
@@ -7734,6 +8124,7 @@
         <w:spacing w:after="0" w:before="0" w:line="240" w:lineRule="auto"/>
       </w:pPr>
       <w:rPr>
+        <w:rFonts w:eastAsia="黑体"/>
         <w:color w:val="auto"/>
       </w:rPr>
       <w:tblPr/>
@@ -7751,6 +8142,7 @@
     </w:tblStylePr>
     <w:tblStylePr w:type="firstCol">
       <w:rPr>
+        <w:rFonts w:eastAsia="黑体"/>
         <w:b/>
         <w:bCs/>
         <w:color w:themeColor="background1" w:val="FFFFFF"/>
@@ -7770,6 +8162,7 @@
     </w:tblStylePr>
     <w:tblStylePr w:type="lastCol">
       <w:rPr>
+        <w:rFonts w:eastAsia="黑体"/>
         <w:b/>
         <w:bCs/>
         <w:color w:themeColor="background1" w:val="FFFFFF"/>
@@ -7818,6 +8211,7 @@
     </w:tblStylePr>
     <w:tblStylePr w:type="nwCell">
       <w:rPr>
+        <w:rFonts w:eastAsia="黑体"/>
         <w:color w:themeColor="background1" w:val="FFFFFF"/>
       </w:rPr>
       <w:tblPr/>
@@ -7861,6 +8255,7 @@
         <w:spacing w:after="0" w:before="0" w:line="240" w:lineRule="auto"/>
       </w:pPr>
       <w:rPr>
+        <w:rFonts w:eastAsia="黑体"/>
         <w:b/>
         <w:bCs/>
         <w:color w:themeColor="background1" w:val="FFFFFF"/>
@@ -7883,6 +8278,7 @@
         <w:spacing w:after="0" w:before="0" w:line="240" w:lineRule="auto"/>
       </w:pPr>
       <w:rPr>
+        <w:rFonts w:eastAsia="黑体"/>
         <w:color w:val="auto"/>
       </w:rPr>
       <w:tblPr/>
@@ -7900,6 +8296,7 @@
     </w:tblStylePr>
     <w:tblStylePr w:type="firstCol">
       <w:rPr>
+        <w:rFonts w:eastAsia="黑体"/>
         <w:b/>
         <w:bCs/>
         <w:color w:themeColor="background1" w:val="FFFFFF"/>
@@ -7919,6 +8316,7 @@
     </w:tblStylePr>
     <w:tblStylePr w:type="lastCol">
       <w:rPr>
+        <w:rFonts w:eastAsia="黑体"/>
         <w:b/>
         <w:bCs/>
         <w:color w:themeColor="background1" w:val="FFFFFF"/>
@@ -7967,6 +8365,7 @@
     </w:tblStylePr>
     <w:tblStylePr w:type="nwCell">
       <w:rPr>
+        <w:rFonts w:eastAsia="黑体"/>
         <w:color w:themeColor="background1" w:val="FFFFFF"/>
       </w:rPr>
       <w:tblPr/>
@@ -8010,6 +8409,7 @@
         <w:spacing w:after="0" w:before="0" w:line="240" w:lineRule="auto"/>
       </w:pPr>
       <w:rPr>
+        <w:rFonts w:eastAsia="黑体"/>
         <w:b/>
         <w:bCs/>
         <w:color w:themeColor="background1" w:val="FFFFFF"/>
@@ -8032,6 +8432,7 @@
         <w:spacing w:after="0" w:before="0" w:line="240" w:lineRule="auto"/>
       </w:pPr>
       <w:rPr>
+        <w:rFonts w:eastAsia="黑体"/>
         <w:color w:val="auto"/>
       </w:rPr>
       <w:tblPr/>
@@ -8049,6 +8450,7 @@
     </w:tblStylePr>
     <w:tblStylePr w:type="firstCol">
       <w:rPr>
+        <w:rFonts w:eastAsia="黑体"/>
         <w:b/>
         <w:bCs/>
         <w:color w:themeColor="background1" w:val="FFFFFF"/>
@@ -8068,6 +8470,7 @@
     </w:tblStylePr>
     <w:tblStylePr w:type="lastCol">
       <w:rPr>
+        <w:rFonts w:eastAsia="黑体"/>
         <w:b/>
         <w:bCs/>
         <w:color w:themeColor="background1" w:val="FFFFFF"/>
@@ -8116,6 +8519,7 @@
     </w:tblStylePr>
     <w:tblStylePr w:type="nwCell">
       <w:rPr>
+        <w:rFonts w:eastAsia="黑体"/>
         <w:color w:themeColor="background1" w:val="FFFFFF"/>
       </w:rPr>
       <w:tblPr/>
@@ -8159,6 +8563,7 @@
         <w:spacing w:after="0" w:before="0" w:line="240" w:lineRule="auto"/>
       </w:pPr>
       <w:rPr>
+        <w:rFonts w:eastAsia="黑体"/>
         <w:b/>
         <w:bCs/>
         <w:color w:themeColor="background1" w:val="FFFFFF"/>
@@ -8181,6 +8586,7 @@
         <w:spacing w:after="0" w:before="0" w:line="240" w:lineRule="auto"/>
       </w:pPr>
       <w:rPr>
+        <w:rFonts w:eastAsia="黑体"/>
         <w:color w:val="auto"/>
       </w:rPr>
       <w:tblPr/>
@@ -8198,6 +8604,7 @@
     </w:tblStylePr>
     <w:tblStylePr w:type="firstCol">
       <w:rPr>
+        <w:rFonts w:eastAsia="黑体"/>
         <w:b/>
         <w:bCs/>
         <w:color w:themeColor="background1" w:val="FFFFFF"/>
@@ -8217,6 +8624,7 @@
     </w:tblStylePr>
     <w:tblStylePr w:type="lastCol">
       <w:rPr>
+        <w:rFonts w:eastAsia="黑体"/>
         <w:b/>
         <w:bCs/>
         <w:color w:themeColor="background1" w:val="FFFFFF"/>
@@ -8265,6 +8673,7 @@
     </w:tblStylePr>
     <w:tblStylePr w:type="nwCell">
       <w:rPr>
+        <w:rFonts w:eastAsia="黑体"/>
         <w:color w:themeColor="background1" w:val="FFFFFF"/>
       </w:rPr>
       <w:tblPr/>
@@ -8289,6 +8698,7 @@
       <w:spacing w:after="0" w:line="240" w:lineRule="auto"/>
     </w:pPr>
     <w:rPr>
+      <w:rFonts w:eastAsia="黑体"/>
       <w:color w:themeColor="text1" w:val="000000"/>
     </w:rPr>
     <w:tblPr>
@@ -8308,7 +8718,7 @@
     </w:tblPr>
     <w:tblStylePr w:type="firstRow">
       <w:rPr>
-        <w:rFonts w:asciiTheme="majorHAnsi" w:cstheme="majorBidi" w:eastAsiaTheme="majorEastAsia" w:hAnsiTheme="majorHAnsi"/>
+        <w:rFonts w:asciiTheme="majorHAnsi" w:cstheme="majorBidi" w:hAnsiTheme="majorHAnsi" w:eastAsia="黑体"/>
       </w:rPr>
       <w:tblPr/>
       <w:tcPr>
@@ -8320,6 +8730,7 @@
     </w:tblStylePr>
     <w:tblStylePr w:type="lastRow">
       <w:rPr>
+        <w:rFonts w:eastAsia="黑体"/>
         <w:b/>
         <w:bCs/>
         <w:color w:themeColor="text2" w:val="1F497D"/>
@@ -8334,12 +8745,14 @@
     </w:tblStylePr>
     <w:tblStylePr w:type="firstCol">
       <w:rPr>
+        <w:rFonts w:eastAsia="黑体"/>
         <w:b/>
         <w:bCs/>
       </w:rPr>
     </w:tblStylePr>
     <w:tblStylePr w:type="lastCol">
       <w:rPr>
+        <w:rFonts w:eastAsia="黑体"/>
         <w:b/>
         <w:bCs/>
       </w:rPr>
@@ -8373,6 +8786,7 @@
       <w:spacing w:after="0" w:line="240" w:lineRule="auto"/>
     </w:pPr>
     <w:rPr>
+      <w:rFonts w:eastAsia="黑体"/>
       <w:color w:themeColor="text1" w:val="000000"/>
     </w:rPr>
     <w:tblPr>
@@ -8392,7 +8806,7 @@
     </w:tblPr>
     <w:tblStylePr w:type="firstRow">
       <w:rPr>
-        <w:rFonts w:asciiTheme="majorHAnsi" w:cstheme="majorBidi" w:eastAsiaTheme="majorEastAsia" w:hAnsiTheme="majorHAnsi"/>
+        <w:rFonts w:asciiTheme="majorHAnsi" w:cstheme="majorBidi" w:hAnsiTheme="majorHAnsi" w:eastAsia="黑体"/>
       </w:rPr>
       <w:tblPr/>
       <w:tcPr>
@@ -8404,6 +8818,7 @@
     </w:tblStylePr>
     <w:tblStylePr w:type="lastRow">
       <w:rPr>
+        <w:rFonts w:eastAsia="黑体"/>
         <w:b/>
         <w:bCs/>
         <w:color w:themeColor="text2" w:val="1F497D"/>
@@ -8418,12 +8833,14 @@
     </w:tblStylePr>
     <w:tblStylePr w:type="firstCol">
       <w:rPr>
+        <w:rFonts w:eastAsia="黑体"/>
         <w:b/>
         <w:bCs/>
       </w:rPr>
     </w:tblStylePr>
     <w:tblStylePr w:type="lastCol">
       <w:rPr>
+        <w:rFonts w:eastAsia="黑体"/>
         <w:b/>
         <w:bCs/>
       </w:rPr>
@@ -8457,6 +8874,7 @@
       <w:spacing w:after="0" w:line="240" w:lineRule="auto"/>
     </w:pPr>
     <w:rPr>
+      <w:rFonts w:eastAsia="黑体"/>
       <w:color w:themeColor="text1" w:val="000000"/>
     </w:rPr>
     <w:tblPr>
@@ -8476,7 +8894,7 @@
     </w:tblPr>
     <w:tblStylePr w:type="firstRow">
       <w:rPr>
-        <w:rFonts w:asciiTheme="majorHAnsi" w:cstheme="majorBidi" w:eastAsiaTheme="majorEastAsia" w:hAnsiTheme="majorHAnsi"/>
+        <w:rFonts w:asciiTheme="majorHAnsi" w:cstheme="majorBidi" w:hAnsiTheme="majorHAnsi" w:eastAsia="黑体"/>
       </w:rPr>
       <w:tblPr/>
       <w:tcPr>
@@ -8488,6 +8906,7 @@
     </w:tblStylePr>
     <w:tblStylePr w:type="lastRow">
       <w:rPr>
+        <w:rFonts w:eastAsia="黑体"/>
         <w:b/>
         <w:bCs/>
         <w:color w:themeColor="text2" w:val="1F497D"/>
@@ -8502,12 +8921,14 @@
     </w:tblStylePr>
     <w:tblStylePr w:type="firstCol">
       <w:rPr>
+        <w:rFonts w:eastAsia="黑体"/>
         <w:b/>
         <w:bCs/>
       </w:rPr>
     </w:tblStylePr>
     <w:tblStylePr w:type="lastCol">
       <w:rPr>
+        <w:rFonts w:eastAsia="黑体"/>
         <w:b/>
         <w:bCs/>
       </w:rPr>
@@ -8541,6 +8962,7 @@
       <w:spacing w:after="0" w:line="240" w:lineRule="auto"/>
     </w:pPr>
     <w:rPr>
+      <w:rFonts w:eastAsia="黑体"/>
       <w:color w:themeColor="text1" w:val="000000"/>
     </w:rPr>
     <w:tblPr>
@@ -8560,7 +8982,7 @@
     </w:tblPr>
     <w:tblStylePr w:type="firstRow">
       <w:rPr>
-        <w:rFonts w:asciiTheme="majorHAnsi" w:cstheme="majorBidi" w:eastAsiaTheme="majorEastAsia" w:hAnsiTheme="majorHAnsi"/>
+        <w:rFonts w:asciiTheme="majorHAnsi" w:cstheme="majorBidi" w:hAnsiTheme="majorHAnsi" w:eastAsia="黑体"/>
       </w:rPr>
       <w:tblPr/>
       <w:tcPr>
@@ -8572,6 +8994,7 @@
     </w:tblStylePr>
     <w:tblStylePr w:type="lastRow">
       <w:rPr>
+        <w:rFonts w:eastAsia="黑体"/>
         <w:b/>
         <w:bCs/>
         <w:color w:themeColor="text2" w:val="1F497D"/>
@@ -8586,12 +9009,14 @@
     </w:tblStylePr>
     <w:tblStylePr w:type="firstCol">
       <w:rPr>
+        <w:rFonts w:eastAsia="黑体"/>
         <w:b/>
         <w:bCs/>
       </w:rPr>
     </w:tblStylePr>
     <w:tblStylePr w:type="lastCol">
       <w:rPr>
+        <w:rFonts w:eastAsia="黑体"/>
         <w:b/>
         <w:bCs/>
       </w:rPr>
@@ -8625,6 +9050,7 @@
       <w:spacing w:after="0" w:line="240" w:lineRule="auto"/>
     </w:pPr>
     <w:rPr>
+      <w:rFonts w:eastAsia="黑体"/>
       <w:color w:themeColor="text1" w:val="000000"/>
     </w:rPr>
     <w:tblPr>
@@ -8644,7 +9070,7 @@
     </w:tblPr>
     <w:tblStylePr w:type="firstRow">
       <w:rPr>
-        <w:rFonts w:asciiTheme="majorHAnsi" w:cstheme="majorBidi" w:eastAsiaTheme="majorEastAsia" w:hAnsiTheme="majorHAnsi"/>
+        <w:rFonts w:asciiTheme="majorHAnsi" w:cstheme="majorBidi" w:hAnsiTheme="majorHAnsi" w:eastAsia="黑体"/>
       </w:rPr>
       <w:tblPr/>
       <w:tcPr>
@@ -8656,6 +9082,7 @@
     </w:tblStylePr>
     <w:tblStylePr w:type="lastRow">
       <w:rPr>
+        <w:rFonts w:eastAsia="黑体"/>
         <w:b/>
         <w:bCs/>
         <w:color w:themeColor="text2" w:val="1F497D"/>
@@ -8670,12 +9097,14 @@
     </w:tblStylePr>
     <w:tblStylePr w:type="firstCol">
       <w:rPr>
+        <w:rFonts w:eastAsia="黑体"/>
         <w:b/>
         <w:bCs/>
       </w:rPr>
     </w:tblStylePr>
     <w:tblStylePr w:type="lastCol">
       <w:rPr>
+        <w:rFonts w:eastAsia="黑体"/>
         <w:b/>
         <w:bCs/>
       </w:rPr>
@@ -8709,6 +9138,7 @@
       <w:spacing w:after="0" w:line="240" w:lineRule="auto"/>
     </w:pPr>
     <w:rPr>
+      <w:rFonts w:eastAsia="黑体"/>
       <w:color w:themeColor="text1" w:val="000000"/>
     </w:rPr>
     <w:tblPr>
@@ -8728,7 +9158,7 @@
     </w:tblPr>
     <w:tblStylePr w:type="firstRow">
       <w:rPr>
-        <w:rFonts w:asciiTheme="majorHAnsi" w:cstheme="majorBidi" w:eastAsiaTheme="majorEastAsia" w:hAnsiTheme="majorHAnsi"/>
+        <w:rFonts w:asciiTheme="majorHAnsi" w:cstheme="majorBidi" w:hAnsiTheme="majorHAnsi" w:eastAsia="黑体"/>
       </w:rPr>
       <w:tblPr/>
       <w:tcPr>
@@ -8740,6 +9170,7 @@
     </w:tblStylePr>
     <w:tblStylePr w:type="lastRow">
       <w:rPr>
+        <w:rFonts w:eastAsia="黑体"/>
         <w:b/>
         <w:bCs/>
         <w:color w:themeColor="text2" w:val="1F497D"/>
@@ -8754,12 +9185,14 @@
     </w:tblStylePr>
     <w:tblStylePr w:type="firstCol">
       <w:rPr>
+        <w:rFonts w:eastAsia="黑体"/>
         <w:b/>
         <w:bCs/>
       </w:rPr>
     </w:tblStylePr>
     <w:tblStylePr w:type="lastCol">
       <w:rPr>
+        <w:rFonts w:eastAsia="黑体"/>
         <w:b/>
         <w:bCs/>
       </w:rPr>
@@ -8793,6 +9226,7 @@
       <w:spacing w:after="0" w:line="240" w:lineRule="auto"/>
     </w:pPr>
     <w:rPr>
+      <w:rFonts w:eastAsia="黑体"/>
       <w:color w:themeColor="text1" w:val="000000"/>
     </w:rPr>
     <w:tblPr>
@@ -8812,7 +9246,7 @@
     </w:tblPr>
     <w:tblStylePr w:type="firstRow">
       <w:rPr>
-        <w:rFonts w:asciiTheme="majorHAnsi" w:cstheme="majorBidi" w:eastAsiaTheme="majorEastAsia" w:hAnsiTheme="majorHAnsi"/>
+        <w:rFonts w:asciiTheme="majorHAnsi" w:cstheme="majorBidi" w:hAnsiTheme="majorHAnsi" w:eastAsia="黑体"/>
       </w:rPr>
       <w:tblPr/>
       <w:tcPr>
@@ -8824,6 +9258,7 @@
     </w:tblStylePr>
     <w:tblStylePr w:type="lastRow">
       <w:rPr>
+        <w:rFonts w:eastAsia="黑体"/>
         <w:b/>
         <w:bCs/>
         <w:color w:themeColor="text2" w:val="1F497D"/>
@@ -8838,12 +9273,14 @@
     </w:tblStylePr>
     <w:tblStylePr w:type="firstCol">
       <w:rPr>
+        <w:rFonts w:eastAsia="黑体"/>
         <w:b/>
         <w:bCs/>
       </w:rPr>
     </w:tblStylePr>
     <w:tblStylePr w:type="lastCol">
       <w:rPr>
+        <w:rFonts w:eastAsia="黑体"/>
         <w:b/>
         <w:bCs/>
       </w:rPr>
@@ -8877,7 +9314,7 @@
       <w:spacing w:after="0" w:line="240" w:lineRule="auto"/>
     </w:pPr>
     <w:rPr>
-      <w:rFonts w:asciiTheme="majorHAnsi" w:cstheme="majorBidi" w:eastAsiaTheme="majorEastAsia" w:hAnsiTheme="majorHAnsi"/>
+      <w:rFonts w:asciiTheme="majorHAnsi" w:cstheme="majorBidi" w:hAnsiTheme="majorHAnsi" w:eastAsia="黑体"/>
       <w:color w:themeColor="text1" w:val="000000"/>
     </w:rPr>
     <w:tblPr>
@@ -8899,6 +9336,7 @@
     </w:tblPr>
     <w:tblStylePr w:type="firstRow">
       <w:rPr>
+        <w:rFonts w:eastAsia="黑体"/>
         <w:sz w:val="24"/>
         <w:szCs w:val="24"/>
       </w:rPr>
@@ -9005,7 +9443,7 @@
       <w:spacing w:after="0" w:line="240" w:lineRule="auto"/>
     </w:pPr>
     <w:rPr>
-      <w:rFonts w:asciiTheme="majorHAnsi" w:cstheme="majorBidi" w:eastAsiaTheme="majorEastAsia" w:hAnsiTheme="majorHAnsi"/>
+      <w:rFonts w:asciiTheme="majorHAnsi" w:cstheme="majorBidi" w:hAnsiTheme="majorHAnsi" w:eastAsia="黑体"/>
       <w:color w:themeColor="text1" w:val="000000"/>
     </w:rPr>
     <w:tblPr>
@@ -9027,6 +9465,7 @@
     </w:tblPr>
     <w:tblStylePr w:type="firstRow">
       <w:rPr>
+        <w:rFonts w:eastAsia="黑体"/>
         <w:sz w:val="24"/>
         <w:szCs w:val="24"/>
       </w:rPr>
@@ -9133,7 +9572,7 @@
       <w:spacing w:after="0" w:line="240" w:lineRule="auto"/>
     </w:pPr>
     <w:rPr>
-      <w:rFonts w:asciiTheme="majorHAnsi" w:cstheme="majorBidi" w:eastAsiaTheme="majorEastAsia" w:hAnsiTheme="majorHAnsi"/>
+      <w:rFonts w:asciiTheme="majorHAnsi" w:cstheme="majorBidi" w:hAnsiTheme="majorHAnsi" w:eastAsia="黑体"/>
       <w:color w:themeColor="text1" w:val="000000"/>
     </w:rPr>
     <w:tblPr>
@@ -9155,6 +9594,7 @@
     </w:tblPr>
     <w:tblStylePr w:type="firstRow">
       <w:rPr>
+        <w:rFonts w:eastAsia="黑体"/>
         <w:sz w:val="24"/>
         <w:szCs w:val="24"/>
       </w:rPr>
@@ -9261,7 +9701,7 @@
       <w:spacing w:after="0" w:line="240" w:lineRule="auto"/>
     </w:pPr>
     <w:rPr>
-      <w:rFonts w:asciiTheme="majorHAnsi" w:cstheme="majorBidi" w:eastAsiaTheme="majorEastAsia" w:hAnsiTheme="majorHAnsi"/>
+      <w:rFonts w:asciiTheme="majorHAnsi" w:cstheme="majorBidi" w:hAnsiTheme="majorHAnsi" w:eastAsia="黑体"/>
       <w:color w:themeColor="text1" w:val="000000"/>
     </w:rPr>
     <w:tblPr>
@@ -9283,6 +9723,7 @@
     </w:tblPr>
     <w:tblStylePr w:type="firstRow">
       <w:rPr>
+        <w:rFonts w:eastAsia="黑体"/>
         <w:sz w:val="24"/>
         <w:szCs w:val="24"/>
       </w:rPr>
@@ -9389,7 +9830,7 @@
       <w:spacing w:after="0" w:line="240" w:lineRule="auto"/>
     </w:pPr>
     <w:rPr>
-      <w:rFonts w:asciiTheme="majorHAnsi" w:cstheme="majorBidi" w:eastAsiaTheme="majorEastAsia" w:hAnsiTheme="majorHAnsi"/>
+      <w:rFonts w:asciiTheme="majorHAnsi" w:cstheme="majorBidi" w:hAnsiTheme="majorHAnsi" w:eastAsia="黑体"/>
       <w:color w:themeColor="text1" w:val="000000"/>
     </w:rPr>
     <w:tblPr>
@@ -9411,6 +9852,7 @@
     </w:tblPr>
     <w:tblStylePr w:type="firstRow">
       <w:rPr>
+        <w:rFonts w:eastAsia="黑体"/>
         <w:sz w:val="24"/>
         <w:szCs w:val="24"/>
       </w:rPr>
@@ -9517,7 +9959,7 @@
       <w:spacing w:after="0" w:line="240" w:lineRule="auto"/>
     </w:pPr>
     <w:rPr>
-      <w:rFonts w:asciiTheme="majorHAnsi" w:cstheme="majorBidi" w:eastAsiaTheme="majorEastAsia" w:hAnsiTheme="majorHAnsi"/>
+      <w:rFonts w:asciiTheme="majorHAnsi" w:cstheme="majorBidi" w:hAnsiTheme="majorHAnsi" w:eastAsia="黑体"/>
       <w:color w:themeColor="text1" w:val="000000"/>
     </w:rPr>
     <w:tblPr>
@@ -9539,6 +9981,7 @@
     </w:tblPr>
     <w:tblStylePr w:type="firstRow">
       <w:rPr>
+        <w:rFonts w:eastAsia="黑体"/>
         <w:sz w:val="24"/>
         <w:szCs w:val="24"/>
       </w:rPr>
@@ -9645,7 +10088,7 @@
       <w:spacing w:after="0" w:line="240" w:lineRule="auto"/>
     </w:pPr>
     <w:rPr>
-      <w:rFonts w:asciiTheme="majorHAnsi" w:cstheme="majorBidi" w:eastAsiaTheme="majorEastAsia" w:hAnsiTheme="majorHAnsi"/>
+      <w:rFonts w:asciiTheme="majorHAnsi" w:cstheme="majorBidi" w:hAnsiTheme="majorHAnsi" w:eastAsia="黑体"/>
       <w:color w:themeColor="text1" w:val="000000"/>
     </w:rPr>
     <w:tblPr>
@@ -9667,6 +10110,7 @@
     </w:tblPr>
     <w:tblStylePr w:type="firstRow">
       <w:rPr>
+        <w:rFonts w:eastAsia="黑体"/>
         <w:sz w:val="24"/>
         <w:szCs w:val="24"/>
       </w:rPr>
@@ -9796,12 +10240,14 @@
     </w:tcPr>
     <w:tblStylePr w:type="firstRow">
       <w:rPr>
+        <w:rFonts w:eastAsia="黑体"/>
         <w:b/>
         <w:bCs/>
       </w:rPr>
     </w:tblStylePr>
     <w:tblStylePr w:type="lastRow">
       <w:rPr>
+        <w:rFonts w:eastAsia="黑体"/>
         <w:b/>
         <w:bCs/>
       </w:rPr>
@@ -9814,12 +10260,14 @@
     </w:tblStylePr>
     <w:tblStylePr w:type="firstCol">
       <w:rPr>
+        <w:rFonts w:eastAsia="黑体"/>
         <w:b/>
         <w:bCs/>
       </w:rPr>
     </w:tblStylePr>
     <w:tblStylePr w:type="lastCol">
       <w:rPr>
+        <w:rFonts w:eastAsia="黑体"/>
         <w:b/>
         <w:bCs/>
       </w:rPr>
@@ -9869,12 +10317,14 @@
     </w:tcPr>
     <w:tblStylePr w:type="firstRow">
       <w:rPr>
+        <w:rFonts w:eastAsia="黑体"/>
         <w:b/>
         <w:bCs/>
       </w:rPr>
     </w:tblStylePr>
     <w:tblStylePr w:type="lastRow">
       <w:rPr>
+        <w:rFonts w:eastAsia="黑体"/>
         <w:b/>
         <w:bCs/>
       </w:rPr>
@@ -9887,12 +10337,14 @@
     </w:tblStylePr>
     <w:tblStylePr w:type="firstCol">
       <w:rPr>
+        <w:rFonts w:eastAsia="黑体"/>
         <w:b/>
         <w:bCs/>
       </w:rPr>
     </w:tblStylePr>
     <w:tblStylePr w:type="lastCol">
       <w:rPr>
+        <w:rFonts w:eastAsia="黑体"/>
         <w:b/>
         <w:bCs/>
       </w:rPr>
@@ -9942,12 +10394,14 @@
     </w:tcPr>
     <w:tblStylePr w:type="firstRow">
       <w:rPr>
+        <w:rFonts w:eastAsia="黑体"/>
         <w:b/>
         <w:bCs/>
       </w:rPr>
     </w:tblStylePr>
     <w:tblStylePr w:type="lastRow">
       <w:rPr>
+        <w:rFonts w:eastAsia="黑体"/>
         <w:b/>
         <w:bCs/>
       </w:rPr>
@@ -9960,12 +10414,14 @@
     </w:tblStylePr>
     <w:tblStylePr w:type="firstCol">
       <w:rPr>
+        <w:rFonts w:eastAsia="黑体"/>
         <w:b/>
         <w:bCs/>
       </w:rPr>
     </w:tblStylePr>
     <w:tblStylePr w:type="lastCol">
       <w:rPr>
+        <w:rFonts w:eastAsia="黑体"/>
         <w:b/>
         <w:bCs/>
       </w:rPr>
@@ -10015,12 +10471,14 @@
     </w:tcPr>
     <w:tblStylePr w:type="firstRow">
       <w:rPr>
+        <w:rFonts w:eastAsia="黑体"/>
         <w:b/>
         <w:bCs/>
       </w:rPr>
     </w:tblStylePr>
     <w:tblStylePr w:type="lastRow">
       <w:rPr>
+        <w:rFonts w:eastAsia="黑体"/>
         <w:b/>
         <w:bCs/>
       </w:rPr>
@@ -10033,12 +10491,14 @@
     </w:tblStylePr>
     <w:tblStylePr w:type="firstCol">
       <w:rPr>
+        <w:rFonts w:eastAsia="黑体"/>
         <w:b/>
         <w:bCs/>
       </w:rPr>
     </w:tblStylePr>
     <w:tblStylePr w:type="lastCol">
       <w:rPr>
+        <w:rFonts w:eastAsia="黑体"/>
         <w:b/>
         <w:bCs/>
       </w:rPr>
@@ -10088,12 +10548,14 @@
     </w:tcPr>
     <w:tblStylePr w:type="firstRow">
       <w:rPr>
+        <w:rFonts w:eastAsia="黑体"/>
         <w:b/>
         <w:bCs/>
       </w:rPr>
     </w:tblStylePr>
     <w:tblStylePr w:type="lastRow">
       <w:rPr>
+        <w:rFonts w:eastAsia="黑体"/>
         <w:b/>
         <w:bCs/>
       </w:rPr>
@@ -10106,12 +10568,14 @@
     </w:tblStylePr>
     <w:tblStylePr w:type="firstCol">
       <w:rPr>
+        <w:rFonts w:eastAsia="黑体"/>
         <w:b/>
         <w:bCs/>
       </w:rPr>
     </w:tblStylePr>
     <w:tblStylePr w:type="lastCol">
       <w:rPr>
+        <w:rFonts w:eastAsia="黑体"/>
         <w:b/>
         <w:bCs/>
       </w:rPr>
@@ -10161,12 +10625,14 @@
     </w:tcPr>
     <w:tblStylePr w:type="firstRow">
       <w:rPr>
+        <w:rFonts w:eastAsia="黑体"/>
         <w:b/>
         <w:bCs/>
       </w:rPr>
     </w:tblStylePr>
     <w:tblStylePr w:type="lastRow">
       <w:rPr>
+        <w:rFonts w:eastAsia="黑体"/>
         <w:b/>
         <w:bCs/>
       </w:rPr>
@@ -10179,12 +10645,14 @@
     </w:tblStylePr>
     <w:tblStylePr w:type="firstCol">
       <w:rPr>
+        <w:rFonts w:eastAsia="黑体"/>
         <w:b/>
         <w:bCs/>
       </w:rPr>
     </w:tblStylePr>
     <w:tblStylePr w:type="lastCol">
       <w:rPr>
+        <w:rFonts w:eastAsia="黑体"/>
         <w:b/>
         <w:bCs/>
       </w:rPr>
@@ -10234,12 +10702,14 @@
     </w:tcPr>
     <w:tblStylePr w:type="firstRow">
       <w:rPr>
+        <w:rFonts w:eastAsia="黑体"/>
         <w:b/>
         <w:bCs/>
       </w:rPr>
     </w:tblStylePr>
     <w:tblStylePr w:type="lastRow">
       <w:rPr>
+        <w:rFonts w:eastAsia="黑体"/>
         <w:b/>
         <w:bCs/>
       </w:rPr>
@@ -10252,12 +10722,14 @@
     </w:tblStylePr>
     <w:tblStylePr w:type="firstCol">
       <w:rPr>
+        <w:rFonts w:eastAsia="黑体"/>
         <w:b/>
         <w:bCs/>
       </w:rPr>
     </w:tblStylePr>
     <w:tblStylePr w:type="lastCol">
       <w:rPr>
+        <w:rFonts w:eastAsia="黑体"/>
         <w:b/>
         <w:bCs/>
       </w:rPr>
@@ -10284,7 +10756,7 @@
       <w:spacing w:after="0" w:line="240" w:lineRule="auto"/>
     </w:pPr>
     <w:rPr>
-      <w:rFonts w:asciiTheme="majorHAnsi" w:cstheme="majorBidi" w:eastAsiaTheme="majorEastAsia" w:hAnsiTheme="majorHAnsi"/>
+      <w:rFonts w:asciiTheme="majorHAnsi" w:cstheme="majorBidi" w:hAnsiTheme="majorHAnsi" w:eastAsia="黑体"/>
       <w:color w:themeColor="text1" w:val="000000"/>
     </w:rPr>
     <w:tblPr>
@@ -10311,6 +10783,7 @@
     </w:tcPr>
     <w:tblStylePr w:type="firstRow">
       <w:rPr>
+        <w:rFonts w:eastAsia="黑体"/>
         <w:b/>
         <w:bCs/>
         <w:color w:themeColor="text1" w:val="000000"/>
@@ -10322,6 +10795,7 @@
     </w:tblStylePr>
     <w:tblStylePr w:type="lastRow">
       <w:rPr>
+        <w:rFonts w:eastAsia="黑体"/>
         <w:b/>
         <w:bCs/>
         <w:color w:themeColor="text1" w:val="000000"/>
@@ -10341,6 +10815,7 @@
     </w:tblStylePr>
     <w:tblStylePr w:type="firstCol">
       <w:rPr>
+        <w:rFonts w:eastAsia="黑体"/>
         <w:b/>
         <w:bCs/>
         <w:color w:themeColor="text1" w:val="000000"/>
@@ -10360,6 +10835,7 @@
     </w:tblStylePr>
     <w:tblStylePr w:type="lastCol">
       <w:rPr>
+        <w:rFonts w:eastAsia="黑体"/>
         <w:b w:val="0"/>
         <w:bCs w:val="0"/>
         <w:color w:themeColor="text1" w:val="000000"/>
@@ -10409,7 +10885,7 @@
       <w:spacing w:after="0" w:line="240" w:lineRule="auto"/>
     </w:pPr>
     <w:rPr>
-      <w:rFonts w:asciiTheme="majorHAnsi" w:cstheme="majorBidi" w:eastAsiaTheme="majorEastAsia" w:hAnsiTheme="majorHAnsi"/>
+      <w:rFonts w:asciiTheme="majorHAnsi" w:cstheme="majorBidi" w:hAnsiTheme="majorHAnsi" w:eastAsia="黑体"/>
       <w:color w:themeColor="text1" w:val="000000"/>
     </w:rPr>
     <w:tblPr>
@@ -10436,6 +10912,7 @@
     </w:tcPr>
     <w:tblStylePr w:type="firstRow">
       <w:rPr>
+        <w:rFonts w:eastAsia="黑体"/>
         <w:b/>
         <w:bCs/>
         <w:color w:themeColor="text1" w:val="000000"/>
@@ -10447,6 +10924,7 @@
     </w:tblStylePr>
     <w:tblStylePr w:type="lastRow">
       <w:rPr>
+        <w:rFonts w:eastAsia="黑体"/>
         <w:b/>
         <w:bCs/>
         <w:color w:themeColor="text1" w:val="000000"/>
@@ -10466,6 +10944,7 @@
     </w:tblStylePr>
     <w:tblStylePr w:type="firstCol">
       <w:rPr>
+        <w:rFonts w:eastAsia="黑体"/>
         <w:b/>
         <w:bCs/>
         <w:color w:themeColor="text1" w:val="000000"/>
@@ -10485,6 +10964,7 @@
     </w:tblStylePr>
     <w:tblStylePr w:type="lastCol">
       <w:rPr>
+        <w:rFonts w:eastAsia="黑体"/>
         <w:b w:val="0"/>
         <w:bCs w:val="0"/>
         <w:color w:themeColor="text1" w:val="000000"/>
@@ -10534,7 +11014,7 @@
       <w:spacing w:after="0" w:line="240" w:lineRule="auto"/>
     </w:pPr>
     <w:rPr>
-      <w:rFonts w:asciiTheme="majorHAnsi" w:cstheme="majorBidi" w:eastAsiaTheme="majorEastAsia" w:hAnsiTheme="majorHAnsi"/>
+      <w:rFonts w:asciiTheme="majorHAnsi" w:cstheme="majorBidi" w:hAnsiTheme="majorHAnsi" w:eastAsia="黑体"/>
       <w:color w:themeColor="text1" w:val="000000"/>
     </w:rPr>
     <w:tblPr>
@@ -10561,6 +11041,7 @@
     </w:tcPr>
     <w:tblStylePr w:type="firstRow">
       <w:rPr>
+        <w:rFonts w:eastAsia="黑体"/>
         <w:b/>
         <w:bCs/>
         <w:color w:themeColor="text1" w:val="000000"/>
@@ -10572,6 +11053,7 @@
     </w:tblStylePr>
     <w:tblStylePr w:type="lastRow">
       <w:rPr>
+        <w:rFonts w:eastAsia="黑体"/>
         <w:b/>
         <w:bCs/>
         <w:color w:themeColor="text1" w:val="000000"/>
@@ -10591,6 +11073,7 @@
     </w:tblStylePr>
     <w:tblStylePr w:type="firstCol">
       <w:rPr>
+        <w:rFonts w:eastAsia="黑体"/>
         <w:b/>
         <w:bCs/>
         <w:color w:themeColor="text1" w:val="000000"/>
@@ -10610,6 +11093,7 @@
     </w:tblStylePr>
     <w:tblStylePr w:type="lastCol">
       <w:rPr>
+        <w:rFonts w:eastAsia="黑体"/>
         <w:b w:val="0"/>
         <w:bCs w:val="0"/>
         <w:color w:themeColor="text1" w:val="000000"/>
@@ -10659,7 +11143,7 @@
       <w:spacing w:after="0" w:line="240" w:lineRule="auto"/>
     </w:pPr>
     <w:rPr>
-      <w:rFonts w:asciiTheme="majorHAnsi" w:cstheme="majorBidi" w:eastAsiaTheme="majorEastAsia" w:hAnsiTheme="majorHAnsi"/>
+      <w:rFonts w:asciiTheme="majorHAnsi" w:cstheme="majorBidi" w:hAnsiTheme="majorHAnsi" w:eastAsia="黑体"/>
       <w:color w:themeColor="text1" w:val="000000"/>
     </w:rPr>
     <w:tblPr>
@@ -10686,6 +11170,7 @@
     </w:tcPr>
     <w:tblStylePr w:type="firstRow">
       <w:rPr>
+        <w:rFonts w:eastAsia="黑体"/>
         <w:b/>
         <w:bCs/>
         <w:color w:themeColor="text1" w:val="000000"/>
@@ -10697,6 +11182,7 @@
     </w:tblStylePr>
     <w:tblStylePr w:type="lastRow">
       <w:rPr>
+        <w:rFonts w:eastAsia="黑体"/>
         <w:b/>
         <w:bCs/>
         <w:color w:themeColor="text1" w:val="000000"/>
@@ -10716,6 +11202,7 @@
     </w:tblStylePr>
     <w:tblStylePr w:type="firstCol">
       <w:rPr>
+        <w:rFonts w:eastAsia="黑体"/>
         <w:b/>
         <w:bCs/>
         <w:color w:themeColor="text1" w:val="000000"/>
@@ -10735,6 +11222,7 @@
     </w:tblStylePr>
     <w:tblStylePr w:type="lastCol">
       <w:rPr>
+        <w:rFonts w:eastAsia="黑体"/>
         <w:b w:val="0"/>
         <w:bCs w:val="0"/>
         <w:color w:themeColor="text1" w:val="000000"/>
@@ -10784,7 +11272,7 @@
       <w:spacing w:after="0" w:line="240" w:lineRule="auto"/>
     </w:pPr>
     <w:rPr>
-      <w:rFonts w:asciiTheme="majorHAnsi" w:cstheme="majorBidi" w:eastAsiaTheme="majorEastAsia" w:hAnsiTheme="majorHAnsi"/>
+      <w:rFonts w:asciiTheme="majorHAnsi" w:cstheme="majorBidi" w:hAnsiTheme="majorHAnsi" w:eastAsia="黑体"/>
       <w:color w:themeColor="text1" w:val="000000"/>
     </w:rPr>
     <w:tblPr>
@@ -10811,6 +11299,7 @@
     </w:tcPr>
     <w:tblStylePr w:type="firstRow">
       <w:rPr>
+        <w:rFonts w:eastAsia="黑体"/>
         <w:b/>
         <w:bCs/>
         <w:color w:themeColor="text1" w:val="000000"/>
@@ -10822,6 +11311,7 @@
     </w:tblStylePr>
     <w:tblStylePr w:type="lastRow">
       <w:rPr>
+        <w:rFonts w:eastAsia="黑体"/>
         <w:b/>
         <w:bCs/>
         <w:color w:themeColor="text1" w:val="000000"/>
@@ -10841,6 +11331,7 @@
     </w:tblStylePr>
     <w:tblStylePr w:type="firstCol">
       <w:rPr>
+        <w:rFonts w:eastAsia="黑体"/>
         <w:b/>
         <w:bCs/>
         <w:color w:themeColor="text1" w:val="000000"/>
@@ -10860,6 +11351,7 @@
     </w:tblStylePr>
     <w:tblStylePr w:type="lastCol">
       <w:rPr>
+        <w:rFonts w:eastAsia="黑体"/>
         <w:b w:val="0"/>
         <w:bCs w:val="0"/>
         <w:color w:themeColor="text1" w:val="000000"/>
@@ -10909,7 +11401,7 @@
       <w:spacing w:after="0" w:line="240" w:lineRule="auto"/>
     </w:pPr>
     <w:rPr>
-      <w:rFonts w:asciiTheme="majorHAnsi" w:cstheme="majorBidi" w:eastAsiaTheme="majorEastAsia" w:hAnsiTheme="majorHAnsi"/>
+      <w:rFonts w:asciiTheme="majorHAnsi" w:cstheme="majorBidi" w:hAnsiTheme="majorHAnsi" w:eastAsia="黑体"/>
       <w:color w:themeColor="text1" w:val="000000"/>
     </w:rPr>
     <w:tblPr>
@@ -10936,6 +11428,7 @@
     </w:tcPr>
     <w:tblStylePr w:type="firstRow">
       <w:rPr>
+        <w:rFonts w:eastAsia="黑体"/>
         <w:b/>
         <w:bCs/>
         <w:color w:themeColor="text1" w:val="000000"/>
@@ -10947,6 +11440,7 @@
     </w:tblStylePr>
     <w:tblStylePr w:type="lastRow">
       <w:rPr>
+        <w:rFonts w:eastAsia="黑体"/>
         <w:b/>
         <w:bCs/>
         <w:color w:themeColor="text1" w:val="000000"/>
@@ -10966,6 +11460,7 @@
     </w:tblStylePr>
     <w:tblStylePr w:type="firstCol">
       <w:rPr>
+        <w:rFonts w:eastAsia="黑体"/>
         <w:b/>
         <w:bCs/>
         <w:color w:themeColor="text1" w:val="000000"/>
@@ -10985,6 +11480,7 @@
     </w:tblStylePr>
     <w:tblStylePr w:type="lastCol">
       <w:rPr>
+        <w:rFonts w:eastAsia="黑体"/>
         <w:b w:val="0"/>
         <w:bCs w:val="0"/>
         <w:color w:themeColor="text1" w:val="000000"/>
@@ -11034,7 +11530,7 @@
       <w:spacing w:after="0" w:line="240" w:lineRule="auto"/>
     </w:pPr>
     <w:rPr>
-      <w:rFonts w:asciiTheme="majorHAnsi" w:cstheme="majorBidi" w:eastAsiaTheme="majorEastAsia" w:hAnsiTheme="majorHAnsi"/>
+      <w:rFonts w:asciiTheme="majorHAnsi" w:cstheme="majorBidi" w:hAnsiTheme="majorHAnsi" w:eastAsia="黑体"/>
       <w:color w:themeColor="text1" w:val="000000"/>
     </w:rPr>
     <w:tblPr>
@@ -11061,6 +11557,7 @@
     </w:tcPr>
     <w:tblStylePr w:type="firstRow">
       <w:rPr>
+        <w:rFonts w:eastAsia="黑体"/>
         <w:b/>
         <w:bCs/>
         <w:color w:themeColor="text1" w:val="000000"/>
@@ -11072,6 +11569,7 @@
     </w:tblStylePr>
     <w:tblStylePr w:type="lastRow">
       <w:rPr>
+        <w:rFonts w:eastAsia="黑体"/>
         <w:b/>
         <w:bCs/>
         <w:color w:themeColor="text1" w:val="000000"/>
@@ -11091,6 +11589,7 @@
     </w:tblStylePr>
     <w:tblStylePr w:type="firstCol">
       <w:rPr>
+        <w:rFonts w:eastAsia="黑体"/>
         <w:b/>
         <w:bCs/>
         <w:color w:themeColor="text1" w:val="000000"/>
@@ -11110,6 +11609,7 @@
     </w:tblStylePr>
     <w:tblStylePr w:type="lastCol">
       <w:rPr>
+        <w:rFonts w:eastAsia="黑体"/>
         <w:b w:val="0"/>
         <w:bCs w:val="0"/>
         <w:color w:themeColor="text1" w:val="000000"/>
@@ -11182,6 +11682,7 @@
     </w:tcPr>
     <w:tblStylePr w:type="firstRow">
       <w:rPr>
+        <w:rFonts w:eastAsia="黑体"/>
         <w:b/>
         <w:bCs/>
         <w:i w:val="0"/>
@@ -11203,6 +11704,7 @@
     </w:tblStylePr>
     <w:tblStylePr w:type="lastRow">
       <w:rPr>
+        <w:rFonts w:eastAsia="黑体"/>
         <w:b/>
         <w:bCs/>
         <w:i w:val="0"/>
@@ -11224,6 +11726,7 @@
     </w:tblStylePr>
     <w:tblStylePr w:type="firstCol">
       <w:rPr>
+        <w:rFonts w:eastAsia="黑体"/>
         <w:b/>
         <w:bCs/>
         <w:i w:val="0"/>
@@ -11243,6 +11746,7 @@
     </w:tblStylePr>
     <w:tblStylePr w:type="lastCol">
       <w:rPr>
+        <w:rFonts w:eastAsia="黑体"/>
         <w:b/>
         <w:bCs/>
         <w:i w:val="0"/>
@@ -11323,6 +11827,7 @@
     </w:tcPr>
     <w:tblStylePr w:type="firstRow">
       <w:rPr>
+        <w:rFonts w:eastAsia="黑体"/>
         <w:b/>
         <w:bCs/>
         <w:i w:val="0"/>
@@ -11344,6 +11849,7 @@
     </w:tblStylePr>
     <w:tblStylePr w:type="lastRow">
       <w:rPr>
+        <w:rFonts w:eastAsia="黑体"/>
         <w:b/>
         <w:bCs/>
         <w:i w:val="0"/>
@@ -11365,6 +11871,7 @@
     </w:tblStylePr>
     <w:tblStylePr w:type="firstCol">
       <w:rPr>
+        <w:rFonts w:eastAsia="黑体"/>
         <w:b/>
         <w:bCs/>
         <w:i w:val="0"/>
@@ -11384,6 +11891,7 @@
     </w:tblStylePr>
     <w:tblStylePr w:type="lastCol">
       <w:rPr>
+        <w:rFonts w:eastAsia="黑体"/>
         <w:b/>
         <w:bCs/>
         <w:i w:val="0"/>
@@ -11464,6 +11972,7 @@
     </w:tcPr>
     <w:tblStylePr w:type="firstRow">
       <w:rPr>
+        <w:rFonts w:eastAsia="黑体"/>
         <w:b/>
         <w:bCs/>
         <w:i w:val="0"/>
@@ -11485,6 +11994,7 @@
     </w:tblStylePr>
     <w:tblStylePr w:type="lastRow">
       <w:rPr>
+        <w:rFonts w:eastAsia="黑体"/>
         <w:b/>
         <w:bCs/>
         <w:i w:val="0"/>
@@ -11506,6 +12016,7 @@
     </w:tblStylePr>
     <w:tblStylePr w:type="firstCol">
       <w:rPr>
+        <w:rFonts w:eastAsia="黑体"/>
         <w:b/>
         <w:bCs/>
         <w:i w:val="0"/>
@@ -11525,6 +12036,7 @@
     </w:tblStylePr>
     <w:tblStylePr w:type="lastCol">
       <w:rPr>
+        <w:rFonts w:eastAsia="黑体"/>
         <w:b/>
         <w:bCs/>
         <w:i w:val="0"/>
@@ -11605,6 +12117,7 @@
     </w:tcPr>
     <w:tblStylePr w:type="firstRow">
       <w:rPr>
+        <w:rFonts w:eastAsia="黑体"/>
         <w:b/>
         <w:bCs/>
         <w:i w:val="0"/>
@@ -11626,6 +12139,7 @@
     </w:tblStylePr>
     <w:tblStylePr w:type="lastRow">
       <w:rPr>
+        <w:rFonts w:eastAsia="黑体"/>
         <w:b/>
         <w:bCs/>
         <w:i w:val="0"/>
@@ -11647,6 +12161,7 @@
     </w:tblStylePr>
     <w:tblStylePr w:type="firstCol">
       <w:rPr>
+        <w:rFonts w:eastAsia="黑体"/>
         <w:b/>
         <w:bCs/>
         <w:i w:val="0"/>
@@ -11666,6 +12181,7 @@
     </w:tblStylePr>
     <w:tblStylePr w:type="lastCol">
       <w:rPr>
+        <w:rFonts w:eastAsia="黑体"/>
         <w:b/>
         <w:bCs/>
         <w:i w:val="0"/>
@@ -11746,6 +12262,7 @@
     </w:tcPr>
     <w:tblStylePr w:type="firstRow">
       <w:rPr>
+        <w:rFonts w:eastAsia="黑体"/>
         <w:b/>
         <w:bCs/>
         <w:i w:val="0"/>
@@ -11767,6 +12284,7 @@
     </w:tblStylePr>
     <w:tblStylePr w:type="lastRow">
       <w:rPr>
+        <w:rFonts w:eastAsia="黑体"/>
         <w:b/>
         <w:bCs/>
         <w:i w:val="0"/>
@@ -11788,6 +12306,7 @@
     </w:tblStylePr>
     <w:tblStylePr w:type="firstCol">
       <w:rPr>
+        <w:rFonts w:eastAsia="黑体"/>
         <w:b/>
         <w:bCs/>
         <w:i w:val="0"/>
@@ -11807,6 +12326,7 @@
     </w:tblStylePr>
     <w:tblStylePr w:type="lastCol">
       <w:rPr>
+        <w:rFonts w:eastAsia="黑体"/>
         <w:b/>
         <w:bCs/>
         <w:i w:val="0"/>
@@ -11887,6 +12407,7 @@
     </w:tcPr>
     <w:tblStylePr w:type="firstRow">
       <w:rPr>
+        <w:rFonts w:eastAsia="黑体"/>
         <w:b/>
         <w:bCs/>
         <w:i w:val="0"/>
@@ -11908,6 +12429,7 @@
     </w:tblStylePr>
     <w:tblStylePr w:type="lastRow">
       <w:rPr>
+        <w:rFonts w:eastAsia="黑体"/>
         <w:b/>
         <w:bCs/>
         <w:i w:val="0"/>
@@ -11929,6 +12451,7 @@
     </w:tblStylePr>
     <w:tblStylePr w:type="firstCol">
       <w:rPr>
+        <w:rFonts w:eastAsia="黑体"/>
         <w:b/>
         <w:bCs/>
         <w:i w:val="0"/>
@@ -11948,6 +12471,7 @@
     </w:tblStylePr>
     <w:tblStylePr w:type="lastCol">
       <w:rPr>
+        <w:rFonts w:eastAsia="黑体"/>
         <w:b/>
         <w:bCs/>
         <w:i w:val="0"/>
@@ -12028,6 +12552,7 @@
     </w:tcPr>
     <w:tblStylePr w:type="firstRow">
       <w:rPr>
+        <w:rFonts w:eastAsia="黑体"/>
         <w:b/>
         <w:bCs/>
         <w:i w:val="0"/>
@@ -12049,6 +12574,7 @@
     </w:tblStylePr>
     <w:tblStylePr w:type="lastRow">
       <w:rPr>
+        <w:rFonts w:eastAsia="黑体"/>
         <w:b/>
         <w:bCs/>
         <w:i w:val="0"/>
@@ -12070,6 +12596,7 @@
     </w:tblStylePr>
     <w:tblStylePr w:type="firstCol">
       <w:rPr>
+        <w:rFonts w:eastAsia="黑体"/>
         <w:b/>
         <w:bCs/>
         <w:i w:val="0"/>
@@ -12089,6 +12616,7 @@
     </w:tblStylePr>
     <w:tblStylePr w:type="lastCol">
       <w:rPr>
+        <w:rFonts w:eastAsia="黑体"/>
         <w:b/>
         <w:bCs/>
         <w:i w:val="0"/>
@@ -12146,6 +12674,7 @@
       <w:spacing w:after="0" w:line="240" w:lineRule="auto"/>
     </w:pPr>
     <w:rPr>
+      <w:rFonts w:eastAsia="黑体"/>
       <w:color w:themeColor="background1" w:val="FFFFFF"/>
     </w:rPr>
     <w:tblPr>
@@ -12164,6 +12693,7 @@
     </w:tcPr>
     <w:tblStylePr w:type="firstRow">
       <w:rPr>
+        <w:rFonts w:eastAsia="黑体"/>
         <w:b/>
         <w:bCs/>
       </w:rPr>
@@ -12260,6 +12790,7 @@
       <w:spacing w:after="0" w:line="240" w:lineRule="auto"/>
     </w:pPr>
     <w:rPr>
+      <w:rFonts w:eastAsia="黑体"/>
       <w:color w:themeColor="background1" w:val="FFFFFF"/>
     </w:rPr>
     <w:tblPr>
@@ -12278,6 +12809,7 @@
     </w:tcPr>
     <w:tblStylePr w:type="firstRow">
       <w:rPr>
+        <w:rFonts w:eastAsia="黑体"/>
         <w:b/>
         <w:bCs/>
       </w:rPr>
@@ -12374,6 +12906,7 @@
       <w:spacing w:after="0" w:line="240" w:lineRule="auto"/>
     </w:pPr>
     <w:rPr>
+      <w:rFonts w:eastAsia="黑体"/>
       <w:color w:themeColor="background1" w:val="FFFFFF"/>
     </w:rPr>
     <w:tblPr>
@@ -12392,6 +12925,7 @@
     </w:tcPr>
     <w:tblStylePr w:type="firstRow">
       <w:rPr>
+        <w:rFonts w:eastAsia="黑体"/>
         <w:b/>
         <w:bCs/>
       </w:rPr>
@@ -12488,6 +13022,7 @@
       <w:spacing w:after="0" w:line="240" w:lineRule="auto"/>
     </w:pPr>
     <w:rPr>
+      <w:rFonts w:eastAsia="黑体"/>
       <w:color w:themeColor="background1" w:val="FFFFFF"/>
     </w:rPr>
     <w:tblPr>
@@ -12506,6 +13041,7 @@
     </w:tcPr>
     <w:tblStylePr w:type="firstRow">
       <w:rPr>
+        <w:rFonts w:eastAsia="黑体"/>
         <w:b/>
         <w:bCs/>
       </w:rPr>
@@ -12602,6 +13138,7 @@
       <w:spacing w:after="0" w:line="240" w:lineRule="auto"/>
     </w:pPr>
     <w:rPr>
+      <w:rFonts w:eastAsia="黑体"/>
       <w:color w:themeColor="background1" w:val="FFFFFF"/>
     </w:rPr>
     <w:tblPr>
@@ -12620,6 +13157,7 @@
     </w:tcPr>
     <w:tblStylePr w:type="firstRow">
       <w:rPr>
+        <w:rFonts w:eastAsia="黑体"/>
         <w:b/>
         <w:bCs/>
       </w:rPr>
@@ -12716,6 +13254,7 @@
       <w:spacing w:after="0" w:line="240" w:lineRule="auto"/>
     </w:pPr>
     <w:rPr>
+      <w:rFonts w:eastAsia="黑体"/>
       <w:color w:themeColor="background1" w:val="FFFFFF"/>
     </w:rPr>
     <w:tblPr>
@@ -12734,6 +13273,7 @@
     </w:tcPr>
     <w:tblStylePr w:type="firstRow">
       <w:rPr>
+        <w:rFonts w:eastAsia="黑体"/>
         <w:b/>
         <w:bCs/>
       </w:rPr>
@@ -12830,6 +13370,7 @@
       <w:spacing w:after="0" w:line="240" w:lineRule="auto"/>
     </w:pPr>
     <w:rPr>
+      <w:rFonts w:eastAsia="黑体"/>
       <w:color w:themeColor="background1" w:val="FFFFFF"/>
     </w:rPr>
     <w:tblPr>
@@ -12848,6 +13389,7 @@
     </w:tcPr>
     <w:tblStylePr w:type="firstRow">
       <w:rPr>
+        <w:rFonts w:eastAsia="黑体"/>
         <w:b/>
         <w:bCs/>
       </w:rPr>
@@ -12944,6 +13486,7 @@
       <w:spacing w:after="0" w:line="240" w:lineRule="auto"/>
     </w:pPr>
     <w:rPr>
+      <w:rFonts w:eastAsia="黑体"/>
       <w:color w:themeColor="text1" w:val="000000"/>
     </w:rPr>
     <w:tblPr>
@@ -12970,6 +13513,7 @@
     </w:tcPr>
     <w:tblStylePr w:type="firstRow">
       <w:rPr>
+        <w:rFonts w:eastAsia="黑体"/>
         <w:b/>
         <w:bCs/>
       </w:rPr>
@@ -12988,6 +13532,7 @@
     </w:tblStylePr>
     <w:tblStylePr w:type="lastRow">
       <w:rPr>
+        <w:rFonts w:eastAsia="黑体"/>
         <w:b/>
         <w:bCs/>
         <w:color w:themeColor="background1" w:val="FFFFFF"/>
@@ -13002,6 +13547,7 @@
     </w:tblStylePr>
     <w:tblStylePr w:type="firstCol">
       <w:rPr>
+        <w:rFonts w:eastAsia="黑体"/>
         <w:color w:themeColor="background1" w:val="FFFFFF"/>
       </w:rPr>
       <w:tblPr/>
@@ -13019,6 +13565,7 @@
     </w:tblStylePr>
     <w:tblStylePr w:type="lastCol">
       <w:rPr>
+        <w:rFonts w:eastAsia="黑体"/>
         <w:color w:themeColor="background1" w:val="FFFFFF"/>
       </w:rPr>
       <w:tblPr/>
@@ -13048,11 +13595,13 @@
     </w:tblStylePr>
     <w:tblStylePr w:type="neCell">
       <w:rPr>
+        <w:rFonts w:eastAsia="黑体"/>
         <w:color w:themeColor="text1" w:val="000000"/>
       </w:rPr>
     </w:tblStylePr>
     <w:tblStylePr w:type="nwCell">
       <w:rPr>
+        <w:rFonts w:eastAsia="黑体"/>
         <w:color w:themeColor="text1" w:val="000000"/>
       </w:rPr>
     </w:tblStylePr>
@@ -13066,6 +13615,7 @@
       <w:spacing w:after="0" w:line="240" w:lineRule="auto"/>
     </w:pPr>
     <w:rPr>
+      <w:rFonts w:eastAsia="黑体"/>
       <w:color w:themeColor="text1" w:val="000000"/>
     </w:rPr>
     <w:tblPr>
@@ -13092,6 +13642,7 @@
     </w:tcPr>
     <w:tblStylePr w:type="firstRow">
       <w:rPr>
+        <w:rFonts w:eastAsia="黑体"/>
         <w:b/>
         <w:bCs/>
       </w:rPr>
@@ -13110,6 +13661,7 @@
     </w:tblStylePr>
     <w:tblStylePr w:type="lastRow">
       <w:rPr>
+        <w:rFonts w:eastAsia="黑体"/>
         <w:b/>
         <w:bCs/>
         <w:color w:themeColor="background1" w:val="FFFFFF"/>
@@ -13124,6 +13676,7 @@
     </w:tblStylePr>
     <w:tblStylePr w:type="firstCol">
       <w:rPr>
+        <w:rFonts w:eastAsia="黑体"/>
         <w:color w:themeColor="background1" w:val="FFFFFF"/>
       </w:rPr>
       <w:tblPr/>
@@ -13141,6 +13694,7 @@
     </w:tblStylePr>
     <w:tblStylePr w:type="lastCol">
       <w:rPr>
+        <w:rFonts w:eastAsia="黑体"/>
         <w:color w:themeColor="background1" w:val="FFFFFF"/>
       </w:rPr>
       <w:tblPr/>
@@ -13170,11 +13724,13 @@
     </w:tblStylePr>
     <w:tblStylePr w:type="neCell">
       <w:rPr>
+        <w:rFonts w:eastAsia="黑体"/>
         <w:color w:themeColor="text1" w:val="000000"/>
       </w:rPr>
     </w:tblStylePr>
     <w:tblStylePr w:type="nwCell">
       <w:rPr>
+        <w:rFonts w:eastAsia="黑体"/>
         <w:color w:themeColor="text1" w:val="000000"/>
       </w:rPr>
     </w:tblStylePr>
@@ -13188,6 +13744,7 @@
       <w:spacing w:after="0" w:line="240" w:lineRule="auto"/>
     </w:pPr>
     <w:rPr>
+      <w:rFonts w:eastAsia="黑体"/>
       <w:color w:themeColor="text1" w:val="000000"/>
     </w:rPr>
     <w:tblPr>
@@ -13214,6 +13771,7 @@
     </w:tcPr>
     <w:tblStylePr w:type="firstRow">
       <w:rPr>
+        <w:rFonts w:eastAsia="黑体"/>
         <w:b/>
         <w:bCs/>
       </w:rPr>
@@ -13232,6 +13790,7 @@
     </w:tblStylePr>
     <w:tblStylePr w:type="lastRow">
       <w:rPr>
+        <w:rFonts w:eastAsia="黑体"/>
         <w:b/>
         <w:bCs/>
         <w:color w:themeColor="background1" w:val="FFFFFF"/>
@@ -13246,6 +13805,7 @@
     </w:tblStylePr>
     <w:tblStylePr w:type="firstCol">
       <w:rPr>
+        <w:rFonts w:eastAsia="黑体"/>
         <w:color w:themeColor="background1" w:val="FFFFFF"/>
       </w:rPr>
       <w:tblPr/>
@@ -13263,6 +13823,7 @@
     </w:tblStylePr>
     <w:tblStylePr w:type="lastCol">
       <w:rPr>
+        <w:rFonts w:eastAsia="黑体"/>
         <w:color w:themeColor="background1" w:val="FFFFFF"/>
       </w:rPr>
       <w:tblPr/>
@@ -13292,11 +13853,13 @@
     </w:tblStylePr>
     <w:tblStylePr w:type="neCell">
       <w:rPr>
+        <w:rFonts w:eastAsia="黑体"/>
         <w:color w:themeColor="text1" w:val="000000"/>
       </w:rPr>
     </w:tblStylePr>
     <w:tblStylePr w:type="nwCell">
       <w:rPr>
+        <w:rFonts w:eastAsia="黑体"/>
         <w:color w:themeColor="text1" w:val="000000"/>
       </w:rPr>
     </w:tblStylePr>
@@ -13310,6 +13873,7 @@
       <w:spacing w:after="0" w:line="240" w:lineRule="auto"/>
     </w:pPr>
     <w:rPr>
+      <w:rFonts w:eastAsia="黑体"/>
       <w:color w:themeColor="text1" w:val="000000"/>
     </w:rPr>
     <w:tblPr>
@@ -13336,6 +13900,7 @@
     </w:tcPr>
     <w:tblStylePr w:type="firstRow">
       <w:rPr>
+        <w:rFonts w:eastAsia="黑体"/>
         <w:b/>
         <w:bCs/>
       </w:rPr>
@@ -13354,6 +13919,7 @@
     </w:tblStylePr>
     <w:tblStylePr w:type="lastRow">
       <w:rPr>
+        <w:rFonts w:eastAsia="黑体"/>
         <w:b/>
         <w:bCs/>
         <w:color w:themeColor="background1" w:val="FFFFFF"/>
@@ -13368,6 +13934,7 @@
     </w:tblStylePr>
     <w:tblStylePr w:type="firstCol">
       <w:rPr>
+        <w:rFonts w:eastAsia="黑体"/>
         <w:color w:themeColor="background1" w:val="FFFFFF"/>
       </w:rPr>
       <w:tblPr/>
@@ -13385,6 +13952,7 @@
     </w:tblStylePr>
     <w:tblStylePr w:type="lastCol">
       <w:rPr>
+        <w:rFonts w:eastAsia="黑体"/>
         <w:color w:themeColor="background1" w:val="FFFFFF"/>
       </w:rPr>
       <w:tblPr/>
@@ -13422,6 +13990,7 @@
       <w:spacing w:after="0" w:line="240" w:lineRule="auto"/>
     </w:pPr>
     <w:rPr>
+      <w:rFonts w:eastAsia="黑体"/>
       <w:color w:themeColor="text1" w:val="000000"/>
     </w:rPr>
     <w:tblPr>
@@ -13448,6 +14017,7 @@
     </w:tcPr>
     <w:tblStylePr w:type="firstRow">
       <w:rPr>
+        <w:rFonts w:eastAsia="黑体"/>
         <w:b/>
         <w:bCs/>
       </w:rPr>
@@ -13466,6 +14036,7 @@
     </w:tblStylePr>
     <w:tblStylePr w:type="lastRow">
       <w:rPr>
+        <w:rFonts w:eastAsia="黑体"/>
         <w:b/>
         <w:bCs/>
         <w:color w:themeColor="background1" w:val="FFFFFF"/>
@@ -13480,6 +14051,7 @@
     </w:tblStylePr>
     <w:tblStylePr w:type="firstCol">
       <w:rPr>
+        <w:rFonts w:eastAsia="黑体"/>
         <w:color w:themeColor="background1" w:val="FFFFFF"/>
       </w:rPr>
       <w:tblPr/>
@@ -13497,6 +14069,7 @@
     </w:tblStylePr>
     <w:tblStylePr w:type="lastCol">
       <w:rPr>
+        <w:rFonts w:eastAsia="黑体"/>
         <w:color w:themeColor="background1" w:val="FFFFFF"/>
       </w:rPr>
       <w:tblPr/>
@@ -13526,11 +14099,13 @@
     </w:tblStylePr>
     <w:tblStylePr w:type="neCell">
       <w:rPr>
+        <w:rFonts w:eastAsia="黑体"/>
         <w:color w:themeColor="text1" w:val="000000"/>
       </w:rPr>
     </w:tblStylePr>
     <w:tblStylePr w:type="nwCell">
       <w:rPr>
+        <w:rFonts w:eastAsia="黑体"/>
         <w:color w:themeColor="text1" w:val="000000"/>
       </w:rPr>
     </w:tblStylePr>
@@ -13544,6 +14119,7 @@
       <w:spacing w:after="0" w:line="240" w:lineRule="auto"/>
     </w:pPr>
     <w:rPr>
+      <w:rFonts w:eastAsia="黑体"/>
       <w:color w:themeColor="text1" w:val="000000"/>
     </w:rPr>
     <w:tblPr>
@@ -13570,6 +14146,7 @@
     </w:tcPr>
     <w:tblStylePr w:type="firstRow">
       <w:rPr>
+        <w:rFonts w:eastAsia="黑体"/>
         <w:b/>
         <w:bCs/>
       </w:rPr>
@@ -13588,6 +14165,7 @@
     </w:tblStylePr>
     <w:tblStylePr w:type="lastRow">
       <w:rPr>
+        <w:rFonts w:eastAsia="黑体"/>
         <w:b/>
         <w:bCs/>
         <w:color w:themeColor="background1" w:val="FFFFFF"/>
@@ -13602,6 +14180,7 @@
     </w:tblStylePr>
     <w:tblStylePr w:type="firstCol">
       <w:rPr>
+        <w:rFonts w:eastAsia="黑体"/>
         <w:color w:themeColor="background1" w:val="FFFFFF"/>
       </w:rPr>
       <w:tblPr/>
@@ -13619,6 +14198,7 @@
     </w:tblStylePr>
     <w:tblStylePr w:type="lastCol">
       <w:rPr>
+        <w:rFonts w:eastAsia="黑体"/>
         <w:color w:themeColor="background1" w:val="FFFFFF"/>
       </w:rPr>
       <w:tblPr/>
@@ -13648,11 +14228,13 @@
     </w:tblStylePr>
     <w:tblStylePr w:type="neCell">
       <w:rPr>
+        <w:rFonts w:eastAsia="黑体"/>
         <w:color w:themeColor="text1" w:val="000000"/>
       </w:rPr>
     </w:tblStylePr>
     <w:tblStylePr w:type="nwCell">
       <w:rPr>
+        <w:rFonts w:eastAsia="黑体"/>
         <w:color w:themeColor="text1" w:val="000000"/>
       </w:rPr>
     </w:tblStylePr>
@@ -13666,6 +14248,7 @@
       <w:spacing w:after="0" w:line="240" w:lineRule="auto"/>
     </w:pPr>
     <w:rPr>
+      <w:rFonts w:eastAsia="黑体"/>
       <w:color w:themeColor="text1" w:val="000000"/>
     </w:rPr>
     <w:tblPr>
@@ -13692,6 +14275,7 @@
     </w:tcPr>
     <w:tblStylePr w:type="firstRow">
       <w:rPr>
+        <w:rFonts w:eastAsia="黑体"/>
         <w:b/>
         <w:bCs/>
       </w:rPr>
@@ -13710,6 +14294,7 @@
     </w:tblStylePr>
     <w:tblStylePr w:type="lastRow">
       <w:rPr>
+        <w:rFonts w:eastAsia="黑体"/>
         <w:b/>
         <w:bCs/>
         <w:color w:themeColor="background1" w:val="FFFFFF"/>
@@ -13724,6 +14309,7 @@
     </w:tblStylePr>
     <w:tblStylePr w:type="firstCol">
       <w:rPr>
+        <w:rFonts w:eastAsia="黑体"/>
         <w:color w:themeColor="background1" w:val="FFFFFF"/>
       </w:rPr>
       <w:tblPr/>
@@ -13741,6 +14327,7 @@
     </w:tblStylePr>
     <w:tblStylePr w:type="lastCol">
       <w:rPr>
+        <w:rFonts w:eastAsia="黑体"/>
         <w:color w:themeColor="background1" w:val="FFFFFF"/>
       </w:rPr>
       <w:tblPr/>
@@ -13770,11 +14357,13 @@
     </w:tblStylePr>
     <w:tblStylePr w:type="neCell">
       <w:rPr>
+        <w:rFonts w:eastAsia="黑体"/>
         <w:color w:themeColor="text1" w:val="000000"/>
       </w:rPr>
     </w:tblStylePr>
     <w:tblStylePr w:type="nwCell">
       <w:rPr>
+        <w:rFonts w:eastAsia="黑体"/>
         <w:color w:themeColor="text1" w:val="000000"/>
       </w:rPr>
     </w:tblStylePr>
@@ -13788,6 +14377,7 @@
       <w:spacing w:after="0" w:line="240" w:lineRule="auto"/>
     </w:pPr>
     <w:rPr>
+      <w:rFonts w:eastAsia="黑体"/>
       <w:color w:themeColor="text1" w:val="000000"/>
     </w:rPr>
     <w:tblPr>
@@ -13806,6 +14396,7 @@
     </w:tcPr>
     <w:tblStylePr w:type="firstRow">
       <w:rPr>
+        <w:rFonts w:eastAsia="黑体"/>
         <w:b/>
         <w:bCs/>
         <w:color w:themeColor="background1" w:val="FFFFFF"/>
@@ -13820,6 +14411,7 @@
     </w:tblStylePr>
     <w:tblStylePr w:type="lastRow">
       <w:rPr>
+        <w:rFonts w:eastAsia="黑体"/>
         <w:b/>
         <w:bCs/>
         <w:color w:themeColor="accent2" w:themeShade="CC" w:val="9E3A38"/>
@@ -13834,12 +14426,14 @@
     </w:tblStylePr>
     <w:tblStylePr w:type="firstCol">
       <w:rPr>
+        <w:rFonts w:eastAsia="黑体"/>
         <w:b/>
         <w:bCs/>
       </w:rPr>
     </w:tblStylePr>
     <w:tblStylePr w:type="lastCol">
       <w:rPr>
+        <w:rFonts w:eastAsia="黑体"/>
         <w:b/>
         <w:bCs/>
       </w:rPr>
@@ -13874,6 +14468,7 @@
       <w:spacing w:after="0" w:line="240" w:lineRule="auto"/>
     </w:pPr>
     <w:rPr>
+      <w:rFonts w:eastAsia="黑体"/>
       <w:color w:themeColor="text1" w:val="000000"/>
     </w:rPr>
     <w:tblPr>
@@ -13892,6 +14487,7 @@
     </w:tcPr>
     <w:tblStylePr w:type="firstRow">
       <w:rPr>
+        <w:rFonts w:eastAsia="黑体"/>
         <w:b/>
         <w:bCs/>
         <w:color w:themeColor="background1" w:val="FFFFFF"/>
@@ -13906,6 +14502,7 @@
     </w:tblStylePr>
     <w:tblStylePr w:type="lastRow">
       <w:rPr>
+        <w:rFonts w:eastAsia="黑体"/>
         <w:b/>
         <w:bCs/>
         <w:color w:themeColor="accent2" w:themeShade="CC" w:val="9E3A38"/>
@@ -13920,12 +14517,14 @@
     </w:tblStylePr>
     <w:tblStylePr w:type="firstCol">
       <w:rPr>
+        <w:rFonts w:eastAsia="黑体"/>
         <w:b/>
         <w:bCs/>
       </w:rPr>
     </w:tblStylePr>
     <w:tblStylePr w:type="lastCol">
       <w:rPr>
+        <w:rFonts w:eastAsia="黑体"/>
         <w:b/>
         <w:bCs/>
       </w:rPr>
@@ -13960,6 +14559,7 @@
       <w:spacing w:after="0" w:line="240" w:lineRule="auto"/>
     </w:pPr>
     <w:rPr>
+      <w:rFonts w:eastAsia="黑体"/>
       <w:color w:themeColor="text1" w:val="000000"/>
     </w:rPr>
     <w:tblPr>
@@ -13978,6 +14578,7 @@
     </w:tcPr>
     <w:tblStylePr w:type="firstRow">
       <w:rPr>
+        <w:rFonts w:eastAsia="黑体"/>
         <w:b/>
         <w:bCs/>
         <w:color w:themeColor="background1" w:val="FFFFFF"/>
@@ -13992,6 +14593,7 @@
     </w:tblStylePr>
     <w:tblStylePr w:type="lastRow">
       <w:rPr>
+        <w:rFonts w:eastAsia="黑体"/>
         <w:b/>
         <w:bCs/>
         <w:color w:themeColor="accent2" w:themeShade="CC" w:val="9E3A38"/>
@@ -14006,12 +14608,14 @@
     </w:tblStylePr>
     <w:tblStylePr w:type="firstCol">
       <w:rPr>
+        <w:rFonts w:eastAsia="黑体"/>
         <w:b/>
         <w:bCs/>
       </w:rPr>
     </w:tblStylePr>
     <w:tblStylePr w:type="lastCol">
       <w:rPr>
+        <w:rFonts w:eastAsia="黑体"/>
         <w:b/>
         <w:bCs/>
       </w:rPr>
@@ -14046,6 +14650,7 @@
       <w:spacing w:after="0" w:line="240" w:lineRule="auto"/>
     </w:pPr>
     <w:rPr>
+      <w:rFonts w:eastAsia="黑体"/>
       <w:color w:themeColor="text1" w:val="000000"/>
     </w:rPr>
     <w:tblPr>
@@ -14064,6 +14669,7 @@
     </w:tcPr>
     <w:tblStylePr w:type="firstRow">
       <w:rPr>
+        <w:rFonts w:eastAsia="黑体"/>
         <w:b/>
         <w:bCs/>
         <w:color w:themeColor="background1" w:val="FFFFFF"/>
@@ -14078,6 +14684,7 @@
     </w:tblStylePr>
     <w:tblStylePr w:type="lastRow">
       <w:rPr>
+        <w:rFonts w:eastAsia="黑体"/>
         <w:b/>
         <w:bCs/>
         <w:color w:themeColor="accent4" w:themeShade="CC" w:val="664E82"/>
@@ -14092,12 +14699,14 @@
     </w:tblStylePr>
     <w:tblStylePr w:type="firstCol">
       <w:rPr>
+        <w:rFonts w:eastAsia="黑体"/>
         <w:b/>
         <w:bCs/>
       </w:rPr>
     </w:tblStylePr>
     <w:tblStylePr w:type="lastCol">
       <w:rPr>
+        <w:rFonts w:eastAsia="黑体"/>
         <w:b/>
         <w:bCs/>
       </w:rPr>
@@ -14132,6 +14741,7 @@
       <w:spacing w:after="0" w:line="240" w:lineRule="auto"/>
     </w:pPr>
     <w:rPr>
+      <w:rFonts w:eastAsia="黑体"/>
       <w:color w:themeColor="text1" w:val="000000"/>
     </w:rPr>
     <w:tblPr>
@@ -14150,6 +14760,7 @@
     </w:tcPr>
     <w:tblStylePr w:type="firstRow">
       <w:rPr>
+        <w:rFonts w:eastAsia="黑体"/>
         <w:b/>
         <w:bCs/>
         <w:color w:themeColor="background1" w:val="FFFFFF"/>
@@ -14164,6 +14775,7 @@
     </w:tblStylePr>
     <w:tblStylePr w:type="lastRow">
       <w:rPr>
+        <w:rFonts w:eastAsia="黑体"/>
         <w:b/>
         <w:bCs/>
         <w:color w:themeColor="accent3" w:themeShade="CC" w:val="7E9C40"/>
@@ -14178,12 +14790,14 @@
     </w:tblStylePr>
     <w:tblStylePr w:type="firstCol">
       <w:rPr>
+        <w:rFonts w:eastAsia="黑体"/>
         <w:b/>
         <w:bCs/>
       </w:rPr>
     </w:tblStylePr>
     <w:tblStylePr w:type="lastCol">
       <w:rPr>
+        <w:rFonts w:eastAsia="黑体"/>
         <w:b/>
         <w:bCs/>
       </w:rPr>
@@ -14218,6 +14832,7 @@
       <w:spacing w:after="0" w:line="240" w:lineRule="auto"/>
     </w:pPr>
     <w:rPr>
+      <w:rFonts w:eastAsia="黑体"/>
       <w:color w:themeColor="text1" w:val="000000"/>
     </w:rPr>
     <w:tblPr>
@@ -14236,6 +14851,7 @@
     </w:tcPr>
     <w:tblStylePr w:type="firstRow">
       <w:rPr>
+        <w:rFonts w:eastAsia="黑体"/>
         <w:b/>
         <w:bCs/>
         <w:color w:themeColor="background1" w:val="FFFFFF"/>
@@ -14250,6 +14866,7 @@
     </w:tblStylePr>
     <w:tblStylePr w:type="lastRow">
       <w:rPr>
+        <w:rFonts w:eastAsia="黑体"/>
         <w:b/>
         <w:bCs/>
         <w:color w:themeColor="accent6" w:themeShade="CC" w:val="F2730A"/>
@@ -14264,12 +14881,14 @@
     </w:tblStylePr>
     <w:tblStylePr w:type="firstCol">
       <w:rPr>
+        <w:rFonts w:eastAsia="黑体"/>
         <w:b/>
         <w:bCs/>
       </w:rPr>
     </w:tblStylePr>
     <w:tblStylePr w:type="lastCol">
       <w:rPr>
+        <w:rFonts w:eastAsia="黑体"/>
         <w:b/>
         <w:bCs/>
       </w:rPr>
@@ -14304,6 +14923,7 @@
       <w:spacing w:after="0" w:line="240" w:lineRule="auto"/>
     </w:pPr>
     <w:rPr>
+      <w:rFonts w:eastAsia="黑体"/>
       <w:color w:themeColor="text1" w:val="000000"/>
     </w:rPr>
     <w:tblPr>
@@ -14322,6 +14942,7 @@
     </w:tcPr>
     <w:tblStylePr w:type="firstRow">
       <w:rPr>
+        <w:rFonts w:eastAsia="黑体"/>
         <w:b/>
         <w:bCs/>
         <w:color w:themeColor="background1" w:val="FFFFFF"/>
@@ -14336,6 +14957,7 @@
     </w:tblStylePr>
     <w:tblStylePr w:type="lastRow">
       <w:rPr>
+        <w:rFonts w:eastAsia="黑体"/>
         <w:b/>
         <w:bCs/>
         <w:color w:themeColor="accent5" w:themeShade="CC" w:val="348DA5"/>
@@ -14350,12 +14972,14 @@
     </w:tblStylePr>
     <w:tblStylePr w:type="firstCol">
       <w:rPr>
+        <w:rFonts w:eastAsia="黑体"/>
         <w:b/>
         <w:bCs/>
       </w:rPr>
     </w:tblStylePr>
     <w:tblStylePr w:type="lastCol">
       <w:rPr>
+        <w:rFonts w:eastAsia="黑体"/>
         <w:b/>
         <w:bCs/>
       </w:rPr>
@@ -14390,6 +15014,7 @@
       <w:spacing w:after="0" w:line="240" w:lineRule="auto"/>
     </w:pPr>
     <w:rPr>
+      <w:rFonts w:eastAsia="黑体"/>
       <w:color w:themeColor="text1" w:val="000000"/>
     </w:rPr>
     <w:tblPr>
@@ -14411,6 +15036,7 @@
     </w:tcPr>
     <w:tblStylePr w:type="firstRow">
       <w:rPr>
+        <w:rFonts w:eastAsia="黑体"/>
         <w:b/>
         <w:bCs/>
       </w:rPr>
@@ -14421,6 +15047,7 @@
     </w:tblStylePr>
     <w:tblStylePr w:type="lastRow">
       <w:rPr>
+        <w:rFonts w:eastAsia="黑体"/>
         <w:b/>
         <w:bCs/>
         <w:color w:themeColor="text1" w:val="000000"/>
@@ -14432,6 +15059,7 @@
     </w:tblStylePr>
     <w:tblStylePr w:type="firstCol">
       <w:rPr>
+        <w:rFonts w:eastAsia="黑体"/>
         <w:color w:themeColor="background1" w:val="FFFFFF"/>
       </w:rPr>
       <w:tblPr/>
@@ -14441,6 +15069,7 @@
     </w:tblStylePr>
     <w:tblStylePr w:type="lastCol">
       <w:rPr>
+        <w:rFonts w:eastAsia="黑体"/>
         <w:color w:themeColor="background1" w:val="FFFFFF"/>
       </w:rPr>
       <w:tblPr/>
@@ -14470,6 +15099,7 @@
       <w:spacing w:after="0" w:line="240" w:lineRule="auto"/>
     </w:pPr>
     <w:rPr>
+      <w:rFonts w:eastAsia="黑体"/>
       <w:color w:themeColor="text1" w:val="000000"/>
     </w:rPr>
     <w:tblPr>
@@ -14491,6 +15121,7 @@
     </w:tcPr>
     <w:tblStylePr w:type="firstRow">
       <w:rPr>
+        <w:rFonts w:eastAsia="黑体"/>
         <w:b/>
         <w:bCs/>
       </w:rPr>
@@ -14501,6 +15132,7 @@
     </w:tblStylePr>
     <w:tblStylePr w:type="lastRow">
       <w:rPr>
+        <w:rFonts w:eastAsia="黑体"/>
         <w:b/>
         <w:bCs/>
         <w:color w:themeColor="text1" w:val="000000"/>
@@ -14512,6 +15144,7 @@
     </w:tblStylePr>
     <w:tblStylePr w:type="firstCol">
       <w:rPr>
+        <w:rFonts w:eastAsia="黑体"/>
         <w:color w:themeColor="background1" w:val="FFFFFF"/>
       </w:rPr>
       <w:tblPr/>
@@ -14521,6 +15154,7 @@
     </w:tblStylePr>
     <w:tblStylePr w:type="lastCol">
       <w:rPr>
+        <w:rFonts w:eastAsia="黑体"/>
         <w:color w:themeColor="background1" w:val="FFFFFF"/>
       </w:rPr>
       <w:tblPr/>
@@ -14550,6 +15184,7 @@
       <w:spacing w:after="0" w:line="240" w:lineRule="auto"/>
     </w:pPr>
     <w:rPr>
+      <w:rFonts w:eastAsia="黑体"/>
       <w:color w:themeColor="text1" w:val="000000"/>
     </w:rPr>
     <w:tblPr>
@@ -14571,6 +15206,7 @@
     </w:tcPr>
     <w:tblStylePr w:type="firstRow">
       <w:rPr>
+        <w:rFonts w:eastAsia="黑体"/>
         <w:b/>
         <w:bCs/>
       </w:rPr>
@@ -14581,6 +15217,7 @@
     </w:tblStylePr>
     <w:tblStylePr w:type="lastRow">
       <w:rPr>
+        <w:rFonts w:eastAsia="黑体"/>
         <w:b/>
         <w:bCs/>
         <w:color w:themeColor="text1" w:val="000000"/>
@@ -14592,6 +15229,7 @@
     </w:tblStylePr>
     <w:tblStylePr w:type="firstCol">
       <w:rPr>
+        <w:rFonts w:eastAsia="黑体"/>
         <w:color w:themeColor="background1" w:val="FFFFFF"/>
       </w:rPr>
       <w:tblPr/>
@@ -14601,6 +15239,7 @@
     </w:tblStylePr>
     <w:tblStylePr w:type="lastCol">
       <w:rPr>
+        <w:rFonts w:eastAsia="黑体"/>
         <w:color w:themeColor="background1" w:val="FFFFFF"/>
       </w:rPr>
       <w:tblPr/>
@@ -14630,6 +15269,7 @@
       <w:spacing w:after="0" w:line="240" w:lineRule="auto"/>
     </w:pPr>
     <w:rPr>
+      <w:rFonts w:eastAsia="黑体"/>
       <w:color w:themeColor="text1" w:val="000000"/>
     </w:rPr>
     <w:tblPr>
@@ -14651,6 +15291,7 @@
     </w:tcPr>
     <w:tblStylePr w:type="firstRow">
       <w:rPr>
+        <w:rFonts w:eastAsia="黑体"/>
         <w:b/>
         <w:bCs/>
       </w:rPr>
@@ -14661,6 +15302,7 @@
     </w:tblStylePr>
     <w:tblStylePr w:type="lastRow">
       <w:rPr>
+        <w:rFonts w:eastAsia="黑体"/>
         <w:b/>
         <w:bCs/>
         <w:color w:themeColor="text1" w:val="000000"/>
@@ -14672,6 +15314,7 @@
     </w:tblStylePr>
     <w:tblStylePr w:type="firstCol">
       <w:rPr>
+        <w:rFonts w:eastAsia="黑体"/>
         <w:color w:themeColor="background1" w:val="FFFFFF"/>
       </w:rPr>
       <w:tblPr/>
@@ -14681,6 +15324,7 @@
     </w:tblStylePr>
     <w:tblStylePr w:type="lastCol">
       <w:rPr>
+        <w:rFonts w:eastAsia="黑体"/>
         <w:color w:themeColor="background1" w:val="FFFFFF"/>
       </w:rPr>
       <w:tblPr/>
@@ -14710,6 +15354,7 @@
       <w:spacing w:after="0" w:line="240" w:lineRule="auto"/>
     </w:pPr>
     <w:rPr>
+      <w:rFonts w:eastAsia="黑体"/>
       <w:color w:themeColor="text1" w:val="000000"/>
     </w:rPr>
     <w:tblPr>
@@ -14731,6 +15376,7 @@
     </w:tcPr>
     <w:tblStylePr w:type="firstRow">
       <w:rPr>
+        <w:rFonts w:eastAsia="黑体"/>
         <w:b/>
         <w:bCs/>
       </w:rPr>
@@ -14741,6 +15387,7 @@
     </w:tblStylePr>
     <w:tblStylePr w:type="lastRow">
       <w:rPr>
+        <w:rFonts w:eastAsia="黑体"/>
         <w:b/>
         <w:bCs/>
         <w:color w:themeColor="text1" w:val="000000"/>
@@ -14752,6 +15399,7 @@
     </w:tblStylePr>
     <w:tblStylePr w:type="firstCol">
       <w:rPr>
+        <w:rFonts w:eastAsia="黑体"/>
         <w:color w:themeColor="background1" w:val="FFFFFF"/>
       </w:rPr>
       <w:tblPr/>
@@ -14761,6 +15409,7 @@
     </w:tblStylePr>
     <w:tblStylePr w:type="lastCol">
       <w:rPr>
+        <w:rFonts w:eastAsia="黑体"/>
         <w:color w:themeColor="background1" w:val="FFFFFF"/>
       </w:rPr>
       <w:tblPr/>
@@ -14790,6 +15439,7 @@
       <w:spacing w:after="0" w:line="240" w:lineRule="auto"/>
     </w:pPr>
     <w:rPr>
+      <w:rFonts w:eastAsia="黑体"/>
       <w:color w:themeColor="text1" w:val="000000"/>
     </w:rPr>
     <w:tblPr>
@@ -14811,6 +15461,7 @@
     </w:tcPr>
     <w:tblStylePr w:type="firstRow">
       <w:rPr>
+        <w:rFonts w:eastAsia="黑体"/>
         <w:b/>
         <w:bCs/>
       </w:rPr>
@@ -14821,6 +15472,7 @@
     </w:tblStylePr>
     <w:tblStylePr w:type="lastRow">
       <w:rPr>
+        <w:rFonts w:eastAsia="黑体"/>
         <w:b/>
         <w:bCs/>
         <w:color w:themeColor="text1" w:val="000000"/>
@@ -14832,6 +15484,7 @@
     </w:tblStylePr>
     <w:tblStylePr w:type="firstCol">
       <w:rPr>
+        <w:rFonts w:eastAsia="黑体"/>
         <w:color w:themeColor="background1" w:val="FFFFFF"/>
       </w:rPr>
       <w:tblPr/>
@@ -14841,6 +15494,7 @@
     </w:tblStylePr>
     <w:tblStylePr w:type="lastCol">
       <w:rPr>
+        <w:rFonts w:eastAsia="黑体"/>
         <w:color w:themeColor="background1" w:val="FFFFFF"/>
       </w:rPr>
       <w:tblPr/>
@@ -14870,6 +15524,7 @@
       <w:spacing w:after="0" w:line="240" w:lineRule="auto"/>
     </w:pPr>
     <w:rPr>
+      <w:rFonts w:eastAsia="黑体"/>
       <w:color w:themeColor="text1" w:val="000000"/>
     </w:rPr>
     <w:tblPr>
@@ -14891,6 +15546,7 @@
     </w:tcPr>
     <w:tblStylePr w:type="firstRow">
       <w:rPr>
+        <w:rFonts w:eastAsia="黑体"/>
         <w:b/>
         <w:bCs/>
       </w:rPr>
@@ -14901,6 +15557,7 @@
     </w:tblStylePr>
     <w:tblStylePr w:type="lastRow">
       <w:rPr>
+        <w:rFonts w:eastAsia="黑体"/>
         <w:b/>
         <w:bCs/>
         <w:color w:themeColor="text1" w:val="000000"/>
@@ -14912,6 +15569,7 @@
     </w:tblStylePr>
     <w:tblStylePr w:type="firstCol">
       <w:rPr>
+        <w:rFonts w:eastAsia="黑体"/>
         <w:color w:themeColor="background1" w:val="FFFFFF"/>
       </w:rPr>
       <w:tblPr/>
@@ -14921,6 +15579,7 @@
     </w:tblStylePr>
     <w:tblStylePr w:type="lastCol">
       <w:rPr>
+        <w:rFonts w:eastAsia="黑体"/>
         <w:color w:themeColor="background1" w:val="FFFFFF"/>
       </w:rPr>
       <w:tblPr/>
@@ -14953,6 +15612,7 @@
     <w:name w:val="KeywordTok"/>
     <w:basedOn w:val="VerbatimChar"/>
     <w:rPr>
+      <w:rFonts w:eastAsia="黑体"/>
       <w:b/>
       <w:color w:val="007020"/>
     </w:rPr>
@@ -14961,6 +15621,7 @@
     <w:name w:val="DataTypeTok"/>
     <w:basedOn w:val="VerbatimChar"/>
     <w:rPr>
+      <w:rFonts w:eastAsia="黑体"/>
       <w:color w:val="902000"/>
     </w:rPr>
   </w:style>
@@ -14968,6 +15629,7 @@
     <w:name w:val="DecValTok"/>
     <w:basedOn w:val="VerbatimChar"/>
     <w:rPr>
+      <w:rFonts w:eastAsia="黑体"/>
       <w:color w:val="40a070"/>
     </w:rPr>
   </w:style>
@@ -14975,6 +15637,7 @@
     <w:name w:val="BaseNTok"/>
     <w:basedOn w:val="VerbatimChar"/>
     <w:rPr>
+      <w:rFonts w:eastAsia="黑体"/>
       <w:color w:val="40a070"/>
     </w:rPr>
   </w:style>
@@ -14982,6 +15645,7 @@
     <w:name w:val="FloatTok"/>
     <w:basedOn w:val="VerbatimChar"/>
     <w:rPr>
+      <w:rFonts w:eastAsia="黑体"/>
       <w:color w:val="40a070"/>
     </w:rPr>
   </w:style>
@@ -14989,6 +15653,7 @@
     <w:name w:val="ConstantTok"/>
     <w:basedOn w:val="VerbatimChar"/>
     <w:rPr>
+      <w:rFonts w:eastAsia="黑体"/>
       <w:color w:val="880000"/>
     </w:rPr>
   </w:style>
@@ -14996,6 +15661,7 @@
     <w:name w:val="CharTok"/>
     <w:basedOn w:val="VerbatimChar"/>
     <w:rPr>
+      <w:rFonts w:eastAsia="黑体"/>
       <w:color w:val="4070a0"/>
     </w:rPr>
   </w:style>
@@ -15003,6 +15669,7 @@
     <w:name w:val="SpecialCharTok"/>
     <w:basedOn w:val="VerbatimChar"/>
     <w:rPr>
+      <w:rFonts w:eastAsia="黑体"/>
       <w:color w:val="4070a0"/>
     </w:rPr>
   </w:style>
@@ -15010,6 +15677,7 @@
     <w:name w:val="StringTok"/>
     <w:basedOn w:val="VerbatimChar"/>
     <w:rPr>
+      <w:rFonts w:eastAsia="黑体"/>
       <w:color w:val="4070a0"/>
     </w:rPr>
   </w:style>
@@ -15017,6 +15685,7 @@
     <w:name w:val="VerbatimStringTok"/>
     <w:basedOn w:val="VerbatimChar"/>
     <w:rPr>
+      <w:rFonts w:eastAsia="黑体"/>
       <w:color w:val="4070a0"/>
     </w:rPr>
   </w:style>
@@ -15024,6 +15693,7 @@
     <w:name w:val="SpecialStringTok"/>
     <w:basedOn w:val="VerbatimChar"/>
     <w:rPr>
+      <w:rFonts w:eastAsia="黑体"/>
       <w:color w:val="bb6688"/>
     </w:rPr>
   </w:style>
@@ -15031,6 +15701,7 @@
     <w:name w:val="ImportTok"/>
     <w:basedOn w:val="VerbatimChar"/>
     <w:rPr>
+      <w:rFonts w:eastAsia="黑体"/>
       <w:b/>
       <w:color w:val="008000"/>
     </w:rPr>
@@ -15039,6 +15710,7 @@
     <w:name w:val="CommentTok"/>
     <w:basedOn w:val="VerbatimChar"/>
     <w:rPr>
+      <w:rFonts w:eastAsia="黑体"/>
       <w:i/>
       <w:color w:val="60a0b0"/>
     </w:rPr>
@@ -15047,6 +15719,7 @@
     <w:name w:val="DocumentationTok"/>
     <w:basedOn w:val="VerbatimChar"/>
     <w:rPr>
+      <w:rFonts w:eastAsia="黑体"/>
       <w:i/>
       <w:color w:val="ba2121"/>
     </w:rPr>
@@ -15055,6 +15728,7 @@
     <w:name w:val="AnnotationTok"/>
     <w:basedOn w:val="VerbatimChar"/>
     <w:rPr>
+      <w:rFonts w:eastAsia="黑体"/>
       <w:b/>
       <w:i/>
       <w:color w:val="60a0b0"/>
@@ -15064,6 +15738,7 @@
     <w:name w:val="CommentVarTok"/>
     <w:basedOn w:val="VerbatimChar"/>
     <w:rPr>
+      <w:rFonts w:eastAsia="黑体"/>
       <w:b/>
       <w:i/>
       <w:color w:val="60a0b0"/>
@@ -15073,6 +15748,7 @@
     <w:name w:val="OtherTok"/>
     <w:basedOn w:val="VerbatimChar"/>
     <w:rPr>
+      <w:rFonts w:eastAsia="黑体"/>
       <w:color w:val="007020"/>
     </w:rPr>
   </w:style>
@@ -15080,6 +15756,7 @@
     <w:name w:val="FunctionTok"/>
     <w:basedOn w:val="VerbatimChar"/>
     <w:rPr>
+      <w:rFonts w:eastAsia="黑体"/>
       <w:color w:val="06287e"/>
     </w:rPr>
   </w:style>
@@ -15087,6 +15764,7 @@
     <w:name w:val="VariableTok"/>
     <w:basedOn w:val="VerbatimChar"/>
     <w:rPr>
+      <w:rFonts w:eastAsia="黑体"/>
       <w:color w:val="19177c"/>
     </w:rPr>
   </w:style>
@@ -15094,6 +15772,7 @@
     <w:name w:val="ControlFlowTok"/>
     <w:basedOn w:val="VerbatimChar"/>
     <w:rPr>
+      <w:rFonts w:eastAsia="黑体"/>
       <w:b/>
       <w:color w:val="007020"/>
     </w:rPr>
@@ -15102,6 +15781,7 @@
     <w:name w:val="OperatorTok"/>
     <w:basedOn w:val="VerbatimChar"/>
     <w:rPr>
+      <w:rFonts w:eastAsia="黑体"/>
       <w:color w:val="666666"/>
     </w:rPr>
   </w:style>
@@ -15109,18 +15789,22 @@
     <w:name w:val="BuiltInTok"/>
     <w:basedOn w:val="VerbatimChar"/>
     <w:rPr>
+      <w:rFonts w:eastAsia="黑体"/>
       <w:color w:val="008000"/>
     </w:rPr>
   </w:style>
   <w:style w:type="character" w:customStyle="1" w:styleId="ExtensionTok">
     <w:name w:val="ExtensionTok"/>
     <w:basedOn w:val="VerbatimChar"/>
-    <w:rPr/>
+    <w:rPr>
+      <w:rFonts w:eastAsia="黑体"/>
+    </w:rPr>
   </w:style>
   <w:style w:type="character" w:customStyle="1" w:styleId="PreprocessorTok">
     <w:name w:val="PreprocessorTok"/>
     <w:basedOn w:val="VerbatimChar"/>
     <w:rPr>
+      <w:rFonts w:eastAsia="黑体"/>
       <w:color w:val="bc7a00"/>
     </w:rPr>
   </w:style>
@@ -15128,18 +15812,22 @@
     <w:name w:val="AttributeTok"/>
     <w:basedOn w:val="VerbatimChar"/>
     <w:rPr>
+      <w:rFonts w:eastAsia="黑体"/>
       <w:color w:val="7d9029"/>
     </w:rPr>
   </w:style>
   <w:style w:type="character" w:customStyle="1" w:styleId="RegionMarkerTok">
     <w:name w:val="RegionMarkerTok"/>
     <w:basedOn w:val="VerbatimChar"/>
-    <w:rPr/>
+    <w:rPr>
+      <w:rFonts w:eastAsia="黑体"/>
+    </w:rPr>
   </w:style>
   <w:style w:type="character" w:customStyle="1" w:styleId="InformationTok">
     <w:name w:val="InformationTok"/>
     <w:basedOn w:val="VerbatimChar"/>
     <w:rPr>
+      <w:rFonts w:eastAsia="黑体"/>
       <w:b/>
       <w:i/>
       <w:color w:val="60a0b0"/>
@@ -15149,6 +15837,7 @@
     <w:name w:val="WarningTok"/>
     <w:basedOn w:val="VerbatimChar"/>
     <w:rPr>
+      <w:rFonts w:eastAsia="黑体"/>
       <w:b/>
       <w:i/>
       <w:color w:val="60a0b0"/>
@@ -15158,6 +15847,7 @@
     <w:name w:val="AlertTok"/>
     <w:basedOn w:val="VerbatimChar"/>
     <w:rPr>
+      <w:rFonts w:eastAsia="黑体"/>
       <w:b/>
       <w:color w:val="ff0000"/>
     </w:rPr>
@@ -15166,6 +15856,7 @@
     <w:name w:val="ErrorTok"/>
     <w:basedOn w:val="VerbatimChar"/>
     <w:rPr>
+      <w:rFonts w:eastAsia="黑体"/>
       <w:b/>
       <w:color w:val="ff0000"/>
     </w:rPr>
@@ -15173,7 +15864,9 @@
   <w:style w:type="character" w:customStyle="1" w:styleId="NormalTok">
     <w:name w:val="NormalTok"/>
     <w:basedOn w:val="VerbatimChar"/>
-    <w:rPr/>
+    <w:rPr>
+      <w:rFonts w:eastAsia="黑体"/>
+    </w:rPr>
   </w:style>
 </w:styles>
 </file>
@@ -15222,12 +15915,12 @@
     <a:fontScheme name="Office">
       <a:majorFont>
         <a:latin typeface="Calibri"/>
-        <a:ea typeface=""/>
+        <a:ea typeface="黑体"/>
         <a:cs typeface=""/>
         <a:font script="Jpan" typeface="ＭＳ ゴシック"/>
         <a:font script="Hang" typeface="맑은 고딕"/>
-        <a:font script="Hans" typeface="宋体"/>
-        <a:font script="Hant" typeface="新細明體"/>
+        <a:font script="Hans" typeface="黑体"/>
+        <a:font script="Hant" typeface="黑体"/>
         <a:font script="Arab" typeface="Times New Roman"/>
         <a:font script="Hebr" typeface="Times New Roman"/>
         <a:font script="Thai" typeface="Angsana New"/>
@@ -15257,12 +15950,12 @@
       </a:majorFont>
       <a:minorFont>
         <a:latin typeface="Cambria"/>
-        <a:ea typeface=""/>
+        <a:ea typeface="黑体"/>
         <a:cs typeface=""/>
         <a:font script="Jpan" typeface="ＭＳ 明朝"/>
         <a:font script="Hang" typeface="맑은 고딕"/>
-        <a:font script="Hans" typeface="宋体"/>
-        <a:font script="Hant" typeface="新細明體"/>
+        <a:font script="Hans" typeface="黑体"/>
+        <a:font script="Hant" typeface="黑体"/>
         <a:font script="Arab" typeface="Arial"/>
         <a:font script="Hebr" typeface="Arial"/>
         <a:font script="Thai" typeface="Cordia New"/>

--- a/01-电源电路/03-整流滤波电路/多倍压整流电路/多倍压整流电路.docx
+++ b/01-电源电路/03-整流滤波电路/多倍压整流电路/多倍压整流电路.docx
@@ -2844,7 +2844,7 @@
           <w:color w:val="555555"/>
           <w:sz w:val="21"/>
         </w:rPr>
-        <w:t>材料收集者：杜文杰，WX手机：19519196569，QQ:3478827729</w:t>
+        <w:t>材料收集者：杜文杰，微信/手机：19519196569，QQ:3478827729</w:t>
       </w:r>
     </w:p>
     <w:sectPr>
